--- a/sparse-calibration-kt/IJIET_FINAL_REVISION/output/OJS_UPLOAD/Reproducible Sparse-Concept and Calibration Diagnostics for Knowledge Tracing.docx
+++ b/sparse-calibration-kt/IJIET_FINAL_REVISION/output/OJS_UPLOAD/Reproducible Sparse-Concept and Calibration Diagnostics for Knowledge Tracing.docx
@@ -11143,6 +11143,10 @@
     <w:p>
       <w:pPr>
         <w:pStyle w:val="Heading1"/>
+        <w:numPr>
+          <w:ilvl w:val="0"/>
+          <w:numId w:val="0"/>
+        </w:numPr>
         <w:spacing w:before="0"/>
       </w:pPr>
       <w:r>

--- a/sparse-calibration-kt/IJIET_FINAL_REVISION/output/OJS_UPLOAD/Reproducible Sparse-Concept and Calibration Diagnostics for Knowledge Tracing.docx
+++ b/sparse-calibration-kt/IJIET_FINAL_REVISION/output/OJS_UPLOAD/Reproducible Sparse-Concept and Calibration Diagnostics for Knowledge Tracing.docx
@@ -515,7 +515,7 @@
     <w:p>
       <w:pPr>
         <w:pStyle w:val="figurecaption0"/>
-        <w:spacing w:before="120"/>
+        <w:spacing w:before="80" w:after="40"/>
       </w:pPr>
       <w:r>
         <w:t>Table 1. Post-processing cohort statistics (learner-based split). Learner, knowledge-component (KC), interaction, and test-event counts are post-processing totals, not raw public-dump counts. Test events are fold 0. Table 5 reports four-partition mean evaluated events after prediction export and stratum assignment; those counts are not expected to match or sum exactly to Table 1.</w:t>
@@ -535,10 +535,10 @@
         </w:tblBorders>
         <w:tblLayout w:type="fixed"/>
         <w:tblCellMar>
-          <w:top w:w="20" w:type="dxa"/>
-          <w:left w:w="40" w:type="dxa"/>
-          <w:bottom w:w="20" w:type="dxa"/>
-          <w:right w:w="40" w:type="dxa"/>
+          <w:top w:w="30" w:type="dxa"/>
+          <w:left w:w="80" w:type="dxa"/>
+          <w:bottom w:w="30" w:type="dxa"/>
+          <w:right w:w="80" w:type="dxa"/>
         </w:tblCellMar>
         <w:tblLook w:val="04A0" w:firstRow="1" w:lastRow="0" w:firstColumn="1" w:lastColumn="0" w:noHBand="0" w:noVBand="1"/>
       </w:tblPr>
@@ -564,6 +564,7 @@
               <w:bottom w:w="10" w:type="dxa"/>
               <w:right w:w="20" w:type="dxa"/>
             </w:tcMar>
+            <w:vAlign w:val="center"/>
           </w:tcPr>
           <w:p>
             <w:pPr>
@@ -591,6 +592,7 @@
               <w:bottom w:w="10" w:type="dxa"/>
               <w:right w:w="20" w:type="dxa"/>
             </w:tcMar>
+            <w:vAlign w:val="center"/>
           </w:tcPr>
           <w:p>
             <w:pPr>
@@ -618,6 +620,7 @@
               <w:bottom w:w="10" w:type="dxa"/>
               <w:right w:w="20" w:type="dxa"/>
             </w:tcMar>
+            <w:vAlign w:val="center"/>
           </w:tcPr>
           <w:p>
             <w:pPr>
@@ -645,6 +648,7 @@
               <w:bottom w:w="10" w:type="dxa"/>
               <w:right w:w="20" w:type="dxa"/>
             </w:tcMar>
+            <w:vAlign w:val="center"/>
           </w:tcPr>
           <w:p>
             <w:pPr>
@@ -672,6 +676,7 @@
               <w:bottom w:w="10" w:type="dxa"/>
               <w:right w:w="20" w:type="dxa"/>
             </w:tcMar>
+            <w:vAlign w:val="center"/>
           </w:tcPr>
           <w:p>
             <w:pPr>
@@ -705,6 +710,7 @@
               <w:bottom w:w="10" w:type="dxa"/>
               <w:right w:w="20" w:type="dxa"/>
             </w:tcMar>
+            <w:vAlign w:val="center"/>
           </w:tcPr>
           <w:p>
             <w:pPr>
@@ -730,6 +736,7 @@
               <w:bottom w:w="10" w:type="dxa"/>
               <w:right w:w="20" w:type="dxa"/>
             </w:tcMar>
+            <w:vAlign w:val="center"/>
           </w:tcPr>
           <w:p>
             <w:pPr>
@@ -755,6 +762,7 @@
               <w:bottom w:w="10" w:type="dxa"/>
               <w:right w:w="20" w:type="dxa"/>
             </w:tcMar>
+            <w:vAlign w:val="center"/>
           </w:tcPr>
           <w:p>
             <w:pPr>
@@ -780,6 +788,7 @@
               <w:bottom w:w="10" w:type="dxa"/>
               <w:right w:w="20" w:type="dxa"/>
             </w:tcMar>
+            <w:vAlign w:val="center"/>
           </w:tcPr>
           <w:p>
             <w:pPr>
@@ -805,6 +814,7 @@
               <w:bottom w:w="10" w:type="dxa"/>
               <w:right w:w="20" w:type="dxa"/>
             </w:tcMar>
+            <w:vAlign w:val="center"/>
           </w:tcPr>
           <w:p>
             <w:pPr>
@@ -836,6 +846,7 @@
               <w:bottom w:w="10" w:type="dxa"/>
               <w:right w:w="20" w:type="dxa"/>
             </w:tcMar>
+            <w:vAlign w:val="center"/>
           </w:tcPr>
           <w:p>
             <w:pPr>
@@ -861,6 +872,7 @@
               <w:bottom w:w="10" w:type="dxa"/>
               <w:right w:w="20" w:type="dxa"/>
             </w:tcMar>
+            <w:vAlign w:val="center"/>
           </w:tcPr>
           <w:p>
             <w:pPr>
@@ -886,6 +898,7 @@
               <w:bottom w:w="10" w:type="dxa"/>
               <w:right w:w="20" w:type="dxa"/>
             </w:tcMar>
+            <w:vAlign w:val="center"/>
           </w:tcPr>
           <w:p>
             <w:pPr>
@@ -911,6 +924,7 @@
               <w:bottom w:w="10" w:type="dxa"/>
               <w:right w:w="20" w:type="dxa"/>
             </w:tcMar>
+            <w:vAlign w:val="center"/>
           </w:tcPr>
           <w:p>
             <w:pPr>
@@ -936,6 +950,7 @@
               <w:bottom w:w="10" w:type="dxa"/>
               <w:right w:w="20" w:type="dxa"/>
             </w:tcMar>
+            <w:vAlign w:val="center"/>
           </w:tcPr>
           <w:p>
             <w:pPr>
@@ -967,6 +982,7 @@
               <w:bottom w:w="10" w:type="dxa"/>
               <w:right w:w="20" w:type="dxa"/>
             </w:tcMar>
+            <w:vAlign w:val="center"/>
           </w:tcPr>
           <w:p>
             <w:pPr>
@@ -992,6 +1008,7 @@
               <w:bottom w:w="10" w:type="dxa"/>
               <w:right w:w="20" w:type="dxa"/>
             </w:tcMar>
+            <w:vAlign w:val="center"/>
           </w:tcPr>
           <w:p>
             <w:pPr>
@@ -1017,6 +1034,7 @@
               <w:bottom w:w="10" w:type="dxa"/>
               <w:right w:w="20" w:type="dxa"/>
             </w:tcMar>
+            <w:vAlign w:val="center"/>
           </w:tcPr>
           <w:p>
             <w:pPr>
@@ -1042,6 +1060,7 @@
               <w:bottom w:w="10" w:type="dxa"/>
               <w:right w:w="20" w:type="dxa"/>
             </w:tcMar>
+            <w:vAlign w:val="center"/>
           </w:tcPr>
           <w:p>
             <w:pPr>
@@ -1067,6 +1086,7 @@
               <w:bottom w:w="10" w:type="dxa"/>
               <w:right w:w="20" w:type="dxa"/>
             </w:tcMar>
+            <w:vAlign w:val="center"/>
           </w:tcPr>
           <w:p>
             <w:pPr>
@@ -1159,7 +1179,7 @@
     <w:p>
       <w:pPr>
         <w:pStyle w:val="figurecaption0"/>
-        <w:spacing w:before="120"/>
+        <w:spacing w:before="80" w:after="40"/>
       </w:pPr>
       <w:r>
         <w:t>Table 2. Recovered training settings for IRT, DKT, and T-KT. NOT RECOVERED cells were not imputed.</w:t>
@@ -1179,10 +1199,10 @@
         </w:tblBorders>
         <w:tblLayout w:type="fixed"/>
         <w:tblCellMar>
-          <w:top w:w="20" w:type="dxa"/>
-          <w:left w:w="40" w:type="dxa"/>
-          <w:bottom w:w="20" w:type="dxa"/>
-          <w:right w:w="40" w:type="dxa"/>
+          <w:top w:w="30" w:type="dxa"/>
+          <w:left w:w="80" w:type="dxa"/>
+          <w:bottom w:w="30" w:type="dxa"/>
+          <w:right w:w="80" w:type="dxa"/>
         </w:tblCellMar>
         <w:tblLook w:val="04A0" w:firstRow="1" w:lastRow="0" w:firstColumn="1" w:lastColumn="0" w:noHBand="0" w:noVBand="1"/>
       </w:tblPr>
@@ -1207,6 +1227,7 @@
               <w:bottom w:w="10" w:type="dxa"/>
               <w:right w:w="20" w:type="dxa"/>
             </w:tcMar>
+            <w:vAlign w:val="center"/>
           </w:tcPr>
           <w:p>
             <w:pPr>
@@ -1234,6 +1255,7 @@
               <w:bottom w:w="10" w:type="dxa"/>
               <w:right w:w="20" w:type="dxa"/>
             </w:tcMar>
+            <w:vAlign w:val="center"/>
           </w:tcPr>
           <w:p>
             <w:pPr>
@@ -1261,6 +1283,7 @@
               <w:bottom w:w="10" w:type="dxa"/>
               <w:right w:w="20" w:type="dxa"/>
             </w:tcMar>
+            <w:vAlign w:val="center"/>
           </w:tcPr>
           <w:p>
             <w:pPr>
@@ -1288,6 +1311,7 @@
               <w:bottom w:w="10" w:type="dxa"/>
               <w:right w:w="20" w:type="dxa"/>
             </w:tcMar>
+            <w:vAlign w:val="center"/>
           </w:tcPr>
           <w:p>
             <w:pPr>
@@ -1321,6 +1345,7 @@
               <w:bottom w:w="10" w:type="dxa"/>
               <w:right w:w="20" w:type="dxa"/>
             </w:tcMar>
+            <w:vAlign w:val="center"/>
           </w:tcPr>
           <w:p>
             <w:pPr>
@@ -1346,6 +1371,7 @@
               <w:bottom w:w="10" w:type="dxa"/>
               <w:right w:w="20" w:type="dxa"/>
             </w:tcMar>
+            <w:vAlign w:val="center"/>
           </w:tcPr>
           <w:p>
             <w:pPr>
@@ -1371,6 +1397,7 @@
               <w:bottom w:w="10" w:type="dxa"/>
               <w:right w:w="20" w:type="dxa"/>
             </w:tcMar>
+            <w:vAlign w:val="center"/>
           </w:tcPr>
           <w:p>
             <w:pPr>
@@ -1396,6 +1423,7 @@
               <w:bottom w:w="10" w:type="dxa"/>
               <w:right w:w="20" w:type="dxa"/>
             </w:tcMar>
+            <w:vAlign w:val="center"/>
           </w:tcPr>
           <w:p>
             <w:pPr>
@@ -1433,6 +1461,7 @@
               <w:bottom w:w="10" w:type="dxa"/>
               <w:right w:w="20" w:type="dxa"/>
             </w:tcMar>
+            <w:vAlign w:val="center"/>
           </w:tcPr>
           <w:p>
             <w:pPr>
@@ -1458,6 +1487,7 @@
               <w:bottom w:w="10" w:type="dxa"/>
               <w:right w:w="20" w:type="dxa"/>
             </w:tcMar>
+            <w:vAlign w:val="center"/>
           </w:tcPr>
           <w:p>
             <w:pPr>
@@ -1483,6 +1513,7 @@
               <w:bottom w:w="10" w:type="dxa"/>
               <w:right w:w="20" w:type="dxa"/>
             </w:tcMar>
+            <w:vAlign w:val="center"/>
           </w:tcPr>
           <w:p>
             <w:pPr>
@@ -1508,6 +1539,7 @@
               <w:bottom w:w="10" w:type="dxa"/>
               <w:right w:w="20" w:type="dxa"/>
             </w:tcMar>
+            <w:vAlign w:val="center"/>
           </w:tcPr>
           <w:p>
             <w:pPr>
@@ -1539,6 +1571,7 @@
               <w:bottom w:w="10" w:type="dxa"/>
               <w:right w:w="20" w:type="dxa"/>
             </w:tcMar>
+            <w:vAlign w:val="center"/>
           </w:tcPr>
           <w:p>
             <w:pPr>
@@ -1564,6 +1597,7 @@
               <w:bottom w:w="10" w:type="dxa"/>
               <w:right w:w="20" w:type="dxa"/>
             </w:tcMar>
+            <w:vAlign w:val="center"/>
           </w:tcPr>
           <w:p>
             <w:pPr>
@@ -1589,6 +1623,7 @@
               <w:bottom w:w="10" w:type="dxa"/>
               <w:right w:w="20" w:type="dxa"/>
             </w:tcMar>
+            <w:vAlign w:val="center"/>
           </w:tcPr>
           <w:p>
             <w:pPr>
@@ -1614,6 +1649,7 @@
               <w:bottom w:w="10" w:type="dxa"/>
               <w:right w:w="20" w:type="dxa"/>
             </w:tcMar>
+            <w:vAlign w:val="center"/>
           </w:tcPr>
           <w:p>
             <w:pPr>
@@ -1645,6 +1681,7 @@
               <w:bottom w:w="10" w:type="dxa"/>
               <w:right w:w="20" w:type="dxa"/>
             </w:tcMar>
+            <w:vAlign w:val="center"/>
           </w:tcPr>
           <w:p>
             <w:pPr>
@@ -1670,6 +1707,7 @@
               <w:bottom w:w="10" w:type="dxa"/>
               <w:right w:w="20" w:type="dxa"/>
             </w:tcMar>
+            <w:vAlign w:val="center"/>
           </w:tcPr>
           <w:p>
             <w:pPr>
@@ -1695,6 +1733,7 @@
               <w:bottom w:w="10" w:type="dxa"/>
               <w:right w:w="20" w:type="dxa"/>
             </w:tcMar>
+            <w:vAlign w:val="center"/>
           </w:tcPr>
           <w:p>
             <w:pPr>
@@ -1720,6 +1759,7 @@
               <w:bottom w:w="10" w:type="dxa"/>
               <w:right w:w="20" w:type="dxa"/>
             </w:tcMar>
+            <w:vAlign w:val="center"/>
           </w:tcPr>
           <w:p>
             <w:pPr>
@@ -1751,6 +1791,7 @@
               <w:bottom w:w="10" w:type="dxa"/>
               <w:right w:w="20" w:type="dxa"/>
             </w:tcMar>
+            <w:vAlign w:val="center"/>
           </w:tcPr>
           <w:p>
             <w:pPr>
@@ -1776,6 +1817,7 @@
               <w:bottom w:w="10" w:type="dxa"/>
               <w:right w:w="20" w:type="dxa"/>
             </w:tcMar>
+            <w:vAlign w:val="center"/>
           </w:tcPr>
           <w:p>
             <w:pPr>
@@ -1801,6 +1843,7 @@
               <w:bottom w:w="10" w:type="dxa"/>
               <w:right w:w="20" w:type="dxa"/>
             </w:tcMar>
+            <w:vAlign w:val="center"/>
           </w:tcPr>
           <w:p>
             <w:pPr>
@@ -1826,6 +1869,7 @@
               <w:bottom w:w="10" w:type="dxa"/>
               <w:right w:w="20" w:type="dxa"/>
             </w:tcMar>
+            <w:vAlign w:val="center"/>
           </w:tcPr>
           <w:p>
             <w:pPr>
@@ -1857,6 +1901,7 @@
               <w:bottom w:w="10" w:type="dxa"/>
               <w:right w:w="20" w:type="dxa"/>
             </w:tcMar>
+            <w:vAlign w:val="center"/>
           </w:tcPr>
           <w:p>
             <w:pPr>
@@ -1882,6 +1927,7 @@
               <w:bottom w:w="10" w:type="dxa"/>
               <w:right w:w="20" w:type="dxa"/>
             </w:tcMar>
+            <w:vAlign w:val="center"/>
           </w:tcPr>
           <w:p>
             <w:pPr>
@@ -1907,6 +1953,7 @@
               <w:bottom w:w="10" w:type="dxa"/>
               <w:right w:w="20" w:type="dxa"/>
             </w:tcMar>
+            <w:vAlign w:val="center"/>
           </w:tcPr>
           <w:p>
             <w:pPr>
@@ -1932,6 +1979,7 @@
               <w:bottom w:w="10" w:type="dxa"/>
               <w:right w:w="20" w:type="dxa"/>
             </w:tcMar>
+            <w:vAlign w:val="center"/>
           </w:tcPr>
           <w:p>
             <w:pPr>
@@ -1963,6 +2011,7 @@
               <w:bottom w:w="10" w:type="dxa"/>
               <w:right w:w="20" w:type="dxa"/>
             </w:tcMar>
+            <w:vAlign w:val="center"/>
           </w:tcPr>
           <w:p>
             <w:pPr>
@@ -1988,6 +2037,7 @@
               <w:bottom w:w="10" w:type="dxa"/>
               <w:right w:w="20" w:type="dxa"/>
             </w:tcMar>
+            <w:vAlign w:val="center"/>
           </w:tcPr>
           <w:p>
             <w:pPr>
@@ -2013,6 +2063,7 @@
               <w:bottom w:w="10" w:type="dxa"/>
               <w:right w:w="20" w:type="dxa"/>
             </w:tcMar>
+            <w:vAlign w:val="center"/>
           </w:tcPr>
           <w:p>
             <w:pPr>
@@ -2038,6 +2089,7 @@
               <w:bottom w:w="10" w:type="dxa"/>
               <w:right w:w="20" w:type="dxa"/>
             </w:tcMar>
+            <w:vAlign w:val="center"/>
           </w:tcPr>
           <w:p>
             <w:pPr>
@@ -2069,6 +2121,7 @@
               <w:bottom w:w="10" w:type="dxa"/>
               <w:right w:w="20" w:type="dxa"/>
             </w:tcMar>
+            <w:vAlign w:val="center"/>
           </w:tcPr>
           <w:p>
             <w:pPr>
@@ -2094,6 +2147,7 @@
               <w:bottom w:w="10" w:type="dxa"/>
               <w:right w:w="20" w:type="dxa"/>
             </w:tcMar>
+            <w:vAlign w:val="center"/>
           </w:tcPr>
           <w:p>
             <w:pPr>
@@ -2119,6 +2173,7 @@
               <w:bottom w:w="10" w:type="dxa"/>
               <w:right w:w="20" w:type="dxa"/>
             </w:tcMar>
+            <w:vAlign w:val="center"/>
           </w:tcPr>
           <w:p>
             <w:pPr>
@@ -2144,6 +2199,7 @@
               <w:bottom w:w="10" w:type="dxa"/>
               <w:right w:w="20" w:type="dxa"/>
             </w:tcMar>
+            <w:vAlign w:val="center"/>
           </w:tcPr>
           <w:p>
             <w:pPr>
@@ -2175,6 +2231,7 @@
               <w:bottom w:w="10" w:type="dxa"/>
               <w:right w:w="20" w:type="dxa"/>
             </w:tcMar>
+            <w:vAlign w:val="center"/>
           </w:tcPr>
           <w:p>
             <w:pPr>
@@ -2200,6 +2257,7 @@
               <w:bottom w:w="10" w:type="dxa"/>
               <w:right w:w="20" w:type="dxa"/>
             </w:tcMar>
+            <w:vAlign w:val="center"/>
           </w:tcPr>
           <w:p>
             <w:pPr>
@@ -2225,6 +2283,7 @@
               <w:bottom w:w="10" w:type="dxa"/>
               <w:right w:w="20" w:type="dxa"/>
             </w:tcMar>
+            <w:vAlign w:val="center"/>
           </w:tcPr>
           <w:p>
             <w:pPr>
@@ -2250,6 +2309,7 @@
               <w:bottom w:w="10" w:type="dxa"/>
               <w:right w:w="20" w:type="dxa"/>
             </w:tcMar>
+            <w:vAlign w:val="center"/>
           </w:tcPr>
           <w:p>
             <w:pPr>
@@ -2281,7 +2341,7 @@
       <w:pPr>
         <w:pStyle w:val="figurecaption0"/>
         <w:keepNext/>
-        <w:spacing w:before="120" w:after="40"/>
+        <w:spacing w:before="40" w:after="40"/>
       </w:pPr>
       <w:r>
         <w:pict w14:anchorId="16C34092">
@@ -2306,6 +2366,7 @@
           </v:shapetype>
           <v:shape id="_x0000_i1025" type="#_x0000_t75" style="width:501.85pt;height:179.45pt">
             <v:imagedata r:id="rId20" o:title="fig1_pipeline"/>
+            <o:lock v:ext="edit" aspectratio="f"/>
           </v:shape>
         </w:pict>
       </w:r>
@@ -2313,7 +2374,7 @@
     <w:p>
       <w:pPr>
         <w:pStyle w:val="figurecaption0"/>
-        <w:spacing w:before="120"/>
+        <w:spacing w:before="80" w:after="40"/>
       </w:pPr>
       <w:r>
         <w:t>Fig. 1. Reproducible sparse-concept and calibration diagnostic pipeline. Tags L1–L7 match Table 3 (L5: no test-fit map; L6: no test-based model selection; L7: f_train=0). Not a new KT architecture.</w:t>
@@ -2322,7 +2383,7 @@
     <w:p>
       <w:pPr>
         <w:pStyle w:val="figurecaption0"/>
-        <w:spacing w:before="120"/>
+        <w:spacing w:before="80" w:after="40"/>
       </w:pPr>
       <w:r>
         <w:t>Table 3. Seven-channel leakage checklist for the evaluation pipeline (learner-based fold 0). PASS means the listed decision was applied without using test data for model or hyperparameter selection. L6 is no test-based model selection: a fixed training schedule / final checkpoint; test data are used only for reporting. Compact learner-based fold-0 slice of Table A5 (same characters, including occupancy flags).</w:t>
@@ -2342,10 +2403,10 @@
         </w:tblBorders>
         <w:tblLayout w:type="fixed"/>
         <w:tblCellMar>
-          <w:top w:w="20" w:type="dxa"/>
-          <w:left w:w="40" w:type="dxa"/>
-          <w:bottom w:w="20" w:type="dxa"/>
-          <w:right w:w="40" w:type="dxa"/>
+          <w:top w:w="30" w:type="dxa"/>
+          <w:left w:w="80" w:type="dxa"/>
+          <w:bottom w:w="30" w:type="dxa"/>
+          <w:right w:w="80" w:type="dxa"/>
         </w:tblCellMar>
         <w:tblLook w:val="0000" w:firstRow="0" w:lastRow="0" w:firstColumn="0" w:lastColumn="0" w:noHBand="0" w:noVBand="0"/>
       </w:tblPr>
@@ -3613,6 +3674,52 @@
     </w:p>
     <w:p>
       <w:pPr>
+        <w:pStyle w:val="Heading2"/>
+        <w:numPr>
+          <w:ilvl w:val="0"/>
+          <w:numId w:val="0"/>
+        </w:numPr>
+      </w:pPr>
+      <w:r>
+        <w:t>E. Reliability flags</w:t>
+      </w:r>
+    </w:p>
+    <w:p>
+      <w:pPr>
+        <w:pStyle w:val="Text"/>
+        <w:spacing w:line="252" w:lineRule="exact"/>
+      </w:pPr>
+      <w:r>
+        <w:t>Occupancy flags follow test-event count N: Reliable (R) N≥1000; Limited (L) 100≤N&lt;1000; Insufficient (I) N&lt;100. We call R, L, and I descriptive sample-support flags. They are not inferential guarantees, confidence intervals, or hypothesis tests. Substantive stratum-level interpretations require at least Limited support; Insufficient cells are descriptive only. Very-sparse ASSISTments cells are Insufficient and descriptive only.</w:t>
+      </w:r>
+    </w:p>
+    <w:p>
+      <w:pPr>
+        <w:pStyle w:val="Text"/>
+        <w:keepNext/>
+        <w:spacing w:before="40" w:after="40"/>
+        <w:jc w:val="center"/>
+      </w:pPr>
+      <w:r>
+        <w:pict w14:anchorId="547EE55B">
+          <v:shape id="_x0000_i1026" type="#_x0000_t75" style="width:501.85pt;height:352.5pt">
+            <v:imagedata r:id="rId21" o:title="fig1_kc_and_train_volume"/>
+            <o:lock v:ext="edit" aspectratio="f"/>
+          </v:shape>
+        </w:pict>
+      </w:r>
+    </w:p>
+    <w:p>
+      <w:pPr>
+        <w:pStyle w:val="figurecaption0"/>
+        <w:spacing w:before="80" w:after="40"/>
+      </w:pPr>
+      <w:r>
+        <w:t>Fig. 2. Distribution of KCs across train-only frequency strata under learner-based and temporal splits. Bottom: verified training-interaction counts (sum of train-only ftrain on fold 0); volume is not inferred from KC counts. Bottom y-axis is logarithmic.</w:t>
+      </w:r>
+    </w:p>
+    <w:p>
+      <w:pPr>
         <w:pStyle w:val="Text"/>
         <w:sectPr>
           <w:type w:val="continuous"/>
@@ -3622,30 +3729,6 @@
           <w:docGrid w:linePitch="272"/>
         </w:sectPr>
       </w:pPr>
-    </w:p>
-    <w:p>
-      <w:pPr>
-        <w:pStyle w:val="Text"/>
-        <w:keepNext/>
-        <w:spacing w:after="200"/>
-        <w:jc w:val="center"/>
-      </w:pPr>
-      <w:r>
-        <w:pict w14:anchorId="547EE55B">
-          <v:shape id="_x0000_i1026" type="#_x0000_t75" style="width:501.85pt;height:352.5pt">
-            <v:imagedata r:id="rId21" o:title="fig1_kc_and_train_volume"/>
-          </v:shape>
-        </w:pict>
-      </w:r>
-    </w:p>
-    <w:p>
-      <w:pPr>
-        <w:pStyle w:val="figurecaption0"/>
-        <w:spacing w:before="120"/>
-      </w:pPr>
-      <w:r>
-        <w:t>Fig. 2. Distribution of KCs across train-only frequency strata under learner-based and temporal splits. Bottom: verified training-interaction counts (sum of train-only ftrain on fold 0); volume is not inferred from KC counts. Bottom y-axis is logarithmic.</w:t>
-      </w:r>
     </w:p>
     <w:p>
       <w:pPr>
@@ -3674,27 +3757,6 @@
           <w:docGrid w:linePitch="272"/>
         </w:sectPr>
       </w:pPr>
-    </w:p>
-    <w:p>
-      <w:pPr>
-        <w:pStyle w:val="Heading2"/>
-        <w:numPr>
-          <w:ilvl w:val="0"/>
-          <w:numId w:val="0"/>
-        </w:numPr>
-      </w:pPr>
-      <w:r>
-        <w:t>E. Reliability flags</w:t>
-      </w:r>
-    </w:p>
-    <w:p>
-      <w:pPr>
-        <w:pStyle w:val="Text"/>
-        <w:spacing w:line="252" w:lineRule="exact"/>
-      </w:pPr>
-      <w:r>
-        <w:t>Occupancy flags follow test-event count N: Reliable (R) N≥1000; Limited (L) 100≤N&lt;1000; Insufficient (I) N&lt;100. We call R, L, and I descriptive sample-support flags. They are not inferential guarantees, confidence intervals, or hypothesis tests. Substantive stratum-level interpretations require at least Limited support; Insufficient cells are descriptive only. Very-sparse ASSISTments cells are Insufficient and descriptive only.</w:t>
-      </w:r>
     </w:p>
     <w:p>
       <w:pPr>
@@ -3904,7 +3966,9 @@
     <w:p>
       <w:pPr>
         <w:pStyle w:val="Text"/>
-        <w:spacing w:line="252" w:lineRule="exact"/>
+        <w:spacing w:before="80" w:after="40" w:line="252" w:lineRule="exact"/>
+        <w:ind w:firstLine="0"/>
+        <w:jc w:val="center"/>
       </w:pPr>
       <w:r>
         <w:t>Table 4 reports overall learner-based AUC and accuracy (ACC), mean±sd over four unique partitions. This subsection is discrimination, not calibration. DKT is slightly above T-KT on all three datasets (ASSISTments DKT 0.6979±0.0014 versus T-KT 0.6837±0.0025). Official SimpleKT [4] on the same ASSISTments partitions reaches 0.7700±0.0013 (ACC 0.7522±0.0014); T-KT is not that checkpoint. Published pyKT leaderboards report DKT and simpleKT under sequence-level preprocessing and 5-fold protocols on other ASSISTments years, not under this learner-disjoint ASSISTments 2012 pipeline [5]. We do not attempt to match those leaderboard numbers: one preprocessing and evaluation pipeline is held fixed across strata so that dense and sparse cells are comparable to each other. Stratum-level AUC and ACC for IRT, DKT, and T-KT are in the review artifact. Under the learner-disjoint split every test learner is unseen, so the IRT column is a global training base-rate predictor by construction (AUC exactly 0.5000); β is estimated in training but unused at prediction for unseen learners. It is a base-rate reference, not a ranking competitor.</w:t>
@@ -3913,7 +3977,20 @@
     <w:p>
       <w:pPr>
         <w:pStyle w:val="figurecaption0"/>
-        <w:spacing w:before="120"/>
+        <w:spacing w:before="80" w:after="40"/>
+        <w:sectPr>
+          <w:type w:val="continuous"/>
+          <w:pgSz w:w="11907" w:h="16839" w:code="9"/>
+          <w:pgMar w:top="1009" w:right="936" w:bottom="1009" w:left="936" w:header="431" w:footer="431" w:gutter="0"/>
+          <w:cols w:num="2" w:space="288"/>
+          <w:docGrid w:linePitch="272"/>
+        </w:sectPr>
+      </w:pPr>
+    </w:p>
+    <w:p>
+      <w:pPr>
+        <w:pStyle w:val="figurecaption0"/>
+        <w:spacing w:before="80" w:after="40"/>
       </w:pPr>
       <w:r>
         <w:t>Table 4. Overall learner-based area under the ROC curve (AUC) and accuracy (ACC) (mean±sd over four unique partitions). IRT is a base-rate reference (AUC=0.5000 by construction under the learner-disjoint split), not a ranking competitor. Official SimpleKT [4] is reported on ASSISTments only.</w:t>
@@ -3921,7 +3998,7 @@
     </w:p>
     <w:tbl>
       <w:tblPr>
-        <w:tblW w:w="4873" w:type="dxa"/>
+        <w:tblW w:w="10035" w:type="dxa"/>
         <w:jc w:val="center"/>
         <w:tblBorders>
           <w:top w:val="single" w:sz="8" w:space="0" w:color="000000"/>
@@ -3933,18 +4010,18 @@
         </w:tblBorders>
         <w:tblLayout w:type="fixed"/>
         <w:tblCellMar>
-          <w:top w:w="20" w:type="dxa"/>
-          <w:left w:w="40" w:type="dxa"/>
-          <w:bottom w:w="20" w:type="dxa"/>
-          <w:right w:w="40" w:type="dxa"/>
+          <w:top w:w="30" w:type="dxa"/>
+          <w:left w:w="80" w:type="dxa"/>
+          <w:bottom w:w="30" w:type="dxa"/>
+          <w:right w:w="80" w:type="dxa"/>
         </w:tblCellMar>
         <w:tblLook w:val="04A0" w:firstRow="1" w:lastRow="0" w:firstColumn="1" w:lastColumn="0" w:noHBand="0" w:noVBand="1"/>
       </w:tblPr>
       <w:tblGrid>
-        <w:gridCol w:w="1573"/>
-        <w:gridCol w:w="1284"/>
-        <w:gridCol w:w="1008"/>
-        <w:gridCol w:w="1008"/>
+        <w:gridCol w:w="3240"/>
+        <w:gridCol w:w="2644"/>
+        <w:gridCol w:w="2076"/>
+        <w:gridCol w:w="2075"/>
       </w:tblGrid>
       <w:tr>
         <w:trPr>
@@ -3961,6 +4038,7 @@
               <w:bottom w:w="10" w:type="dxa"/>
               <w:right w:w="20" w:type="dxa"/>
             </w:tcMar>
+            <w:vAlign w:val="center"/>
           </w:tcPr>
           <w:p>
             <w:pPr>
@@ -3988,6 +4066,7 @@
               <w:bottom w:w="10" w:type="dxa"/>
               <w:right w:w="20" w:type="dxa"/>
             </w:tcMar>
+            <w:vAlign w:val="center"/>
           </w:tcPr>
           <w:p>
             <w:pPr>
@@ -4015,6 +4094,7 @@
               <w:bottom w:w="10" w:type="dxa"/>
               <w:right w:w="20" w:type="dxa"/>
             </w:tcMar>
+            <w:vAlign w:val="center"/>
           </w:tcPr>
           <w:p>
             <w:pPr>
@@ -4042,6 +4122,7 @@
               <w:bottom w:w="10" w:type="dxa"/>
               <w:right w:w="20" w:type="dxa"/>
             </w:tcMar>
+            <w:vAlign w:val="center"/>
           </w:tcPr>
           <w:p>
             <w:pPr>
@@ -4075,6 +4156,7 @@
               <w:bottom w:w="10" w:type="dxa"/>
               <w:right w:w="20" w:type="dxa"/>
             </w:tcMar>
+            <w:vAlign w:val="center"/>
           </w:tcPr>
           <w:p>
             <w:pPr>
@@ -4100,6 +4182,7 @@
               <w:bottom w:w="10" w:type="dxa"/>
               <w:right w:w="20" w:type="dxa"/>
             </w:tcMar>
+            <w:vAlign w:val="center"/>
           </w:tcPr>
           <w:p>
             <w:pPr>
@@ -4125,6 +4208,7 @@
               <w:bottom w:w="10" w:type="dxa"/>
               <w:right w:w="20" w:type="dxa"/>
             </w:tcMar>
+            <w:vAlign w:val="center"/>
           </w:tcPr>
           <w:p>
             <w:pPr>
@@ -4150,6 +4234,7 @@
               <w:bottom w:w="10" w:type="dxa"/>
               <w:right w:w="20" w:type="dxa"/>
             </w:tcMar>
+            <w:vAlign w:val="center"/>
           </w:tcPr>
           <w:p>
             <w:pPr>
@@ -4181,6 +4266,7 @@
               <w:bottom w:w="10" w:type="dxa"/>
               <w:right w:w="20" w:type="dxa"/>
             </w:tcMar>
+            <w:vAlign w:val="center"/>
           </w:tcPr>
           <w:p>
             <w:pPr>
@@ -4206,6 +4292,7 @@
               <w:bottom w:w="10" w:type="dxa"/>
               <w:right w:w="20" w:type="dxa"/>
             </w:tcMar>
+            <w:vAlign w:val="center"/>
           </w:tcPr>
           <w:p>
             <w:pPr>
@@ -4231,6 +4318,7 @@
               <w:bottom w:w="10" w:type="dxa"/>
               <w:right w:w="20" w:type="dxa"/>
             </w:tcMar>
+            <w:vAlign w:val="center"/>
           </w:tcPr>
           <w:p>
             <w:pPr>
@@ -4256,6 +4344,7 @@
               <w:bottom w:w="10" w:type="dxa"/>
               <w:right w:w="20" w:type="dxa"/>
             </w:tcMar>
+            <w:vAlign w:val="center"/>
           </w:tcPr>
           <w:p>
             <w:pPr>
@@ -4287,6 +4376,7 @@
               <w:bottom w:w="10" w:type="dxa"/>
               <w:right w:w="20" w:type="dxa"/>
             </w:tcMar>
+            <w:vAlign w:val="center"/>
           </w:tcPr>
           <w:p>
             <w:pPr>
@@ -4312,6 +4402,7 @@
               <w:bottom w:w="10" w:type="dxa"/>
               <w:right w:w="20" w:type="dxa"/>
             </w:tcMar>
+            <w:vAlign w:val="center"/>
           </w:tcPr>
           <w:p>
             <w:pPr>
@@ -4337,6 +4428,7 @@
               <w:bottom w:w="10" w:type="dxa"/>
               <w:right w:w="20" w:type="dxa"/>
             </w:tcMar>
+            <w:vAlign w:val="center"/>
           </w:tcPr>
           <w:p>
             <w:pPr>
@@ -4362,6 +4454,7 @@
               <w:bottom w:w="10" w:type="dxa"/>
               <w:right w:w="20" w:type="dxa"/>
             </w:tcMar>
+            <w:vAlign w:val="center"/>
           </w:tcPr>
           <w:p>
             <w:pPr>
@@ -4393,6 +4486,7 @@
               <w:bottom w:w="10" w:type="dxa"/>
               <w:right w:w="20" w:type="dxa"/>
             </w:tcMar>
+            <w:vAlign w:val="center"/>
           </w:tcPr>
           <w:p>
             <w:pPr>
@@ -4418,6 +4512,7 @@
               <w:bottom w:w="10" w:type="dxa"/>
               <w:right w:w="20" w:type="dxa"/>
             </w:tcMar>
+            <w:vAlign w:val="center"/>
           </w:tcPr>
           <w:p>
             <w:pPr>
@@ -4443,6 +4538,7 @@
               <w:bottom w:w="10" w:type="dxa"/>
               <w:right w:w="20" w:type="dxa"/>
             </w:tcMar>
+            <w:vAlign w:val="center"/>
           </w:tcPr>
           <w:p>
             <w:pPr>
@@ -4468,6 +4564,7 @@
               <w:bottom w:w="10" w:type="dxa"/>
               <w:right w:w="20" w:type="dxa"/>
             </w:tcMar>
+            <w:vAlign w:val="center"/>
           </w:tcPr>
           <w:p>
             <w:pPr>
@@ -4499,6 +4596,7 @@
               <w:bottom w:w="10" w:type="dxa"/>
               <w:right w:w="20" w:type="dxa"/>
             </w:tcMar>
+            <w:vAlign w:val="center"/>
           </w:tcPr>
           <w:p>
             <w:pPr>
@@ -4524,6 +4622,7 @@
               <w:bottom w:w="10" w:type="dxa"/>
               <w:right w:w="20" w:type="dxa"/>
             </w:tcMar>
+            <w:vAlign w:val="center"/>
           </w:tcPr>
           <w:p>
             <w:pPr>
@@ -4549,6 +4648,7 @@
               <w:bottom w:w="10" w:type="dxa"/>
               <w:right w:w="20" w:type="dxa"/>
             </w:tcMar>
+            <w:vAlign w:val="center"/>
           </w:tcPr>
           <w:p>
             <w:pPr>
@@ -4574,6 +4674,7 @@
               <w:bottom w:w="10" w:type="dxa"/>
               <w:right w:w="20" w:type="dxa"/>
             </w:tcMar>
+            <w:vAlign w:val="center"/>
           </w:tcPr>
           <w:p>
             <w:pPr>
@@ -4605,6 +4706,7 @@
               <w:bottom w:w="10" w:type="dxa"/>
               <w:right w:w="20" w:type="dxa"/>
             </w:tcMar>
+            <w:vAlign w:val="center"/>
           </w:tcPr>
           <w:p>
             <w:pPr>
@@ -4630,6 +4732,7 @@
               <w:bottom w:w="10" w:type="dxa"/>
               <w:right w:w="20" w:type="dxa"/>
             </w:tcMar>
+            <w:vAlign w:val="center"/>
           </w:tcPr>
           <w:p>
             <w:pPr>
@@ -4655,6 +4758,7 @@
               <w:bottom w:w="10" w:type="dxa"/>
               <w:right w:w="20" w:type="dxa"/>
             </w:tcMar>
+            <w:vAlign w:val="center"/>
           </w:tcPr>
           <w:p>
             <w:pPr>
@@ -4680,6 +4784,7 @@
               <w:bottom w:w="10" w:type="dxa"/>
               <w:right w:w="20" w:type="dxa"/>
             </w:tcMar>
+            <w:vAlign w:val="center"/>
           </w:tcPr>
           <w:p>
             <w:pPr>
@@ -4711,6 +4816,7 @@
               <w:bottom w:w="10" w:type="dxa"/>
               <w:right w:w="20" w:type="dxa"/>
             </w:tcMar>
+            <w:vAlign w:val="center"/>
           </w:tcPr>
           <w:p>
             <w:pPr>
@@ -4736,6 +4842,7 @@
               <w:bottom w:w="10" w:type="dxa"/>
               <w:right w:w="20" w:type="dxa"/>
             </w:tcMar>
+            <w:vAlign w:val="center"/>
           </w:tcPr>
           <w:p>
             <w:pPr>
@@ -4761,6 +4868,7 @@
               <w:bottom w:w="10" w:type="dxa"/>
               <w:right w:w="20" w:type="dxa"/>
             </w:tcMar>
+            <w:vAlign w:val="center"/>
           </w:tcPr>
           <w:p>
             <w:pPr>
@@ -4786,6 +4894,7 @@
               <w:bottom w:w="10" w:type="dxa"/>
               <w:right w:w="20" w:type="dxa"/>
             </w:tcMar>
+            <w:vAlign w:val="center"/>
           </w:tcPr>
           <w:p>
             <w:pPr>
@@ -4817,6 +4926,7 @@
               <w:bottom w:w="10" w:type="dxa"/>
               <w:right w:w="20" w:type="dxa"/>
             </w:tcMar>
+            <w:vAlign w:val="center"/>
           </w:tcPr>
           <w:p>
             <w:pPr>
@@ -4842,6 +4952,7 @@
               <w:bottom w:w="10" w:type="dxa"/>
               <w:right w:w="20" w:type="dxa"/>
             </w:tcMar>
+            <w:vAlign w:val="center"/>
           </w:tcPr>
           <w:p>
             <w:pPr>
@@ -4867,6 +4978,7 @@
               <w:bottom w:w="10" w:type="dxa"/>
               <w:right w:w="20" w:type="dxa"/>
             </w:tcMar>
+            <w:vAlign w:val="center"/>
           </w:tcPr>
           <w:p>
             <w:pPr>
@@ -4892,6 +5004,7 @@
               <w:bottom w:w="10" w:type="dxa"/>
               <w:right w:w="20" w:type="dxa"/>
             </w:tcMar>
+            <w:vAlign w:val="center"/>
           </w:tcPr>
           <w:p>
             <w:pPr>
@@ -4923,6 +5036,7 @@
               <w:bottom w:w="10" w:type="dxa"/>
               <w:right w:w="20" w:type="dxa"/>
             </w:tcMar>
+            <w:vAlign w:val="center"/>
           </w:tcPr>
           <w:p>
             <w:pPr>
@@ -4948,6 +5062,7 @@
               <w:bottom w:w="10" w:type="dxa"/>
               <w:right w:w="20" w:type="dxa"/>
             </w:tcMar>
+            <w:vAlign w:val="center"/>
           </w:tcPr>
           <w:p>
             <w:pPr>
@@ -4973,6 +5088,7 @@
               <w:bottom w:w="10" w:type="dxa"/>
               <w:right w:w="20" w:type="dxa"/>
             </w:tcMar>
+            <w:vAlign w:val="center"/>
           </w:tcPr>
           <w:p>
             <w:pPr>
@@ -4998,6 +5114,7 @@
               <w:bottom w:w="10" w:type="dxa"/>
               <w:right w:w="20" w:type="dxa"/>
             </w:tcMar>
+            <w:vAlign w:val="center"/>
           </w:tcPr>
           <w:p>
             <w:pPr>
@@ -5029,6 +5146,7 @@
               <w:bottom w:w="10" w:type="dxa"/>
               <w:right w:w="20" w:type="dxa"/>
             </w:tcMar>
+            <w:vAlign w:val="center"/>
           </w:tcPr>
           <w:p>
             <w:pPr>
@@ -5054,6 +5172,7 @@
               <w:bottom w:w="10" w:type="dxa"/>
               <w:right w:w="20" w:type="dxa"/>
             </w:tcMar>
+            <w:vAlign w:val="center"/>
           </w:tcPr>
           <w:p>
             <w:pPr>
@@ -5079,6 +5198,7 @@
               <w:bottom w:w="10" w:type="dxa"/>
               <w:right w:w="20" w:type="dxa"/>
             </w:tcMar>
+            <w:vAlign w:val="center"/>
           </w:tcPr>
           <w:p>
             <w:pPr>
@@ -5104,6 +5224,7 @@
               <w:bottom w:w="10" w:type="dxa"/>
               <w:right w:w="20" w:type="dxa"/>
             </w:tcMar>
+            <w:vAlign w:val="center"/>
           </w:tcPr>
           <w:p>
             <w:pPr>
@@ -5122,6 +5243,19 @@
         </w:tc>
       </w:tr>
     </w:tbl>
+    <w:p>
+      <w:pPr>
+        <w:pStyle w:val="Text"/>
+        <w:spacing w:line="252" w:lineRule="exact"/>
+        <w:sectPr>
+          <w:type w:val="continuous"/>
+          <w:pgSz w:w="11907" w:h="16839" w:code="9"/>
+          <w:pgMar w:top="1009" w:right="936" w:bottom="1009" w:left="936" w:header="431" w:footer="431" w:gutter="0"/>
+          <w:cols w:space="288"/>
+          <w:docGrid w:linePitch="272"/>
+        </w:sectPr>
+      </w:pPr>
+    </w:p>
     <w:p>
       <w:pPr>
         <w:pStyle w:val="Text"/>
@@ -5160,7 +5294,9 @@
     <w:p>
       <w:pPr>
         <w:pStyle w:val="Text"/>
-        <w:spacing w:line="252" w:lineRule="exact"/>
+        <w:spacing w:before="80" w:after="40" w:line="252" w:lineRule="exact"/>
+        <w:ind w:firstLine="0"/>
+        <w:jc w:val="center"/>
       </w:pPr>
       <w:r>
         <w:t>Table 5 reports event-level ECE, not AUC. On ASSISTments 2012, T-KT ECE increases from 0.1136±0.0066 (dense, Reliable, N=523,971) to 0.1541±0.0051 (medium) to 0.2280±0.0197 (sparse, Limited, N=415). That sparse cell is Limited support, not a high-N finding. Because binned ECE is sensitive to finite sample size and bin occupancy, Limited-support sparse ECE is interpreted as an occupancy-aware diagnostic warning rather than an inferential proof of worse calibration. Official SimpleKT [4] on those partitions has ECE 0.0203±0.0035 dense and 0.0884±0.0187 sparse (Limited, N=415); the rise remains, and the T-KT cells stay locked. That official SimpleKT result is an external ASSISTments check of whether the observed dense-to-sparse ECE direction is unique to the local T-KT reference; it is not generalized to Junyi or XES3G5M. DKT moves in the same direction on this dataset (dense 0.0602±0.0022 versus sparse 0.2333±0.0084). The ECE rise is corroborated by higher Brier reliability error and Brier score on ASSISTments (Table 6). IRT dense ECE is 0.0031±0.0006, but resolution is zero (Table A4): a near-constant predictor can look calibrated while providing no ranking information. Frozen ASSISTments IRT prediction files on the four unique learner partitions give mean(y)=0.6996 dense and 0.6365 sparse, with a near-constant IRT score mean(p)≈0.6962. Table A4 IRT ECE (0.0031±0.0006 dense; 0.0777±0.0555 sparse) is therefore a constant-predictor null floor; T-KT sparse ECE 0.2280 and DKT 0.2333 remain well above it. That low ECE with zero resolution illustrates why calibration must be read together with discrimination and resolution; it is not evidence that IRT is well calibrated as a ranking model.</w:t>
@@ -5182,7 +5318,7 @@
           <w:type w:val="continuous"/>
           <w:pgSz w:w="11907" w:h="16839" w:code="9"/>
           <w:pgMar w:top="1009" w:right="936" w:bottom="1009" w:left="936" w:header="431" w:footer="431" w:gutter="0"/>
-          <w:cols w:space="288"/>
+          <w:cols w:num="2" w:space="288"/>
           <w:docGrid w:linePitch="272"/>
         </w:sectPr>
       </w:pPr>
@@ -5190,7 +5326,8 @@
     <w:p>
       <w:pPr>
         <w:pStyle w:val="figurecaption0"/>
-        <w:spacing w:before="120"/>
+        <w:keepNext/>
+        <w:spacing w:before="80" w:after="40"/>
       </w:pPr>
       <w:r>
         <w:t>Table 5. T-KT and official SimpleKT [4] (ASSISTments only) event-level expected calibration error (ECE) by train-only frequency stratum. N is the mean test-event count across four unique learner partitions after prediction export and stratum assignment, not a fold-0 processed-event count (Table 1). Stratum N values are not expected to match or sum exactly to Table 1. Flags: Reliable (R) N≥1000; Limited (L) 100≤N&lt;1000. Junyi sparse is empty. Junyi medium T-KT ECE 0.1136 is not the ASSISTments dense T-KT cell.</w:t>
@@ -5210,10 +5347,10 @@
         </w:tblBorders>
         <w:tblLayout w:type="fixed"/>
         <w:tblCellMar>
-          <w:top w:w="20" w:type="dxa"/>
-          <w:left w:w="40" w:type="dxa"/>
-          <w:bottom w:w="20" w:type="dxa"/>
-          <w:right w:w="40" w:type="dxa"/>
+          <w:top w:w="30" w:type="dxa"/>
+          <w:left w:w="80" w:type="dxa"/>
+          <w:bottom w:w="30" w:type="dxa"/>
+          <w:right w:w="80" w:type="dxa"/>
         </w:tblCellMar>
         <w:tblLook w:val="04A0" w:firstRow="1" w:lastRow="0" w:firstColumn="1" w:lastColumn="0" w:noHBand="0" w:noVBand="1"/>
       </w:tblPr>
@@ -5239,6 +5376,7 @@
               <w:bottom w:w="10" w:type="dxa"/>
               <w:right w:w="20" w:type="dxa"/>
             </w:tcMar>
+            <w:vAlign w:val="center"/>
           </w:tcPr>
           <w:p>
             <w:pPr>
@@ -5266,6 +5404,7 @@
               <w:bottom w:w="10" w:type="dxa"/>
               <w:right w:w="20" w:type="dxa"/>
             </w:tcMar>
+            <w:vAlign w:val="center"/>
           </w:tcPr>
           <w:p>
             <w:pPr>
@@ -5293,6 +5432,7 @@
               <w:bottom w:w="10" w:type="dxa"/>
               <w:right w:w="20" w:type="dxa"/>
             </w:tcMar>
+            <w:vAlign w:val="center"/>
           </w:tcPr>
           <w:p>
             <w:pPr>
@@ -5320,6 +5460,7 @@
               <w:bottom w:w="10" w:type="dxa"/>
               <w:right w:w="20" w:type="dxa"/>
             </w:tcMar>
+            <w:vAlign w:val="center"/>
           </w:tcPr>
           <w:p>
             <w:pPr>
@@ -5347,6 +5488,7 @@
               <w:bottom w:w="10" w:type="dxa"/>
               <w:right w:w="20" w:type="dxa"/>
             </w:tcMar>
+            <w:vAlign w:val="center"/>
           </w:tcPr>
           <w:p>
             <w:pPr>
@@ -5380,6 +5522,7 @@
               <w:bottom w:w="10" w:type="dxa"/>
               <w:right w:w="20" w:type="dxa"/>
             </w:tcMar>
+            <w:vAlign w:val="center"/>
           </w:tcPr>
           <w:p>
             <w:pPr>
@@ -5405,6 +5548,7 @@
               <w:bottom w:w="10" w:type="dxa"/>
               <w:right w:w="20" w:type="dxa"/>
             </w:tcMar>
+            <w:vAlign w:val="center"/>
           </w:tcPr>
           <w:p>
             <w:pPr>
@@ -5430,6 +5574,7 @@
               <w:bottom w:w="10" w:type="dxa"/>
               <w:right w:w="20" w:type="dxa"/>
             </w:tcMar>
+            <w:vAlign w:val="center"/>
           </w:tcPr>
           <w:p>
             <w:pPr>
@@ -5455,6 +5600,7 @@
               <w:bottom w:w="10" w:type="dxa"/>
               <w:right w:w="20" w:type="dxa"/>
             </w:tcMar>
+            <w:vAlign w:val="center"/>
           </w:tcPr>
           <w:p>
             <w:pPr>
@@ -5480,6 +5626,7 @@
               <w:bottom w:w="10" w:type="dxa"/>
               <w:right w:w="20" w:type="dxa"/>
             </w:tcMar>
+            <w:vAlign w:val="center"/>
           </w:tcPr>
           <w:p>
             <w:pPr>
@@ -5511,6 +5658,7 @@
               <w:bottom w:w="10" w:type="dxa"/>
               <w:right w:w="20" w:type="dxa"/>
             </w:tcMar>
+            <w:vAlign w:val="center"/>
           </w:tcPr>
           <w:p>
             <w:pPr>
@@ -5536,6 +5684,7 @@
               <w:bottom w:w="10" w:type="dxa"/>
               <w:right w:w="20" w:type="dxa"/>
             </w:tcMar>
+            <w:vAlign w:val="center"/>
           </w:tcPr>
           <w:p>
             <w:pPr>
@@ -5561,6 +5710,7 @@
               <w:bottom w:w="10" w:type="dxa"/>
               <w:right w:w="20" w:type="dxa"/>
             </w:tcMar>
+            <w:vAlign w:val="center"/>
           </w:tcPr>
           <w:p>
             <w:pPr>
@@ -5586,6 +5736,7 @@
               <w:bottom w:w="10" w:type="dxa"/>
               <w:right w:w="20" w:type="dxa"/>
             </w:tcMar>
+            <w:vAlign w:val="center"/>
           </w:tcPr>
           <w:p>
             <w:pPr>
@@ -5611,6 +5762,7 @@
               <w:bottom w:w="10" w:type="dxa"/>
               <w:right w:w="20" w:type="dxa"/>
             </w:tcMar>
+            <w:vAlign w:val="center"/>
           </w:tcPr>
           <w:p>
             <w:pPr>
@@ -5642,6 +5794,7 @@
               <w:bottom w:w="10" w:type="dxa"/>
               <w:right w:w="20" w:type="dxa"/>
             </w:tcMar>
+            <w:vAlign w:val="center"/>
           </w:tcPr>
           <w:p>
             <w:pPr>
@@ -5667,6 +5820,7 @@
               <w:bottom w:w="10" w:type="dxa"/>
               <w:right w:w="20" w:type="dxa"/>
             </w:tcMar>
+            <w:vAlign w:val="center"/>
           </w:tcPr>
           <w:p>
             <w:pPr>
@@ -5692,6 +5846,7 @@
               <w:bottom w:w="10" w:type="dxa"/>
               <w:right w:w="20" w:type="dxa"/>
             </w:tcMar>
+            <w:vAlign w:val="center"/>
           </w:tcPr>
           <w:p>
             <w:pPr>
@@ -5717,6 +5872,7 @@
               <w:bottom w:w="10" w:type="dxa"/>
               <w:right w:w="20" w:type="dxa"/>
             </w:tcMar>
+            <w:vAlign w:val="center"/>
           </w:tcPr>
           <w:p>
             <w:pPr>
@@ -5742,6 +5898,7 @@
               <w:bottom w:w="10" w:type="dxa"/>
               <w:right w:w="20" w:type="dxa"/>
             </w:tcMar>
+            <w:vAlign w:val="center"/>
           </w:tcPr>
           <w:p>
             <w:pPr>
@@ -5773,6 +5930,7 @@
               <w:bottom w:w="10" w:type="dxa"/>
               <w:right w:w="20" w:type="dxa"/>
             </w:tcMar>
+            <w:vAlign w:val="center"/>
           </w:tcPr>
           <w:p>
             <w:pPr>
@@ -5798,6 +5956,7 @@
               <w:bottom w:w="10" w:type="dxa"/>
               <w:right w:w="20" w:type="dxa"/>
             </w:tcMar>
+            <w:vAlign w:val="center"/>
           </w:tcPr>
           <w:p>
             <w:pPr>
@@ -5823,6 +5982,7 @@
               <w:bottom w:w="10" w:type="dxa"/>
               <w:right w:w="20" w:type="dxa"/>
             </w:tcMar>
+            <w:vAlign w:val="center"/>
           </w:tcPr>
           <w:p>
             <w:pPr>
@@ -5848,6 +6008,7 @@
               <w:bottom w:w="10" w:type="dxa"/>
               <w:right w:w="20" w:type="dxa"/>
             </w:tcMar>
+            <w:vAlign w:val="center"/>
           </w:tcPr>
           <w:p>
             <w:pPr>
@@ -5873,6 +6034,7 @@
               <w:bottom w:w="10" w:type="dxa"/>
               <w:right w:w="20" w:type="dxa"/>
             </w:tcMar>
+            <w:vAlign w:val="center"/>
           </w:tcPr>
           <w:p>
             <w:pPr>
@@ -5904,6 +6066,7 @@
               <w:bottom w:w="10" w:type="dxa"/>
               <w:right w:w="20" w:type="dxa"/>
             </w:tcMar>
+            <w:vAlign w:val="center"/>
           </w:tcPr>
           <w:p>
             <w:pPr>
@@ -5929,6 +6092,7 @@
               <w:bottom w:w="10" w:type="dxa"/>
               <w:right w:w="20" w:type="dxa"/>
             </w:tcMar>
+            <w:vAlign w:val="center"/>
           </w:tcPr>
           <w:p>
             <w:pPr>
@@ -5954,6 +6118,7 @@
               <w:bottom w:w="10" w:type="dxa"/>
               <w:right w:w="20" w:type="dxa"/>
             </w:tcMar>
+            <w:vAlign w:val="center"/>
           </w:tcPr>
           <w:p>
             <w:pPr>
@@ -5979,6 +6144,7 @@
               <w:bottom w:w="10" w:type="dxa"/>
               <w:right w:w="20" w:type="dxa"/>
             </w:tcMar>
+            <w:vAlign w:val="center"/>
           </w:tcPr>
           <w:p>
             <w:pPr>
@@ -6004,6 +6170,7 @@
               <w:bottom w:w="10" w:type="dxa"/>
               <w:right w:w="20" w:type="dxa"/>
             </w:tcMar>
+            <w:vAlign w:val="center"/>
           </w:tcPr>
           <w:p>
             <w:pPr>
@@ -6035,6 +6202,7 @@
               <w:bottom w:w="10" w:type="dxa"/>
               <w:right w:w="20" w:type="dxa"/>
             </w:tcMar>
+            <w:vAlign w:val="center"/>
           </w:tcPr>
           <w:p>
             <w:pPr>
@@ -6060,6 +6228,7 @@
               <w:bottom w:w="10" w:type="dxa"/>
               <w:right w:w="20" w:type="dxa"/>
             </w:tcMar>
+            <w:vAlign w:val="center"/>
           </w:tcPr>
           <w:p>
             <w:pPr>
@@ -6085,6 +6254,7 @@
               <w:bottom w:w="10" w:type="dxa"/>
               <w:right w:w="20" w:type="dxa"/>
             </w:tcMar>
+            <w:vAlign w:val="center"/>
           </w:tcPr>
           <w:p>
             <w:pPr>
@@ -6110,6 +6280,7 @@
               <w:bottom w:w="10" w:type="dxa"/>
               <w:right w:w="20" w:type="dxa"/>
             </w:tcMar>
+            <w:vAlign w:val="center"/>
           </w:tcPr>
           <w:p>
             <w:pPr>
@@ -6135,6 +6306,7 @@
               <w:bottom w:w="10" w:type="dxa"/>
               <w:right w:w="20" w:type="dxa"/>
             </w:tcMar>
+            <w:vAlign w:val="center"/>
           </w:tcPr>
           <w:p>
             <w:pPr>
@@ -6166,6 +6338,7 @@
               <w:bottom w:w="10" w:type="dxa"/>
               <w:right w:w="20" w:type="dxa"/>
             </w:tcMar>
+            <w:vAlign w:val="center"/>
           </w:tcPr>
           <w:p>
             <w:pPr>
@@ -6191,6 +6364,7 @@
               <w:bottom w:w="10" w:type="dxa"/>
               <w:right w:w="20" w:type="dxa"/>
             </w:tcMar>
+            <w:vAlign w:val="center"/>
           </w:tcPr>
           <w:p>
             <w:pPr>
@@ -6216,6 +6390,7 @@
               <w:bottom w:w="10" w:type="dxa"/>
               <w:right w:w="20" w:type="dxa"/>
             </w:tcMar>
+            <w:vAlign w:val="center"/>
           </w:tcPr>
           <w:p>
             <w:pPr>
@@ -6241,6 +6416,7 @@
               <w:bottom w:w="10" w:type="dxa"/>
               <w:right w:w="20" w:type="dxa"/>
             </w:tcMar>
+            <w:vAlign w:val="center"/>
           </w:tcPr>
           <w:p>
             <w:pPr>
@@ -6266,6 +6442,7 @@
               <w:bottom w:w="10" w:type="dxa"/>
               <w:right w:w="20" w:type="dxa"/>
             </w:tcMar>
+            <w:vAlign w:val="center"/>
           </w:tcPr>
           <w:p>
             <w:pPr>
@@ -6297,6 +6474,7 @@
               <w:bottom w:w="10" w:type="dxa"/>
               <w:right w:w="20" w:type="dxa"/>
             </w:tcMar>
+            <w:vAlign w:val="center"/>
           </w:tcPr>
           <w:p>
             <w:pPr>
@@ -6322,6 +6500,7 @@
               <w:bottom w:w="10" w:type="dxa"/>
               <w:right w:w="20" w:type="dxa"/>
             </w:tcMar>
+            <w:vAlign w:val="center"/>
           </w:tcPr>
           <w:p>
             <w:pPr>
@@ -6347,6 +6526,7 @@
               <w:bottom w:w="10" w:type="dxa"/>
               <w:right w:w="20" w:type="dxa"/>
             </w:tcMar>
+            <w:vAlign w:val="center"/>
           </w:tcPr>
           <w:p>
             <w:pPr>
@@ -6372,6 +6552,7 @@
               <w:bottom w:w="10" w:type="dxa"/>
               <w:right w:w="20" w:type="dxa"/>
             </w:tcMar>
+            <w:vAlign w:val="center"/>
           </w:tcPr>
           <w:p>
             <w:pPr>
@@ -6397,6 +6578,7 @@
               <w:bottom w:w="10" w:type="dxa"/>
               <w:right w:w="20" w:type="dxa"/>
             </w:tcMar>
+            <w:vAlign w:val="center"/>
           </w:tcPr>
           <w:p>
             <w:pPr>
@@ -6428,6 +6610,7 @@
               <w:bottom w:w="10" w:type="dxa"/>
               <w:right w:w="20" w:type="dxa"/>
             </w:tcMar>
+            <w:vAlign w:val="center"/>
           </w:tcPr>
           <w:p>
             <w:pPr>
@@ -6453,6 +6636,7 @@
               <w:bottom w:w="10" w:type="dxa"/>
               <w:right w:w="20" w:type="dxa"/>
             </w:tcMar>
+            <w:vAlign w:val="center"/>
           </w:tcPr>
           <w:p>
             <w:pPr>
@@ -6478,6 +6662,7 @@
               <w:bottom w:w="10" w:type="dxa"/>
               <w:right w:w="20" w:type="dxa"/>
             </w:tcMar>
+            <w:vAlign w:val="center"/>
           </w:tcPr>
           <w:p>
             <w:pPr>
@@ -6503,6 +6688,7 @@
               <w:bottom w:w="10" w:type="dxa"/>
               <w:right w:w="20" w:type="dxa"/>
             </w:tcMar>
+            <w:vAlign w:val="center"/>
           </w:tcPr>
           <w:p>
             <w:pPr>
@@ -6528,6 +6714,7 @@
               <w:bottom w:w="10" w:type="dxa"/>
               <w:right w:w="20" w:type="dxa"/>
             </w:tcMar>
+            <w:vAlign w:val="center"/>
           </w:tcPr>
           <w:p>
             <w:pPr>
@@ -6559,6 +6746,7 @@
               <w:bottom w:w="10" w:type="dxa"/>
               <w:right w:w="20" w:type="dxa"/>
             </w:tcMar>
+            <w:vAlign w:val="center"/>
           </w:tcPr>
           <w:p>
             <w:pPr>
@@ -6584,6 +6772,7 @@
               <w:bottom w:w="10" w:type="dxa"/>
               <w:right w:w="20" w:type="dxa"/>
             </w:tcMar>
+            <w:vAlign w:val="center"/>
           </w:tcPr>
           <w:p>
             <w:pPr>
@@ -6609,6 +6798,7 @@
               <w:bottom w:w="10" w:type="dxa"/>
               <w:right w:w="20" w:type="dxa"/>
             </w:tcMar>
+            <w:vAlign w:val="center"/>
           </w:tcPr>
           <w:p>
             <w:pPr>
@@ -6634,6 +6824,7 @@
               <w:bottom w:w="10" w:type="dxa"/>
               <w:right w:w="20" w:type="dxa"/>
             </w:tcMar>
+            <w:vAlign w:val="center"/>
           </w:tcPr>
           <w:p>
             <w:pPr>
@@ -6659,6 +6850,7 @@
               <w:bottom w:w="10" w:type="dxa"/>
               <w:right w:w="20" w:type="dxa"/>
             </w:tcMar>
+            <w:vAlign w:val="center"/>
           </w:tcPr>
           <w:p>
             <w:pPr>
@@ -6690,6 +6882,7 @@
               <w:bottom w:w="10" w:type="dxa"/>
               <w:right w:w="20" w:type="dxa"/>
             </w:tcMar>
+            <w:vAlign w:val="center"/>
           </w:tcPr>
           <w:p>
             <w:pPr>
@@ -6715,6 +6908,7 @@
               <w:bottom w:w="10" w:type="dxa"/>
               <w:right w:w="20" w:type="dxa"/>
             </w:tcMar>
+            <w:vAlign w:val="center"/>
           </w:tcPr>
           <w:p>
             <w:pPr>
@@ -6740,6 +6934,7 @@
               <w:bottom w:w="10" w:type="dxa"/>
               <w:right w:w="20" w:type="dxa"/>
             </w:tcMar>
+            <w:vAlign w:val="center"/>
           </w:tcPr>
           <w:p>
             <w:pPr>
@@ -6765,6 +6960,7 @@
               <w:bottom w:w="10" w:type="dxa"/>
               <w:right w:w="20" w:type="dxa"/>
             </w:tcMar>
+            <w:vAlign w:val="center"/>
           </w:tcPr>
           <w:p>
             <w:pPr>
@@ -6790,6 +6986,7 @@
               <w:bottom w:w="10" w:type="dxa"/>
               <w:right w:w="20" w:type="dxa"/>
             </w:tcMar>
+            <w:vAlign w:val="center"/>
           </w:tcPr>
           <w:p>
             <w:pPr>
@@ -6810,50 +7007,10 @@
     </w:tbl>
     <w:p>
       <w:pPr>
-        <w:rPr>
-          <w:sz w:val="2"/>
-        </w:rPr>
-        <w:sectPr>
-          <w:type w:val="continuous"/>
-          <w:pgSz w:w="11907" w:h="16839" w:code="9"/>
-          <w:pgMar w:top="1009" w:right="936" w:bottom="1009" w:left="936" w:header="431" w:footer="431" w:gutter="0"/>
-          <w:cols w:space="288"/>
-          <w:docGrid w:linePitch="272"/>
-        </w:sectPr>
-      </w:pPr>
-    </w:p>
-    <w:p>
-      <w:pPr>
-        <w:rPr>
-          <w:sz w:val="2"/>
-        </w:rPr>
-        <w:sectPr>
-          <w:type w:val="continuous"/>
-          <w:pgSz w:w="11907" w:h="16839" w:code="9"/>
-          <w:pgMar w:top="1009" w:right="936" w:bottom="1009" w:left="936" w:header="431" w:footer="431" w:gutter="0"/>
-          <w:cols w:num="2" w:space="288"/>
-          <w:docGrid w:linePitch="272"/>
-        </w:sectPr>
-      </w:pPr>
-    </w:p>
-    <w:p>
-      <w:pPr>
-        <w:rPr>
-          <w:sz w:val="2"/>
-        </w:rPr>
-        <w:sectPr>
-          <w:type w:val="continuous"/>
-          <w:pgSz w:w="11907" w:h="16839" w:code="9"/>
-          <w:pgMar w:top="1009" w:right="936" w:bottom="1009" w:left="936" w:header="431" w:footer="431" w:gutter="0"/>
-          <w:cols w:num="2" w:space="288"/>
-          <w:docGrid w:linePitch="272"/>
-        </w:sectPr>
-      </w:pPr>
-    </w:p>
-    <w:p>
-      <w:pPr>
         <w:pStyle w:val="figurecaption0"/>
-        <w:spacing w:before="120"/>
+        <w:keepNext/>
+        <w:keepLines/>
+        <w:spacing w:before="80" w:after="40"/>
       </w:pPr>
       <w:r>
         <w:t>Table 6. Four-partition Brier score and Murphy decomposition (UNC − RES + REL) by train-only stratum. N is the mean test-event count. Junyi sparse is empty. Junyi T-KT N matches DKT/IRT after alignment to official learner partitions. Full Brier, UNC, REL, and RES grids, including XES3G5M, are in Table A4.</w:t>
@@ -6873,10 +7030,10 @@
         </w:tblBorders>
         <w:tblLayout w:type="fixed"/>
         <w:tblCellMar>
-          <w:top w:w="20" w:type="dxa"/>
-          <w:left w:w="40" w:type="dxa"/>
-          <w:bottom w:w="20" w:type="dxa"/>
-          <w:right w:w="40" w:type="dxa"/>
+          <w:top w:w="30" w:type="dxa"/>
+          <w:left w:w="80" w:type="dxa"/>
+          <w:bottom w:w="30" w:type="dxa"/>
+          <w:right w:w="80" w:type="dxa"/>
         </w:tblCellMar>
         <w:tblLook w:val="0000" w:firstRow="0" w:lastRow="0" w:firstColumn="0" w:lastColumn="0" w:noHBand="0" w:noVBand="0"/>
       </w:tblPr>
@@ -6893,15 +7050,18 @@
       </w:tblGrid>
       <w:tr>
         <w:trPr>
+          <w:tblHeader/>
           <w:jc w:val="center"/>
         </w:trPr>
         <w:tc>
           <w:tcPr>
             <w:tcW w:w="878" w:type="pct"/>
+            <w:vAlign w:val="center"/>
           </w:tcPr>
           <w:p>
             <w:pPr>
               <w:pStyle w:val="Heading2"/>
+              <w:keepNext w:val="0"/>
               <w:numPr>
                 <w:ilvl w:val="0"/>
                 <w:numId w:val="0"/>
@@ -6925,10 +7085,12 @@
         <w:tc>
           <w:tcPr>
             <w:tcW w:w="499" w:type="pct"/>
+            <w:vAlign w:val="center"/>
           </w:tcPr>
           <w:p>
             <w:pPr>
               <w:pStyle w:val="Heading2"/>
+              <w:keepNext w:val="0"/>
               <w:numPr>
                 <w:ilvl w:val="0"/>
                 <w:numId w:val="0"/>
@@ -6952,10 +7114,12 @@
         <w:tc>
           <w:tcPr>
             <w:tcW w:w="570" w:type="pct"/>
+            <w:vAlign w:val="center"/>
           </w:tcPr>
           <w:p>
             <w:pPr>
               <w:pStyle w:val="Heading2"/>
+              <w:keepNext w:val="0"/>
               <w:numPr>
                 <w:ilvl w:val="0"/>
                 <w:numId w:val="0"/>
@@ -6979,10 +7143,12 @@
         <w:tc>
           <w:tcPr>
             <w:tcW w:w="647" w:type="pct"/>
+            <w:vAlign w:val="center"/>
           </w:tcPr>
           <w:p>
             <w:pPr>
               <w:pStyle w:val="Heading2"/>
+              <w:keepNext w:val="0"/>
               <w:numPr>
                 <w:ilvl w:val="0"/>
                 <w:numId w:val="0"/>
@@ -7006,10 +7172,12 @@
         <w:tc>
           <w:tcPr>
             <w:tcW w:w="481" w:type="pct"/>
+            <w:vAlign w:val="center"/>
           </w:tcPr>
           <w:p>
             <w:pPr>
               <w:pStyle w:val="Heading2"/>
+              <w:keepNext w:val="0"/>
               <w:numPr>
                 <w:ilvl w:val="0"/>
                 <w:numId w:val="0"/>
@@ -7033,10 +7201,12 @@
         <w:tc>
           <w:tcPr>
             <w:tcW w:w="481" w:type="pct"/>
+            <w:vAlign w:val="center"/>
           </w:tcPr>
           <w:p>
             <w:pPr>
               <w:pStyle w:val="Heading2"/>
+              <w:keepNext w:val="0"/>
               <w:numPr>
                 <w:ilvl w:val="0"/>
                 <w:numId w:val="0"/>
@@ -7060,10 +7230,12 @@
         <w:tc>
           <w:tcPr>
             <w:tcW w:w="481" w:type="pct"/>
+            <w:vAlign w:val="center"/>
           </w:tcPr>
           <w:p>
             <w:pPr>
               <w:pStyle w:val="Heading2"/>
+              <w:keepNext w:val="0"/>
               <w:numPr>
                 <w:ilvl w:val="0"/>
                 <w:numId w:val="0"/>
@@ -7087,10 +7259,12 @@
         <w:tc>
           <w:tcPr>
             <w:tcW w:w="481" w:type="pct"/>
+            <w:vAlign w:val="center"/>
           </w:tcPr>
           <w:p>
             <w:pPr>
               <w:pStyle w:val="Heading2"/>
+              <w:keepNext w:val="0"/>
               <w:numPr>
                 <w:ilvl w:val="0"/>
                 <w:numId w:val="0"/>
@@ -7114,10 +7288,12 @@
         <w:tc>
           <w:tcPr>
             <w:tcW w:w="481" w:type="pct"/>
+            <w:vAlign w:val="center"/>
           </w:tcPr>
           <w:p>
             <w:pPr>
               <w:pStyle w:val="Heading2"/>
+              <w:keepNext w:val="0"/>
               <w:numPr>
                 <w:ilvl w:val="0"/>
                 <w:numId w:val="0"/>
@@ -7146,10 +7322,12 @@
         <w:tc>
           <w:tcPr>
             <w:tcW w:w="878" w:type="pct"/>
+            <w:vAlign w:val="center"/>
           </w:tcPr>
           <w:p>
             <w:pPr>
               <w:pStyle w:val="Heading2"/>
+              <w:keepNext w:val="0"/>
               <w:numPr>
                 <w:ilvl w:val="0"/>
                 <w:numId w:val="0"/>
@@ -7171,10 +7349,12 @@
         <w:tc>
           <w:tcPr>
             <w:tcW w:w="499" w:type="pct"/>
+            <w:vAlign w:val="center"/>
           </w:tcPr>
           <w:p>
             <w:pPr>
               <w:pStyle w:val="Heading2"/>
+              <w:keepNext w:val="0"/>
               <w:numPr>
                 <w:ilvl w:val="0"/>
                 <w:numId w:val="0"/>
@@ -7196,10 +7376,12 @@
         <w:tc>
           <w:tcPr>
             <w:tcW w:w="570" w:type="pct"/>
+            <w:vAlign w:val="center"/>
           </w:tcPr>
           <w:p>
             <w:pPr>
               <w:pStyle w:val="Heading2"/>
+              <w:keepNext w:val="0"/>
               <w:numPr>
                 <w:ilvl w:val="0"/>
                 <w:numId w:val="0"/>
@@ -7221,10 +7403,12 @@
         <w:tc>
           <w:tcPr>
             <w:tcW w:w="647" w:type="pct"/>
+            <w:vAlign w:val="center"/>
           </w:tcPr>
           <w:p>
             <w:pPr>
               <w:pStyle w:val="Heading2"/>
+              <w:keepNext w:val="0"/>
               <w:numPr>
                 <w:ilvl w:val="0"/>
                 <w:numId w:val="0"/>
@@ -7246,10 +7430,12 @@
         <w:tc>
           <w:tcPr>
             <w:tcW w:w="481" w:type="pct"/>
+            <w:vAlign w:val="center"/>
           </w:tcPr>
           <w:p>
             <w:pPr>
               <w:pStyle w:val="Heading2"/>
+              <w:keepNext w:val="0"/>
               <w:numPr>
                 <w:ilvl w:val="0"/>
                 <w:numId w:val="0"/>
@@ -7271,10 +7457,12 @@
         <w:tc>
           <w:tcPr>
             <w:tcW w:w="481" w:type="pct"/>
+            <w:vAlign w:val="center"/>
           </w:tcPr>
           <w:p>
             <w:pPr>
               <w:pStyle w:val="Heading2"/>
+              <w:keepNext w:val="0"/>
               <w:numPr>
                 <w:ilvl w:val="0"/>
                 <w:numId w:val="0"/>
@@ -7296,10 +7484,12 @@
         <w:tc>
           <w:tcPr>
             <w:tcW w:w="481" w:type="pct"/>
+            <w:vAlign w:val="center"/>
           </w:tcPr>
           <w:p>
             <w:pPr>
               <w:pStyle w:val="Heading2"/>
+              <w:keepNext w:val="0"/>
               <w:numPr>
                 <w:ilvl w:val="0"/>
                 <w:numId w:val="0"/>
@@ -7321,10 +7511,12 @@
         <w:tc>
           <w:tcPr>
             <w:tcW w:w="481" w:type="pct"/>
+            <w:vAlign w:val="center"/>
           </w:tcPr>
           <w:p>
             <w:pPr>
               <w:pStyle w:val="Heading2"/>
+              <w:keepNext w:val="0"/>
               <w:numPr>
                 <w:ilvl w:val="0"/>
                 <w:numId w:val="0"/>
@@ -7346,10 +7538,12 @@
         <w:tc>
           <w:tcPr>
             <w:tcW w:w="481" w:type="pct"/>
+            <w:vAlign w:val="center"/>
           </w:tcPr>
           <w:p>
             <w:pPr>
               <w:pStyle w:val="Heading2"/>
+              <w:keepNext w:val="0"/>
               <w:numPr>
                 <w:ilvl w:val="0"/>
                 <w:numId w:val="0"/>
@@ -7376,10 +7570,12 @@
         <w:tc>
           <w:tcPr>
             <w:tcW w:w="878" w:type="pct"/>
+            <w:vAlign w:val="center"/>
           </w:tcPr>
           <w:p>
             <w:pPr>
               <w:pStyle w:val="Heading2"/>
+              <w:keepNext w:val="0"/>
               <w:numPr>
                 <w:ilvl w:val="0"/>
                 <w:numId w:val="0"/>
@@ -7401,10 +7597,12 @@
         <w:tc>
           <w:tcPr>
             <w:tcW w:w="499" w:type="pct"/>
+            <w:vAlign w:val="center"/>
           </w:tcPr>
           <w:p>
             <w:pPr>
               <w:pStyle w:val="Heading2"/>
+              <w:keepNext w:val="0"/>
               <w:numPr>
                 <w:ilvl w:val="0"/>
                 <w:numId w:val="0"/>
@@ -7426,10 +7624,12 @@
         <w:tc>
           <w:tcPr>
             <w:tcW w:w="570" w:type="pct"/>
+            <w:vAlign w:val="center"/>
           </w:tcPr>
           <w:p>
             <w:pPr>
               <w:pStyle w:val="Heading2"/>
+              <w:keepNext w:val="0"/>
               <w:numPr>
                 <w:ilvl w:val="0"/>
                 <w:numId w:val="0"/>
@@ -7451,10 +7651,12 @@
         <w:tc>
           <w:tcPr>
             <w:tcW w:w="647" w:type="pct"/>
+            <w:vAlign w:val="center"/>
           </w:tcPr>
           <w:p>
             <w:pPr>
               <w:pStyle w:val="Heading2"/>
+              <w:keepNext w:val="0"/>
               <w:numPr>
                 <w:ilvl w:val="0"/>
                 <w:numId w:val="0"/>
@@ -7476,10 +7678,12 @@
         <w:tc>
           <w:tcPr>
             <w:tcW w:w="481" w:type="pct"/>
+            <w:vAlign w:val="center"/>
           </w:tcPr>
           <w:p>
             <w:pPr>
               <w:pStyle w:val="Heading2"/>
+              <w:keepNext w:val="0"/>
               <w:numPr>
                 <w:ilvl w:val="0"/>
                 <w:numId w:val="0"/>
@@ -7501,10 +7705,12 @@
         <w:tc>
           <w:tcPr>
             <w:tcW w:w="481" w:type="pct"/>
+            <w:vAlign w:val="center"/>
           </w:tcPr>
           <w:p>
             <w:pPr>
               <w:pStyle w:val="Heading2"/>
+              <w:keepNext w:val="0"/>
               <w:numPr>
                 <w:ilvl w:val="0"/>
                 <w:numId w:val="0"/>
@@ -7526,10 +7732,12 @@
         <w:tc>
           <w:tcPr>
             <w:tcW w:w="481" w:type="pct"/>
+            <w:vAlign w:val="center"/>
           </w:tcPr>
           <w:p>
             <w:pPr>
               <w:pStyle w:val="Heading2"/>
+              <w:keepNext w:val="0"/>
               <w:numPr>
                 <w:ilvl w:val="0"/>
                 <w:numId w:val="0"/>
@@ -7551,10 +7759,12 @@
         <w:tc>
           <w:tcPr>
             <w:tcW w:w="481" w:type="pct"/>
+            <w:vAlign w:val="center"/>
           </w:tcPr>
           <w:p>
             <w:pPr>
               <w:pStyle w:val="Heading2"/>
+              <w:keepNext w:val="0"/>
               <w:numPr>
                 <w:ilvl w:val="0"/>
                 <w:numId w:val="0"/>
@@ -7576,10 +7786,12 @@
         <w:tc>
           <w:tcPr>
             <w:tcW w:w="481" w:type="pct"/>
+            <w:vAlign w:val="center"/>
           </w:tcPr>
           <w:p>
             <w:pPr>
               <w:pStyle w:val="Heading2"/>
+              <w:keepNext w:val="0"/>
               <w:numPr>
                 <w:ilvl w:val="0"/>
                 <w:numId w:val="0"/>
@@ -7606,10 +7818,12 @@
         <w:tc>
           <w:tcPr>
             <w:tcW w:w="878" w:type="pct"/>
+            <w:vAlign w:val="center"/>
           </w:tcPr>
           <w:p>
             <w:pPr>
               <w:pStyle w:val="Heading2"/>
+              <w:keepNext w:val="0"/>
               <w:numPr>
                 <w:ilvl w:val="0"/>
                 <w:numId w:val="0"/>
@@ -7631,10 +7845,12 @@
         <w:tc>
           <w:tcPr>
             <w:tcW w:w="499" w:type="pct"/>
+            <w:vAlign w:val="center"/>
           </w:tcPr>
           <w:p>
             <w:pPr>
               <w:pStyle w:val="Heading2"/>
+              <w:keepNext w:val="0"/>
               <w:numPr>
                 <w:ilvl w:val="0"/>
                 <w:numId w:val="0"/>
@@ -7656,10 +7872,12 @@
         <w:tc>
           <w:tcPr>
             <w:tcW w:w="570" w:type="pct"/>
+            <w:vAlign w:val="center"/>
           </w:tcPr>
           <w:p>
             <w:pPr>
               <w:pStyle w:val="Heading2"/>
+              <w:keepNext w:val="0"/>
               <w:numPr>
                 <w:ilvl w:val="0"/>
                 <w:numId w:val="0"/>
@@ -7681,10 +7899,12 @@
         <w:tc>
           <w:tcPr>
             <w:tcW w:w="647" w:type="pct"/>
+            <w:vAlign w:val="center"/>
           </w:tcPr>
           <w:p>
             <w:pPr>
               <w:pStyle w:val="Heading2"/>
+              <w:keepNext w:val="0"/>
               <w:numPr>
                 <w:ilvl w:val="0"/>
                 <w:numId w:val="0"/>
@@ -7706,10 +7926,12 @@
         <w:tc>
           <w:tcPr>
             <w:tcW w:w="481" w:type="pct"/>
+            <w:vAlign w:val="center"/>
           </w:tcPr>
           <w:p>
             <w:pPr>
               <w:pStyle w:val="Heading2"/>
+              <w:keepNext w:val="0"/>
               <w:numPr>
                 <w:ilvl w:val="0"/>
                 <w:numId w:val="0"/>
@@ -7731,10 +7953,12 @@
         <w:tc>
           <w:tcPr>
             <w:tcW w:w="481" w:type="pct"/>
+            <w:vAlign w:val="center"/>
           </w:tcPr>
           <w:p>
             <w:pPr>
               <w:pStyle w:val="Heading2"/>
+              <w:keepNext w:val="0"/>
               <w:numPr>
                 <w:ilvl w:val="0"/>
                 <w:numId w:val="0"/>
@@ -7756,10 +7980,12 @@
         <w:tc>
           <w:tcPr>
             <w:tcW w:w="481" w:type="pct"/>
+            <w:vAlign w:val="center"/>
           </w:tcPr>
           <w:p>
             <w:pPr>
               <w:pStyle w:val="Heading2"/>
+              <w:keepNext w:val="0"/>
               <w:numPr>
                 <w:ilvl w:val="0"/>
                 <w:numId w:val="0"/>
@@ -7781,10 +8007,12 @@
         <w:tc>
           <w:tcPr>
             <w:tcW w:w="481" w:type="pct"/>
+            <w:vAlign w:val="center"/>
           </w:tcPr>
           <w:p>
             <w:pPr>
               <w:pStyle w:val="Heading2"/>
+              <w:keepNext w:val="0"/>
               <w:numPr>
                 <w:ilvl w:val="0"/>
                 <w:numId w:val="0"/>
@@ -7806,10 +8034,12 @@
         <w:tc>
           <w:tcPr>
             <w:tcW w:w="481" w:type="pct"/>
+            <w:vAlign w:val="center"/>
           </w:tcPr>
           <w:p>
             <w:pPr>
               <w:pStyle w:val="Heading2"/>
+              <w:keepNext w:val="0"/>
               <w:numPr>
                 <w:ilvl w:val="0"/>
                 <w:numId w:val="0"/>
@@ -7836,10 +8066,12 @@
         <w:tc>
           <w:tcPr>
             <w:tcW w:w="878" w:type="pct"/>
+            <w:vAlign w:val="center"/>
           </w:tcPr>
           <w:p>
             <w:pPr>
               <w:pStyle w:val="Heading2"/>
+              <w:keepNext w:val="0"/>
               <w:numPr>
                 <w:ilvl w:val="0"/>
                 <w:numId w:val="0"/>
@@ -7861,10 +8093,12 @@
         <w:tc>
           <w:tcPr>
             <w:tcW w:w="499" w:type="pct"/>
+            <w:vAlign w:val="center"/>
           </w:tcPr>
           <w:p>
             <w:pPr>
               <w:pStyle w:val="Heading2"/>
+              <w:keepNext w:val="0"/>
               <w:numPr>
                 <w:ilvl w:val="0"/>
                 <w:numId w:val="0"/>
@@ -7886,10 +8120,12 @@
         <w:tc>
           <w:tcPr>
             <w:tcW w:w="570" w:type="pct"/>
+            <w:vAlign w:val="center"/>
           </w:tcPr>
           <w:p>
             <w:pPr>
               <w:pStyle w:val="Heading2"/>
+              <w:keepNext w:val="0"/>
               <w:numPr>
                 <w:ilvl w:val="0"/>
                 <w:numId w:val="0"/>
@@ -7911,10 +8147,12 @@
         <w:tc>
           <w:tcPr>
             <w:tcW w:w="647" w:type="pct"/>
+            <w:vAlign w:val="center"/>
           </w:tcPr>
           <w:p>
             <w:pPr>
               <w:pStyle w:val="Heading2"/>
+              <w:keepNext w:val="0"/>
               <w:numPr>
                 <w:ilvl w:val="0"/>
                 <w:numId w:val="0"/>
@@ -7936,10 +8174,12 @@
         <w:tc>
           <w:tcPr>
             <w:tcW w:w="481" w:type="pct"/>
+            <w:vAlign w:val="center"/>
           </w:tcPr>
           <w:p>
             <w:pPr>
               <w:pStyle w:val="Heading2"/>
+              <w:keepNext w:val="0"/>
               <w:numPr>
                 <w:ilvl w:val="0"/>
                 <w:numId w:val="0"/>
@@ -7961,10 +8201,12 @@
         <w:tc>
           <w:tcPr>
             <w:tcW w:w="481" w:type="pct"/>
+            <w:vAlign w:val="center"/>
           </w:tcPr>
           <w:p>
             <w:pPr>
               <w:pStyle w:val="Heading2"/>
+              <w:keepNext w:val="0"/>
               <w:numPr>
                 <w:ilvl w:val="0"/>
                 <w:numId w:val="0"/>
@@ -7986,10 +8228,12 @@
         <w:tc>
           <w:tcPr>
             <w:tcW w:w="481" w:type="pct"/>
+            <w:vAlign w:val="center"/>
           </w:tcPr>
           <w:p>
             <w:pPr>
               <w:pStyle w:val="Heading2"/>
+              <w:keepNext w:val="0"/>
               <w:numPr>
                 <w:ilvl w:val="0"/>
                 <w:numId w:val="0"/>
@@ -8011,10 +8255,12 @@
         <w:tc>
           <w:tcPr>
             <w:tcW w:w="481" w:type="pct"/>
+            <w:vAlign w:val="center"/>
           </w:tcPr>
           <w:p>
             <w:pPr>
               <w:pStyle w:val="Heading2"/>
+              <w:keepNext w:val="0"/>
               <w:numPr>
                 <w:ilvl w:val="0"/>
                 <w:numId w:val="0"/>
@@ -8036,10 +8282,12 @@
         <w:tc>
           <w:tcPr>
             <w:tcW w:w="481" w:type="pct"/>
+            <w:vAlign w:val="center"/>
           </w:tcPr>
           <w:p>
             <w:pPr>
               <w:pStyle w:val="Heading2"/>
+              <w:keepNext w:val="0"/>
               <w:numPr>
                 <w:ilvl w:val="0"/>
                 <w:numId w:val="0"/>
@@ -8066,10 +8314,12 @@
         <w:tc>
           <w:tcPr>
             <w:tcW w:w="878" w:type="pct"/>
+            <w:vAlign w:val="center"/>
           </w:tcPr>
           <w:p>
             <w:pPr>
               <w:pStyle w:val="Heading2"/>
+              <w:keepNext w:val="0"/>
               <w:numPr>
                 <w:ilvl w:val="0"/>
                 <w:numId w:val="0"/>
@@ -8091,10 +8341,12 @@
         <w:tc>
           <w:tcPr>
             <w:tcW w:w="499" w:type="pct"/>
+            <w:vAlign w:val="center"/>
           </w:tcPr>
           <w:p>
             <w:pPr>
               <w:pStyle w:val="Heading2"/>
+              <w:keepNext w:val="0"/>
               <w:numPr>
                 <w:ilvl w:val="0"/>
                 <w:numId w:val="0"/>
@@ -8116,10 +8368,12 @@
         <w:tc>
           <w:tcPr>
             <w:tcW w:w="570" w:type="pct"/>
+            <w:vAlign w:val="center"/>
           </w:tcPr>
           <w:p>
             <w:pPr>
               <w:pStyle w:val="Heading2"/>
+              <w:keepNext w:val="0"/>
               <w:numPr>
                 <w:ilvl w:val="0"/>
                 <w:numId w:val="0"/>
@@ -8141,10 +8395,12 @@
         <w:tc>
           <w:tcPr>
             <w:tcW w:w="647" w:type="pct"/>
+            <w:vAlign w:val="center"/>
           </w:tcPr>
           <w:p>
             <w:pPr>
               <w:pStyle w:val="Heading2"/>
+              <w:keepNext w:val="0"/>
               <w:numPr>
                 <w:ilvl w:val="0"/>
                 <w:numId w:val="0"/>
@@ -8166,10 +8422,12 @@
         <w:tc>
           <w:tcPr>
             <w:tcW w:w="481" w:type="pct"/>
+            <w:vAlign w:val="center"/>
           </w:tcPr>
           <w:p>
             <w:pPr>
               <w:pStyle w:val="Heading2"/>
+              <w:keepNext w:val="0"/>
               <w:numPr>
                 <w:ilvl w:val="0"/>
                 <w:numId w:val="0"/>
@@ -8191,10 +8449,12 @@
         <w:tc>
           <w:tcPr>
             <w:tcW w:w="481" w:type="pct"/>
+            <w:vAlign w:val="center"/>
           </w:tcPr>
           <w:p>
             <w:pPr>
               <w:pStyle w:val="Heading2"/>
+              <w:keepNext w:val="0"/>
               <w:numPr>
                 <w:ilvl w:val="0"/>
                 <w:numId w:val="0"/>
@@ -8216,10 +8476,12 @@
         <w:tc>
           <w:tcPr>
             <w:tcW w:w="481" w:type="pct"/>
+            <w:vAlign w:val="center"/>
           </w:tcPr>
           <w:p>
             <w:pPr>
               <w:pStyle w:val="Heading2"/>
+              <w:keepNext w:val="0"/>
               <w:numPr>
                 <w:ilvl w:val="0"/>
                 <w:numId w:val="0"/>
@@ -8241,10 +8503,12 @@
         <w:tc>
           <w:tcPr>
             <w:tcW w:w="481" w:type="pct"/>
+            <w:vAlign w:val="center"/>
           </w:tcPr>
           <w:p>
             <w:pPr>
               <w:pStyle w:val="Heading2"/>
+              <w:keepNext w:val="0"/>
               <w:numPr>
                 <w:ilvl w:val="0"/>
                 <w:numId w:val="0"/>
@@ -8266,10 +8530,12 @@
         <w:tc>
           <w:tcPr>
             <w:tcW w:w="481" w:type="pct"/>
+            <w:vAlign w:val="center"/>
           </w:tcPr>
           <w:p>
             <w:pPr>
               <w:pStyle w:val="Heading2"/>
+              <w:keepNext w:val="0"/>
               <w:numPr>
                 <w:ilvl w:val="0"/>
                 <w:numId w:val="0"/>
@@ -8296,10 +8562,12 @@
         <w:tc>
           <w:tcPr>
             <w:tcW w:w="878" w:type="pct"/>
+            <w:vAlign w:val="center"/>
           </w:tcPr>
           <w:p>
             <w:pPr>
               <w:pStyle w:val="Heading2"/>
+              <w:keepNext w:val="0"/>
               <w:numPr>
                 <w:ilvl w:val="0"/>
                 <w:numId w:val="0"/>
@@ -8321,10 +8589,12 @@
         <w:tc>
           <w:tcPr>
             <w:tcW w:w="499" w:type="pct"/>
+            <w:vAlign w:val="center"/>
           </w:tcPr>
           <w:p>
             <w:pPr>
               <w:pStyle w:val="Heading2"/>
+              <w:keepNext w:val="0"/>
               <w:numPr>
                 <w:ilvl w:val="0"/>
                 <w:numId w:val="0"/>
@@ -8346,10 +8616,12 @@
         <w:tc>
           <w:tcPr>
             <w:tcW w:w="570" w:type="pct"/>
+            <w:vAlign w:val="center"/>
           </w:tcPr>
           <w:p>
             <w:pPr>
               <w:pStyle w:val="Heading2"/>
+              <w:keepNext w:val="0"/>
               <w:numPr>
                 <w:ilvl w:val="0"/>
                 <w:numId w:val="0"/>
@@ -8371,10 +8643,12 @@
         <w:tc>
           <w:tcPr>
             <w:tcW w:w="647" w:type="pct"/>
+            <w:vAlign w:val="center"/>
           </w:tcPr>
           <w:p>
             <w:pPr>
               <w:pStyle w:val="Heading2"/>
+              <w:keepNext w:val="0"/>
               <w:numPr>
                 <w:ilvl w:val="0"/>
                 <w:numId w:val="0"/>
@@ -8396,10 +8670,12 @@
         <w:tc>
           <w:tcPr>
             <w:tcW w:w="481" w:type="pct"/>
+            <w:vAlign w:val="center"/>
           </w:tcPr>
           <w:p>
             <w:pPr>
               <w:pStyle w:val="Heading2"/>
+              <w:keepNext w:val="0"/>
               <w:numPr>
                 <w:ilvl w:val="0"/>
                 <w:numId w:val="0"/>
@@ -8421,10 +8697,12 @@
         <w:tc>
           <w:tcPr>
             <w:tcW w:w="481" w:type="pct"/>
+            <w:vAlign w:val="center"/>
           </w:tcPr>
           <w:p>
             <w:pPr>
               <w:pStyle w:val="Heading2"/>
+              <w:keepNext w:val="0"/>
               <w:numPr>
                 <w:ilvl w:val="0"/>
                 <w:numId w:val="0"/>
@@ -8446,10 +8724,12 @@
         <w:tc>
           <w:tcPr>
             <w:tcW w:w="481" w:type="pct"/>
+            <w:vAlign w:val="center"/>
           </w:tcPr>
           <w:p>
             <w:pPr>
               <w:pStyle w:val="Heading2"/>
+              <w:keepNext w:val="0"/>
               <w:numPr>
                 <w:ilvl w:val="0"/>
                 <w:numId w:val="0"/>
@@ -8471,10 +8751,12 @@
         <w:tc>
           <w:tcPr>
             <w:tcW w:w="481" w:type="pct"/>
+            <w:vAlign w:val="center"/>
           </w:tcPr>
           <w:p>
             <w:pPr>
               <w:pStyle w:val="Heading2"/>
+              <w:keepNext w:val="0"/>
               <w:numPr>
                 <w:ilvl w:val="0"/>
                 <w:numId w:val="0"/>
@@ -8496,10 +8778,12 @@
         <w:tc>
           <w:tcPr>
             <w:tcW w:w="481" w:type="pct"/>
+            <w:vAlign w:val="center"/>
           </w:tcPr>
           <w:p>
             <w:pPr>
               <w:pStyle w:val="Heading2"/>
+              <w:keepNext w:val="0"/>
               <w:numPr>
                 <w:ilvl w:val="0"/>
                 <w:numId w:val="0"/>
@@ -8526,10 +8810,12 @@
         <w:tc>
           <w:tcPr>
             <w:tcW w:w="878" w:type="pct"/>
+            <w:vAlign w:val="center"/>
           </w:tcPr>
           <w:p>
             <w:pPr>
               <w:pStyle w:val="Heading2"/>
+              <w:keepNext w:val="0"/>
               <w:numPr>
                 <w:ilvl w:val="0"/>
                 <w:numId w:val="0"/>
@@ -8551,10 +8837,12 @@
         <w:tc>
           <w:tcPr>
             <w:tcW w:w="499" w:type="pct"/>
+            <w:vAlign w:val="center"/>
           </w:tcPr>
           <w:p>
             <w:pPr>
               <w:pStyle w:val="Heading2"/>
+              <w:keepNext w:val="0"/>
               <w:numPr>
                 <w:ilvl w:val="0"/>
                 <w:numId w:val="0"/>
@@ -8576,10 +8864,12 @@
         <w:tc>
           <w:tcPr>
             <w:tcW w:w="570" w:type="pct"/>
+            <w:vAlign w:val="center"/>
           </w:tcPr>
           <w:p>
             <w:pPr>
               <w:pStyle w:val="Heading2"/>
+              <w:keepNext w:val="0"/>
               <w:numPr>
                 <w:ilvl w:val="0"/>
                 <w:numId w:val="0"/>
@@ -8601,10 +8891,12 @@
         <w:tc>
           <w:tcPr>
             <w:tcW w:w="647" w:type="pct"/>
+            <w:vAlign w:val="center"/>
           </w:tcPr>
           <w:p>
             <w:pPr>
               <w:pStyle w:val="Heading2"/>
+              <w:keepNext w:val="0"/>
               <w:numPr>
                 <w:ilvl w:val="0"/>
                 <w:numId w:val="0"/>
@@ -8626,10 +8918,12 @@
         <w:tc>
           <w:tcPr>
             <w:tcW w:w="481" w:type="pct"/>
+            <w:vAlign w:val="center"/>
           </w:tcPr>
           <w:p>
             <w:pPr>
               <w:pStyle w:val="Heading2"/>
+              <w:keepNext w:val="0"/>
               <w:numPr>
                 <w:ilvl w:val="0"/>
                 <w:numId w:val="0"/>
@@ -8651,10 +8945,12 @@
         <w:tc>
           <w:tcPr>
             <w:tcW w:w="481" w:type="pct"/>
+            <w:vAlign w:val="center"/>
           </w:tcPr>
           <w:p>
             <w:pPr>
               <w:pStyle w:val="Heading2"/>
+              <w:keepNext w:val="0"/>
               <w:numPr>
                 <w:ilvl w:val="0"/>
                 <w:numId w:val="0"/>
@@ -8676,10 +8972,12 @@
         <w:tc>
           <w:tcPr>
             <w:tcW w:w="481" w:type="pct"/>
+            <w:vAlign w:val="center"/>
           </w:tcPr>
           <w:p>
             <w:pPr>
               <w:pStyle w:val="Heading2"/>
+              <w:keepNext w:val="0"/>
               <w:numPr>
                 <w:ilvl w:val="0"/>
                 <w:numId w:val="0"/>
@@ -8701,10 +8999,12 @@
         <w:tc>
           <w:tcPr>
             <w:tcW w:w="481" w:type="pct"/>
+            <w:vAlign w:val="center"/>
           </w:tcPr>
           <w:p>
             <w:pPr>
               <w:pStyle w:val="Heading2"/>
+              <w:keepNext w:val="0"/>
               <w:numPr>
                 <w:ilvl w:val="0"/>
                 <w:numId w:val="0"/>
@@ -8726,10 +9026,12 @@
         <w:tc>
           <w:tcPr>
             <w:tcW w:w="481" w:type="pct"/>
+            <w:vAlign w:val="center"/>
           </w:tcPr>
           <w:p>
             <w:pPr>
               <w:pStyle w:val="Heading2"/>
+              <w:keepNext w:val="0"/>
               <w:numPr>
                 <w:ilvl w:val="0"/>
                 <w:numId w:val="0"/>
@@ -8756,10 +9058,12 @@
         <w:tc>
           <w:tcPr>
             <w:tcW w:w="878" w:type="pct"/>
+            <w:vAlign w:val="center"/>
           </w:tcPr>
           <w:p>
             <w:pPr>
               <w:pStyle w:val="Heading2"/>
+              <w:keepNext w:val="0"/>
               <w:numPr>
                 <w:ilvl w:val="0"/>
                 <w:numId w:val="0"/>
@@ -8781,10 +9085,12 @@
         <w:tc>
           <w:tcPr>
             <w:tcW w:w="499" w:type="pct"/>
+            <w:vAlign w:val="center"/>
           </w:tcPr>
           <w:p>
             <w:pPr>
               <w:pStyle w:val="Heading2"/>
+              <w:keepNext w:val="0"/>
               <w:numPr>
                 <w:ilvl w:val="0"/>
                 <w:numId w:val="0"/>
@@ -8806,10 +9112,12 @@
         <w:tc>
           <w:tcPr>
             <w:tcW w:w="570" w:type="pct"/>
+            <w:vAlign w:val="center"/>
           </w:tcPr>
           <w:p>
             <w:pPr>
               <w:pStyle w:val="Heading2"/>
+              <w:keepNext w:val="0"/>
               <w:numPr>
                 <w:ilvl w:val="0"/>
                 <w:numId w:val="0"/>
@@ -8831,10 +9139,12 @@
         <w:tc>
           <w:tcPr>
             <w:tcW w:w="647" w:type="pct"/>
+            <w:vAlign w:val="center"/>
           </w:tcPr>
           <w:p>
             <w:pPr>
               <w:pStyle w:val="Heading2"/>
+              <w:keepNext w:val="0"/>
               <w:numPr>
                 <w:ilvl w:val="0"/>
                 <w:numId w:val="0"/>
@@ -8856,10 +9166,12 @@
         <w:tc>
           <w:tcPr>
             <w:tcW w:w="481" w:type="pct"/>
+            <w:vAlign w:val="center"/>
           </w:tcPr>
           <w:p>
             <w:pPr>
               <w:pStyle w:val="Heading2"/>
+              <w:keepNext w:val="0"/>
               <w:numPr>
                 <w:ilvl w:val="0"/>
                 <w:numId w:val="0"/>
@@ -8881,10 +9193,12 @@
         <w:tc>
           <w:tcPr>
             <w:tcW w:w="481" w:type="pct"/>
+            <w:vAlign w:val="center"/>
           </w:tcPr>
           <w:p>
             <w:pPr>
               <w:pStyle w:val="Heading2"/>
+              <w:keepNext w:val="0"/>
               <w:numPr>
                 <w:ilvl w:val="0"/>
                 <w:numId w:val="0"/>
@@ -8906,10 +9220,12 @@
         <w:tc>
           <w:tcPr>
             <w:tcW w:w="481" w:type="pct"/>
+            <w:vAlign w:val="center"/>
           </w:tcPr>
           <w:p>
             <w:pPr>
               <w:pStyle w:val="Heading2"/>
+              <w:keepNext w:val="0"/>
               <w:numPr>
                 <w:ilvl w:val="0"/>
                 <w:numId w:val="0"/>
@@ -8931,10 +9247,12 @@
         <w:tc>
           <w:tcPr>
             <w:tcW w:w="481" w:type="pct"/>
+            <w:vAlign w:val="center"/>
           </w:tcPr>
           <w:p>
             <w:pPr>
               <w:pStyle w:val="Heading2"/>
+              <w:keepNext w:val="0"/>
               <w:numPr>
                 <w:ilvl w:val="0"/>
                 <w:numId w:val="0"/>
@@ -8956,10 +9274,12 @@
         <w:tc>
           <w:tcPr>
             <w:tcW w:w="481" w:type="pct"/>
+            <w:vAlign w:val="center"/>
           </w:tcPr>
           <w:p>
             <w:pPr>
               <w:pStyle w:val="Heading2"/>
+              <w:keepNext w:val="0"/>
               <w:numPr>
                 <w:ilvl w:val="0"/>
                 <w:numId w:val="0"/>
@@ -8989,31 +9309,6 @@
         </w:numPr>
       </w:pPr>
       <w:r>
-        <w:pict w14:anchorId="6205C121">
-          <v:shape id="_x0000_i1027" type="#_x0000_t75" style="width:501.85pt;height:465.85pt">
-            <v:imagedata r:id="rId22" o:title="fig2_reliability_p0"/>
-          </v:shape>
-        </w:pict>
-      </w:r>
-    </w:p>
-    <w:p>
-      <w:pPr>
-        <w:pStyle w:val="figurecaption0"/>
-        <w:spacing w:before="120"/>
-      </w:pPr>
-      <w:r>
-        <w:t>Fig. 3. Reliability diagrams (15 equal-width bins; seed 42 only) are visual diagnostics. Tables 5 and 6 report four-partition means. Rows: ASSISTments 2012 and Junyi Academy. Columns: DKT and T-KT. ASSISTments panels show dense vs sparse; Junyi panels show dense vs medium (learner-based sparse is empty). Not a classroom trial.</w:t>
-      </w:r>
-    </w:p>
-    <w:p>
-      <w:pPr>
-        <w:pStyle w:val="Heading2"/>
-        <w:numPr>
-          <w:ilvl w:val="0"/>
-          <w:numId w:val="0"/>
-        </w:numPr>
-      </w:pPr>
-      <w:r>
         <w:t>C. Cold-start concept feasibility</w:t>
       </w:r>
     </w:p>
@@ -9029,7 +9324,7 @@
     <w:p>
       <w:pPr>
         <w:pStyle w:val="figurecaption0"/>
-        <w:spacing w:before="120"/>
+        <w:spacing w:before="80" w:after="40"/>
       </w:pPr>
       <w:r>
         <w:t>Table 7. Cold-start concept feasibility (four-partition means). Strict: f_train=0. Very-sparse: 0&lt;f_train&lt;20. L/I are occupancy flags on test-event count N. I = Insufficient (N&lt;100). Insufficient cells (N&lt;100) report descr.; ECE is not a supported finding on those slices. Not a recommender user/item split. XES3G5M very-sparse uses the same masked four-partition series as Table 5 (N=114).</w:t>
@@ -9049,10 +9344,10 @@
         </w:tblBorders>
         <w:tblLayout w:type="fixed"/>
         <w:tblCellMar>
-          <w:top w:w="20" w:type="dxa"/>
-          <w:left w:w="40" w:type="dxa"/>
-          <w:bottom w:w="20" w:type="dxa"/>
-          <w:right w:w="40" w:type="dxa"/>
+          <w:top w:w="30" w:type="dxa"/>
+          <w:left w:w="80" w:type="dxa"/>
+          <w:bottom w:w="30" w:type="dxa"/>
+          <w:right w:w="80" w:type="dxa"/>
         </w:tblCellMar>
         <w:tblLook w:val="0000" w:firstRow="0" w:lastRow="0" w:firstColumn="0" w:lastColumn="0" w:noHBand="0" w:noVBand="0"/>
       </w:tblPr>
@@ -9071,10 +9366,12 @@
         <w:tc>
           <w:tcPr>
             <w:tcW w:w="840" w:type="pct"/>
+            <w:vAlign w:val="center"/>
           </w:tcPr>
           <w:p>
             <w:pPr>
               <w:pStyle w:val="Heading1"/>
+              <w:keepNext w:val="0"/>
               <w:numPr>
                 <w:ilvl w:val="0"/>
                 <w:numId w:val="0"/>
@@ -9099,10 +9396,12 @@
         <w:tc>
           <w:tcPr>
             <w:tcW w:w="1019" w:type="pct"/>
+            <w:vAlign w:val="center"/>
           </w:tcPr>
           <w:p>
             <w:pPr>
               <w:pStyle w:val="Heading1"/>
+              <w:keepNext w:val="0"/>
               <w:numPr>
                 <w:ilvl w:val="0"/>
                 <w:numId w:val="0"/>
@@ -9127,10 +9426,12 @@
         <w:tc>
           <w:tcPr>
             <w:tcW w:w="809" w:type="pct"/>
+            <w:vAlign w:val="center"/>
           </w:tcPr>
           <w:p>
             <w:pPr>
               <w:pStyle w:val="Heading1"/>
+              <w:keepNext w:val="0"/>
               <w:numPr>
                 <w:ilvl w:val="0"/>
                 <w:numId w:val="0"/>
@@ -9155,10 +9456,12 @@
         <w:tc>
           <w:tcPr>
             <w:tcW w:w="418" w:type="pct"/>
+            <w:vAlign w:val="center"/>
           </w:tcPr>
           <w:p>
             <w:pPr>
               <w:pStyle w:val="Heading1"/>
+              <w:keepNext w:val="0"/>
               <w:numPr>
                 <w:ilvl w:val="0"/>
                 <w:numId w:val="0"/>
@@ -9183,10 +9486,12 @@
         <w:tc>
           <w:tcPr>
             <w:tcW w:w="969" w:type="pct"/>
+            <w:vAlign w:val="center"/>
           </w:tcPr>
           <w:p>
             <w:pPr>
               <w:pStyle w:val="Heading1"/>
+              <w:keepNext w:val="0"/>
               <w:numPr>
                 <w:ilvl w:val="0"/>
                 <w:numId w:val="0"/>
@@ -9211,10 +9516,12 @@
         <w:tc>
           <w:tcPr>
             <w:tcW w:w="946" w:type="pct"/>
+            <w:vAlign w:val="center"/>
           </w:tcPr>
           <w:p>
             <w:pPr>
               <w:pStyle w:val="Heading1"/>
+              <w:keepNext w:val="0"/>
               <w:numPr>
                 <w:ilvl w:val="0"/>
                 <w:numId w:val="0"/>
@@ -9244,10 +9551,12 @@
         <w:tc>
           <w:tcPr>
             <w:tcW w:w="840" w:type="pct"/>
+            <w:vAlign w:val="center"/>
           </w:tcPr>
           <w:p>
             <w:pPr>
               <w:pStyle w:val="Heading1"/>
+              <w:keepNext w:val="0"/>
               <w:numPr>
                 <w:ilvl w:val="0"/>
                 <w:numId w:val="0"/>
@@ -9270,10 +9579,12 @@
         <w:tc>
           <w:tcPr>
             <w:tcW w:w="1019" w:type="pct"/>
+            <w:vAlign w:val="center"/>
           </w:tcPr>
           <w:p>
             <w:pPr>
               <w:pStyle w:val="Heading1"/>
+              <w:keepNext w:val="0"/>
               <w:numPr>
                 <w:ilvl w:val="0"/>
                 <w:numId w:val="0"/>
@@ -9296,10 +9607,12 @@
         <w:tc>
           <w:tcPr>
             <w:tcW w:w="809" w:type="pct"/>
+            <w:vAlign w:val="center"/>
           </w:tcPr>
           <w:p>
             <w:pPr>
               <w:pStyle w:val="Heading1"/>
+              <w:keepNext w:val="0"/>
               <w:numPr>
                 <w:ilvl w:val="0"/>
                 <w:numId w:val="0"/>
@@ -9322,10 +9635,12 @@
         <w:tc>
           <w:tcPr>
             <w:tcW w:w="418" w:type="pct"/>
+            <w:vAlign w:val="center"/>
           </w:tcPr>
           <w:p>
             <w:pPr>
               <w:pStyle w:val="Heading1"/>
+              <w:keepNext w:val="0"/>
               <w:numPr>
                 <w:ilvl w:val="0"/>
                 <w:numId w:val="0"/>
@@ -9348,10 +9663,12 @@
         <w:tc>
           <w:tcPr>
             <w:tcW w:w="969" w:type="pct"/>
+            <w:vAlign w:val="center"/>
           </w:tcPr>
           <w:p>
             <w:pPr>
               <w:pStyle w:val="Heading1"/>
+              <w:keepNext w:val="0"/>
               <w:numPr>
                 <w:ilvl w:val="0"/>
                 <w:numId w:val="0"/>
@@ -9374,10 +9691,12 @@
         <w:tc>
           <w:tcPr>
             <w:tcW w:w="946" w:type="pct"/>
+            <w:vAlign w:val="center"/>
           </w:tcPr>
           <w:p>
             <w:pPr>
               <w:pStyle w:val="Heading1"/>
+              <w:keepNext w:val="0"/>
               <w:numPr>
                 <w:ilvl w:val="0"/>
                 <w:numId w:val="0"/>
@@ -9405,10 +9724,12 @@
         <w:tc>
           <w:tcPr>
             <w:tcW w:w="840" w:type="pct"/>
+            <w:vAlign w:val="center"/>
           </w:tcPr>
           <w:p>
             <w:pPr>
               <w:pStyle w:val="Heading1"/>
+              <w:keepNext w:val="0"/>
               <w:numPr>
                 <w:ilvl w:val="0"/>
                 <w:numId w:val="0"/>
@@ -9431,10 +9752,12 @@
         <w:tc>
           <w:tcPr>
             <w:tcW w:w="1019" w:type="pct"/>
+            <w:vAlign w:val="center"/>
           </w:tcPr>
           <w:p>
             <w:pPr>
               <w:pStyle w:val="Heading1"/>
+              <w:keepNext w:val="0"/>
               <w:numPr>
                 <w:ilvl w:val="0"/>
                 <w:numId w:val="0"/>
@@ -9457,10 +9780,12 @@
         <w:tc>
           <w:tcPr>
             <w:tcW w:w="809" w:type="pct"/>
+            <w:vAlign w:val="center"/>
           </w:tcPr>
           <w:p>
             <w:pPr>
               <w:pStyle w:val="Heading1"/>
+              <w:keepNext w:val="0"/>
               <w:numPr>
                 <w:ilvl w:val="0"/>
                 <w:numId w:val="0"/>
@@ -9483,10 +9808,12 @@
         <w:tc>
           <w:tcPr>
             <w:tcW w:w="418" w:type="pct"/>
+            <w:vAlign w:val="center"/>
           </w:tcPr>
           <w:p>
             <w:pPr>
               <w:pStyle w:val="Heading1"/>
+              <w:keepNext w:val="0"/>
               <w:numPr>
                 <w:ilvl w:val="0"/>
                 <w:numId w:val="0"/>
@@ -9509,10 +9836,12 @@
         <w:tc>
           <w:tcPr>
             <w:tcW w:w="969" w:type="pct"/>
+            <w:vAlign w:val="center"/>
           </w:tcPr>
           <w:p>
             <w:pPr>
               <w:pStyle w:val="Heading1"/>
+              <w:keepNext w:val="0"/>
               <w:numPr>
                 <w:ilvl w:val="0"/>
                 <w:numId w:val="0"/>
@@ -9535,10 +9864,12 @@
         <w:tc>
           <w:tcPr>
             <w:tcW w:w="946" w:type="pct"/>
+            <w:vAlign w:val="center"/>
           </w:tcPr>
           <w:p>
             <w:pPr>
               <w:pStyle w:val="Heading1"/>
+              <w:keepNext w:val="0"/>
               <w:numPr>
                 <w:ilvl w:val="0"/>
                 <w:numId w:val="0"/>
@@ -9566,10 +9897,12 @@
         <w:tc>
           <w:tcPr>
             <w:tcW w:w="840" w:type="pct"/>
+            <w:vAlign w:val="center"/>
           </w:tcPr>
           <w:p>
             <w:pPr>
               <w:pStyle w:val="Heading1"/>
+              <w:keepNext w:val="0"/>
               <w:numPr>
                 <w:ilvl w:val="0"/>
                 <w:numId w:val="0"/>
@@ -9592,10 +9925,12 @@
         <w:tc>
           <w:tcPr>
             <w:tcW w:w="1019" w:type="pct"/>
+            <w:vAlign w:val="center"/>
           </w:tcPr>
           <w:p>
             <w:pPr>
               <w:pStyle w:val="Heading1"/>
+              <w:keepNext w:val="0"/>
               <w:numPr>
                 <w:ilvl w:val="0"/>
                 <w:numId w:val="0"/>
@@ -9618,10 +9953,12 @@
         <w:tc>
           <w:tcPr>
             <w:tcW w:w="809" w:type="pct"/>
+            <w:vAlign w:val="center"/>
           </w:tcPr>
           <w:p>
             <w:pPr>
               <w:pStyle w:val="Heading1"/>
+              <w:keepNext w:val="0"/>
               <w:numPr>
                 <w:ilvl w:val="0"/>
                 <w:numId w:val="0"/>
@@ -9644,10 +9981,12 @@
         <w:tc>
           <w:tcPr>
             <w:tcW w:w="418" w:type="pct"/>
+            <w:vAlign w:val="center"/>
           </w:tcPr>
           <w:p>
             <w:pPr>
               <w:pStyle w:val="Heading1"/>
+              <w:keepNext w:val="0"/>
               <w:numPr>
                 <w:ilvl w:val="0"/>
                 <w:numId w:val="0"/>
@@ -9670,10 +10009,12 @@
         <w:tc>
           <w:tcPr>
             <w:tcW w:w="969" w:type="pct"/>
+            <w:vAlign w:val="center"/>
           </w:tcPr>
           <w:p>
             <w:pPr>
               <w:pStyle w:val="Heading1"/>
+              <w:keepNext w:val="0"/>
               <w:numPr>
                 <w:ilvl w:val="0"/>
                 <w:numId w:val="0"/>
@@ -9696,10 +10037,12 @@
         <w:tc>
           <w:tcPr>
             <w:tcW w:w="946" w:type="pct"/>
+            <w:vAlign w:val="center"/>
           </w:tcPr>
           <w:p>
             <w:pPr>
               <w:pStyle w:val="Heading1"/>
+              <w:keepNext w:val="0"/>
               <w:numPr>
                 <w:ilvl w:val="0"/>
                 <w:numId w:val="0"/>
@@ -9727,10 +10070,12 @@
         <w:tc>
           <w:tcPr>
             <w:tcW w:w="840" w:type="pct"/>
+            <w:vAlign w:val="center"/>
           </w:tcPr>
           <w:p>
             <w:pPr>
               <w:pStyle w:val="Heading1"/>
+              <w:keepNext w:val="0"/>
               <w:numPr>
                 <w:ilvl w:val="0"/>
                 <w:numId w:val="0"/>
@@ -9753,10 +10098,12 @@
         <w:tc>
           <w:tcPr>
             <w:tcW w:w="1019" w:type="pct"/>
+            <w:vAlign w:val="center"/>
           </w:tcPr>
           <w:p>
             <w:pPr>
               <w:pStyle w:val="Heading1"/>
+              <w:keepNext w:val="0"/>
               <w:numPr>
                 <w:ilvl w:val="0"/>
                 <w:numId w:val="0"/>
@@ -9779,10 +10126,12 @@
         <w:tc>
           <w:tcPr>
             <w:tcW w:w="809" w:type="pct"/>
+            <w:vAlign w:val="center"/>
           </w:tcPr>
           <w:p>
             <w:pPr>
               <w:pStyle w:val="Heading1"/>
+              <w:keepNext w:val="0"/>
               <w:numPr>
                 <w:ilvl w:val="0"/>
                 <w:numId w:val="0"/>
@@ -9805,10 +10154,12 @@
         <w:tc>
           <w:tcPr>
             <w:tcW w:w="418" w:type="pct"/>
+            <w:vAlign w:val="center"/>
           </w:tcPr>
           <w:p>
             <w:pPr>
               <w:pStyle w:val="Heading1"/>
+              <w:keepNext w:val="0"/>
               <w:numPr>
                 <w:ilvl w:val="0"/>
                 <w:numId w:val="0"/>
@@ -9831,10 +10182,12 @@
         <w:tc>
           <w:tcPr>
             <w:tcW w:w="969" w:type="pct"/>
+            <w:vAlign w:val="center"/>
           </w:tcPr>
           <w:p>
             <w:pPr>
               <w:pStyle w:val="Heading1"/>
+              <w:keepNext w:val="0"/>
               <w:numPr>
                 <w:ilvl w:val="0"/>
                 <w:numId w:val="0"/>
@@ -9857,10 +10210,12 @@
         <w:tc>
           <w:tcPr>
             <w:tcW w:w="946" w:type="pct"/>
+            <w:vAlign w:val="center"/>
           </w:tcPr>
           <w:p>
             <w:pPr>
               <w:pStyle w:val="Heading1"/>
+              <w:keepNext w:val="0"/>
               <w:numPr>
                 <w:ilvl w:val="0"/>
                 <w:numId w:val="0"/>
@@ -9897,6 +10252,7 @@
     <w:p>
       <w:pPr>
         <w:pStyle w:val="Text"/>
+        <w:keepNext/>
         <w:spacing w:line="252" w:lineRule="exact"/>
       </w:pPr>
       <w:r>
@@ -9914,8 +10270,35 @@
     </w:p>
     <w:p>
       <w:pPr>
+        <w:pStyle w:val="Heading2"/>
+        <w:numPr>
+          <w:ilvl w:val="0"/>
+          <w:numId w:val="0"/>
+        </w:numPr>
+        <w:spacing w:before="40" w:after="40"/>
+      </w:pPr>
+      <w:r>
+        <w:pict w14:anchorId="6205C121">
+          <v:shape id="_x0000_i1027" type="#_x0000_t75" style="width:501.85pt;height:465.85pt">
+            <v:imagedata r:id="rId22" o:title="fig2_reliability_p0"/>
+            <o:lock v:ext="edit" aspectratio="f"/>
+          </v:shape>
+        </w:pict>
+      </w:r>
+    </w:p>
+    <w:p>
+      <w:pPr>
         <w:pStyle w:val="figurecaption0"/>
-        <w:spacing w:before="120"/>
+        <w:spacing w:before="80" w:after="40"/>
+      </w:pPr>
+      <w:r>
+        <w:t>Fig. 3. Reliability diagrams (15 equal-width bins; seed 42 only) are visual diagnostics. Tables 5 and 6 report four-partition means. Rows: ASSISTments 2012 and Junyi Academy. Columns: DKT and T-KT. ASSISTments panels show dense vs sparse; Junyi panels show dense vs medium (learner-based sparse is empty). Not a classroom trial.</w:t>
+      </w:r>
+    </w:p>
+    <w:p>
+      <w:pPr>
+        <w:pStyle w:val="figurecaption0"/>
+        <w:spacing w:before="80" w:after="40"/>
       </w:pPr>
       <w:r>
         <w:t>Table 8. Empirical conditions associated with the availability and direction of sparse-calibration contrasts on the three evaluated datasets. Low-frequency tail mass: share of KCs with train-only frequency ftrain&lt;100. E3 is not necessary or sufficient for an adverse gradient.</w:t>
@@ -9923,7 +10306,7 @@
     </w:p>
     <w:tbl>
       <w:tblPr>
-        <w:tblW w:w="10038" w:type="dxa"/>
+        <w:tblW w:w="10035" w:type="dxa"/>
         <w:jc w:val="center"/>
         <w:tblBorders>
           <w:top w:val="single" w:sz="8" w:space="0" w:color="000000"/>
@@ -9935,18 +10318,18 @@
         </w:tblBorders>
         <w:tblLayout w:type="fixed"/>
         <w:tblCellMar>
-          <w:top w:w="20" w:type="dxa"/>
-          <w:left w:w="40" w:type="dxa"/>
-          <w:bottom w:w="20" w:type="dxa"/>
-          <w:right w:w="40" w:type="dxa"/>
+          <w:top w:w="30" w:type="dxa"/>
+          <w:left w:w="80" w:type="dxa"/>
+          <w:bottom w:w="30" w:type="dxa"/>
+          <w:right w:w="80" w:type="dxa"/>
         </w:tblCellMar>
         <w:tblLook w:val="04A0" w:firstRow="1" w:lastRow="0" w:firstColumn="1" w:lastColumn="0" w:noHBand="0" w:noVBand="1"/>
       </w:tblPr>
       <w:tblGrid>
-        <w:gridCol w:w="2472"/>
-        <w:gridCol w:w="2951"/>
+        <w:gridCol w:w="2471"/>
+        <w:gridCol w:w="2950"/>
         <w:gridCol w:w="1917"/>
-        <w:gridCol w:w="2698"/>
+        <w:gridCol w:w="2697"/>
       </w:tblGrid>
       <w:tr>
         <w:trPr>
@@ -9963,6 +10346,7 @@
               <w:bottom w:w="10" w:type="dxa"/>
               <w:right w:w="20" w:type="dxa"/>
             </w:tcMar>
+            <w:vAlign w:val="center"/>
           </w:tcPr>
           <w:p>
             <w:pPr>
@@ -9990,6 +10374,7 @@
               <w:bottom w:w="10" w:type="dxa"/>
               <w:right w:w="20" w:type="dxa"/>
             </w:tcMar>
+            <w:vAlign w:val="center"/>
           </w:tcPr>
           <w:p>
             <w:pPr>
@@ -10017,6 +10402,7 @@
               <w:bottom w:w="10" w:type="dxa"/>
               <w:right w:w="20" w:type="dxa"/>
             </w:tcMar>
+            <w:vAlign w:val="center"/>
           </w:tcPr>
           <w:p>
             <w:pPr>
@@ -10044,6 +10430,7 @@
               <w:bottom w:w="10" w:type="dxa"/>
               <w:right w:w="20" w:type="dxa"/>
             </w:tcMar>
+            <w:vAlign w:val="center"/>
           </w:tcPr>
           <w:p>
             <w:pPr>
@@ -10079,6 +10466,7 @@
               <w:bottom w:w="10" w:type="dxa"/>
               <w:right w:w="20" w:type="dxa"/>
             </w:tcMar>
+            <w:vAlign w:val="center"/>
           </w:tcPr>
           <w:p>
             <w:pPr>
@@ -10122,6 +10510,7 @@
               <w:bottom w:w="10" w:type="dxa"/>
               <w:right w:w="20" w:type="dxa"/>
             </w:tcMar>
+            <w:vAlign w:val="center"/>
           </w:tcPr>
           <w:p>
             <w:pPr>
@@ -10147,6 +10536,7 @@
               <w:bottom w:w="10" w:type="dxa"/>
               <w:right w:w="20" w:type="dxa"/>
             </w:tcMar>
+            <w:vAlign w:val="center"/>
           </w:tcPr>
           <w:p>
             <w:pPr>
@@ -10172,6 +10562,7 @@
               <w:bottom w:w="10" w:type="dxa"/>
               <w:right w:w="20" w:type="dxa"/>
             </w:tcMar>
+            <w:vAlign w:val="center"/>
           </w:tcPr>
           <w:p>
             <w:pPr>
@@ -10197,6 +10588,7 @@
               <w:bottom w:w="10" w:type="dxa"/>
               <w:right w:w="20" w:type="dxa"/>
             </w:tcMar>
+            <w:vAlign w:val="center"/>
           </w:tcPr>
           <w:p>
             <w:pPr>
@@ -10228,6 +10620,7 @@
               <w:bottom w:w="10" w:type="dxa"/>
               <w:right w:w="20" w:type="dxa"/>
             </w:tcMar>
+            <w:vAlign w:val="center"/>
           </w:tcPr>
           <w:p>
             <w:pPr>
@@ -10253,6 +10646,7 @@
               <w:bottom w:w="10" w:type="dxa"/>
               <w:right w:w="20" w:type="dxa"/>
             </w:tcMar>
+            <w:vAlign w:val="center"/>
           </w:tcPr>
           <w:p>
             <w:pPr>
@@ -10278,6 +10672,7 @@
               <w:bottom w:w="10" w:type="dxa"/>
               <w:right w:w="20" w:type="dxa"/>
             </w:tcMar>
+            <w:vAlign w:val="center"/>
           </w:tcPr>
           <w:p>
             <w:pPr>
@@ -10303,6 +10698,7 @@
               <w:bottom w:w="10" w:type="dxa"/>
               <w:right w:w="20" w:type="dxa"/>
             </w:tcMar>
+            <w:vAlign w:val="center"/>
           </w:tcPr>
           <w:p>
             <w:pPr>
@@ -10336,6 +10732,7 @@
               <w:bottom w:w="10" w:type="dxa"/>
               <w:right w:w="20" w:type="dxa"/>
             </w:tcMar>
+            <w:vAlign w:val="center"/>
           </w:tcPr>
           <w:p>
             <w:pPr>
@@ -10379,6 +10776,7 @@
               <w:bottom w:w="10" w:type="dxa"/>
               <w:right w:w="20" w:type="dxa"/>
             </w:tcMar>
+            <w:vAlign w:val="center"/>
           </w:tcPr>
           <w:p>
             <w:pPr>
@@ -10404,6 +10802,7 @@
               <w:bottom w:w="10" w:type="dxa"/>
               <w:right w:w="20" w:type="dxa"/>
             </w:tcMar>
+            <w:vAlign w:val="center"/>
           </w:tcPr>
           <w:p>
             <w:pPr>
@@ -10429,6 +10828,7 @@
               <w:bottom w:w="10" w:type="dxa"/>
               <w:right w:w="20" w:type="dxa"/>
             </w:tcMar>
+            <w:vAlign w:val="center"/>
           </w:tcPr>
           <w:p>
             <w:pPr>
@@ -10454,6 +10854,7 @@
               <w:bottom w:w="10" w:type="dxa"/>
               <w:right w:w="20" w:type="dxa"/>
             </w:tcMar>
+            <w:vAlign w:val="center"/>
           </w:tcPr>
           <w:p>
             <w:pPr>
@@ -10485,6 +10886,7 @@
               <w:bottom w:w="10" w:type="dxa"/>
               <w:right w:w="20" w:type="dxa"/>
             </w:tcMar>
+            <w:vAlign w:val="center"/>
           </w:tcPr>
           <w:p>
             <w:pPr>
@@ -10510,6 +10912,7 @@
               <w:bottom w:w="10" w:type="dxa"/>
               <w:right w:w="20" w:type="dxa"/>
             </w:tcMar>
+            <w:vAlign w:val="center"/>
           </w:tcPr>
           <w:p>
             <w:pPr>
@@ -10535,6 +10938,7 @@
               <w:bottom w:w="10" w:type="dxa"/>
               <w:right w:w="20" w:type="dxa"/>
             </w:tcMar>
+            <w:vAlign w:val="center"/>
           </w:tcPr>
           <w:p>
             <w:pPr>
@@ -10560,6 +10964,7 @@
               <w:bottom w:w="10" w:type="dxa"/>
               <w:right w:w="20" w:type="dxa"/>
             </w:tcMar>
+            <w:vAlign w:val="center"/>
           </w:tcPr>
           <w:p>
             <w:pPr>
@@ -10591,6 +10996,7 @@
               <w:bottom w:w="10" w:type="dxa"/>
               <w:right w:w="20" w:type="dxa"/>
             </w:tcMar>
+            <w:vAlign w:val="center"/>
           </w:tcPr>
           <w:p>
             <w:pPr>
@@ -10616,6 +11022,7 @@
               <w:bottom w:w="10" w:type="dxa"/>
               <w:right w:w="20" w:type="dxa"/>
             </w:tcMar>
+            <w:vAlign w:val="center"/>
           </w:tcPr>
           <w:p>
             <w:pPr>
@@ -10641,6 +11048,7 @@
               <w:bottom w:w="10" w:type="dxa"/>
               <w:right w:w="20" w:type="dxa"/>
             </w:tcMar>
+            <w:vAlign w:val="center"/>
           </w:tcPr>
           <w:p>
             <w:pPr>
@@ -10666,6 +11074,7 @@
               <w:bottom w:w="10" w:type="dxa"/>
               <w:right w:w="20" w:type="dxa"/>
             </w:tcMar>
+            <w:vAlign w:val="center"/>
           </w:tcPr>
           <w:p>
             <w:pPr>
@@ -10697,6 +11106,7 @@
               <w:bottom w:w="10" w:type="dxa"/>
               <w:right w:w="20" w:type="dxa"/>
             </w:tcMar>
+            <w:vAlign w:val="center"/>
           </w:tcPr>
           <w:p>
             <w:pPr>
@@ -10722,6 +11132,7 @@
               <w:bottom w:w="10" w:type="dxa"/>
               <w:right w:w="20" w:type="dxa"/>
             </w:tcMar>
+            <w:vAlign w:val="center"/>
           </w:tcPr>
           <w:p>
             <w:pPr>
@@ -10762,6 +11173,7 @@
               <w:bottom w:w="10" w:type="dxa"/>
               <w:right w:w="20" w:type="dxa"/>
             </w:tcMar>
+            <w:vAlign w:val="center"/>
           </w:tcPr>
           <w:p>
             <w:pPr>
@@ -10802,6 +11214,7 @@
               <w:bottom w:w="10" w:type="dxa"/>
               <w:right w:w="20" w:type="dxa"/>
             </w:tcMar>
+            <w:vAlign w:val="center"/>
           </w:tcPr>
           <w:p>
             <w:pPr>
@@ -11165,7 +11578,7 @@
     <w:p>
       <w:pPr>
         <w:pStyle w:val="figurecaption0"/>
-        <w:spacing w:before="120"/>
+        <w:spacing w:before="80" w:after="40"/>
       </w:pPr>
       <w:r>
         <w:t>Table A1. Three train-only KC-frequency cut grids on ASSISTments 2012 (T-KT and DKT), rows ordered by increasing sparse N. Four-partition means (seeds 2025/2026 averaged first). Dense: f≥t2. Sparse: t0≤f&lt;t1. Main reprints Table 5 ECE (T-KT 0.1136/0.2280; DKT 0.0602/0.2333). Alt grids use the same 15-bin ECE on the frozen rerun CSVs. Official SimpleKT is not regrouped here. Not a new model.</w:t>
@@ -11185,10 +11598,10 @@
         </w:tblBorders>
         <w:tblLayout w:type="fixed"/>
         <w:tblCellMar>
-          <w:top w:w="20" w:type="dxa"/>
-          <w:left w:w="40" w:type="dxa"/>
-          <w:bottom w:w="20" w:type="dxa"/>
-          <w:right w:w="40" w:type="dxa"/>
+          <w:top w:w="30" w:type="dxa"/>
+          <w:left w:w="80" w:type="dxa"/>
+          <w:bottom w:w="30" w:type="dxa"/>
+          <w:right w:w="80" w:type="dxa"/>
         </w:tblCellMar>
         <w:tblLook w:val="0000" w:firstRow="0" w:lastRow="0" w:firstColumn="0" w:lastColumn="0" w:noHBand="0" w:noVBand="0"/>
       </w:tblPr>
@@ -11208,6 +11621,7 @@
         <w:tc>
           <w:tcPr>
             <w:tcW w:w="370" w:type="pct"/>
+            <w:vAlign w:val="center"/>
           </w:tcPr>
           <w:p>
             <w:pPr>
@@ -11227,6 +11641,7 @@
         <w:tc>
           <w:tcPr>
             <w:tcW w:w="1396" w:type="pct"/>
+            <w:vAlign w:val="center"/>
           </w:tcPr>
           <w:p>
             <w:pPr>
@@ -11246,6 +11661,7 @@
         <w:tc>
           <w:tcPr>
             <w:tcW w:w="778" w:type="pct"/>
+            <w:vAlign w:val="center"/>
           </w:tcPr>
           <w:p>
             <w:pPr>
@@ -11265,6 +11681,7 @@
         <w:tc>
           <w:tcPr>
             <w:tcW w:w="637" w:type="pct"/>
+            <w:vAlign w:val="center"/>
           </w:tcPr>
           <w:p>
             <w:pPr>
@@ -11284,6 +11701,7 @@
         <w:tc>
           <w:tcPr>
             <w:tcW w:w="796" w:type="pct"/>
+            <w:vAlign w:val="center"/>
           </w:tcPr>
           <w:p>
             <w:pPr>
@@ -11303,6 +11721,7 @@
         <w:tc>
           <w:tcPr>
             <w:tcW w:w="663" w:type="pct"/>
+            <w:vAlign w:val="center"/>
           </w:tcPr>
           <w:p>
             <w:pPr>
@@ -11322,6 +11741,7 @@
         <w:tc>
           <w:tcPr>
             <w:tcW w:w="361" w:type="pct"/>
+            <w:vAlign w:val="center"/>
           </w:tcPr>
           <w:p>
             <w:pPr>
@@ -11346,6 +11766,7 @@
         <w:tc>
           <w:tcPr>
             <w:tcW w:w="370" w:type="pct"/>
+            <w:vAlign w:val="center"/>
           </w:tcPr>
           <w:p>
             <w:pPr>
@@ -11359,6 +11780,7 @@
         <w:tc>
           <w:tcPr>
             <w:tcW w:w="1396" w:type="pct"/>
+            <w:vAlign w:val="center"/>
           </w:tcPr>
           <w:p>
             <w:pPr>
@@ -11372,6 +11794,7 @@
         <w:tc>
           <w:tcPr>
             <w:tcW w:w="778" w:type="pct"/>
+            <w:vAlign w:val="center"/>
           </w:tcPr>
           <w:p>
             <w:pPr>
@@ -11385,6 +11808,7 @@
         <w:tc>
           <w:tcPr>
             <w:tcW w:w="637" w:type="pct"/>
+            <w:vAlign w:val="center"/>
           </w:tcPr>
           <w:p>
             <w:pPr>
@@ -11398,6 +11822,7 @@
         <w:tc>
           <w:tcPr>
             <w:tcW w:w="796" w:type="pct"/>
+            <w:vAlign w:val="center"/>
           </w:tcPr>
           <w:p>
             <w:pPr>
@@ -11411,6 +11836,7 @@
         <w:tc>
           <w:tcPr>
             <w:tcW w:w="663" w:type="pct"/>
+            <w:vAlign w:val="center"/>
           </w:tcPr>
           <w:p>
             <w:pPr>
@@ -11424,6 +11850,7 @@
         <w:tc>
           <w:tcPr>
             <w:tcW w:w="361" w:type="pct"/>
+            <w:vAlign w:val="center"/>
           </w:tcPr>
           <w:p>
             <w:pPr>
@@ -11442,6 +11869,7 @@
         <w:tc>
           <w:tcPr>
             <w:tcW w:w="370" w:type="pct"/>
+            <w:vAlign w:val="center"/>
           </w:tcPr>
           <w:p>
             <w:pPr>
@@ -11455,6 +11883,7 @@
         <w:tc>
           <w:tcPr>
             <w:tcW w:w="1396" w:type="pct"/>
+            <w:vAlign w:val="center"/>
           </w:tcPr>
           <w:p>
             <w:pPr>
@@ -11468,6 +11897,7 @@
         <w:tc>
           <w:tcPr>
             <w:tcW w:w="778" w:type="pct"/>
+            <w:vAlign w:val="center"/>
           </w:tcPr>
           <w:p>
             <w:pPr>
@@ -11481,6 +11911,7 @@
         <w:tc>
           <w:tcPr>
             <w:tcW w:w="637" w:type="pct"/>
+            <w:vAlign w:val="center"/>
           </w:tcPr>
           <w:p>
             <w:pPr>
@@ -11494,6 +11925,7 @@
         <w:tc>
           <w:tcPr>
             <w:tcW w:w="796" w:type="pct"/>
+            <w:vAlign w:val="center"/>
           </w:tcPr>
           <w:p>
             <w:pPr>
@@ -11507,6 +11939,7 @@
         <w:tc>
           <w:tcPr>
             <w:tcW w:w="663" w:type="pct"/>
+            <w:vAlign w:val="center"/>
           </w:tcPr>
           <w:p>
             <w:pPr>
@@ -11520,6 +11953,7 @@
         <w:tc>
           <w:tcPr>
             <w:tcW w:w="361" w:type="pct"/>
+            <w:vAlign w:val="center"/>
           </w:tcPr>
           <w:p>
             <w:pPr>
@@ -11538,6 +11972,7 @@
         <w:tc>
           <w:tcPr>
             <w:tcW w:w="370" w:type="pct"/>
+            <w:vAlign w:val="center"/>
           </w:tcPr>
           <w:p>
             <w:pPr>
@@ -11551,6 +11986,7 @@
         <w:tc>
           <w:tcPr>
             <w:tcW w:w="1396" w:type="pct"/>
+            <w:vAlign w:val="center"/>
           </w:tcPr>
           <w:p>
             <w:pPr>
@@ -11564,6 +12000,7 @@
         <w:tc>
           <w:tcPr>
             <w:tcW w:w="778" w:type="pct"/>
+            <w:vAlign w:val="center"/>
           </w:tcPr>
           <w:p>
             <w:pPr>
@@ -11577,6 +12014,7 @@
         <w:tc>
           <w:tcPr>
             <w:tcW w:w="637" w:type="pct"/>
+            <w:vAlign w:val="center"/>
           </w:tcPr>
           <w:p>
             <w:pPr>
@@ -11590,6 +12028,7 @@
         <w:tc>
           <w:tcPr>
             <w:tcW w:w="796" w:type="pct"/>
+            <w:vAlign w:val="center"/>
           </w:tcPr>
           <w:p>
             <w:pPr>
@@ -11603,6 +12042,7 @@
         <w:tc>
           <w:tcPr>
             <w:tcW w:w="663" w:type="pct"/>
+            <w:vAlign w:val="center"/>
           </w:tcPr>
           <w:p>
             <w:pPr>
@@ -11616,6 +12056,7 @@
         <w:tc>
           <w:tcPr>
             <w:tcW w:w="361" w:type="pct"/>
+            <w:vAlign w:val="center"/>
           </w:tcPr>
           <w:p>
             <w:pPr>
@@ -11634,6 +12075,7 @@
         <w:tc>
           <w:tcPr>
             <w:tcW w:w="370" w:type="pct"/>
+            <w:vAlign w:val="center"/>
           </w:tcPr>
           <w:p>
             <w:pPr>
@@ -11647,6 +12089,7 @@
         <w:tc>
           <w:tcPr>
             <w:tcW w:w="1396" w:type="pct"/>
+            <w:vAlign w:val="center"/>
           </w:tcPr>
           <w:p>
             <w:pPr>
@@ -11660,6 +12103,7 @@
         <w:tc>
           <w:tcPr>
             <w:tcW w:w="778" w:type="pct"/>
+            <w:vAlign w:val="center"/>
           </w:tcPr>
           <w:p>
             <w:pPr>
@@ -11673,6 +12117,7 @@
         <w:tc>
           <w:tcPr>
             <w:tcW w:w="637" w:type="pct"/>
+            <w:vAlign w:val="center"/>
           </w:tcPr>
           <w:p>
             <w:pPr>
@@ -11686,6 +12131,7 @@
         <w:tc>
           <w:tcPr>
             <w:tcW w:w="796" w:type="pct"/>
+            <w:vAlign w:val="center"/>
           </w:tcPr>
           <w:p>
             <w:pPr>
@@ -11699,6 +12145,7 @@
         <w:tc>
           <w:tcPr>
             <w:tcW w:w="663" w:type="pct"/>
+            <w:vAlign w:val="center"/>
           </w:tcPr>
           <w:p>
             <w:pPr>
@@ -11712,6 +12159,7 @@
         <w:tc>
           <w:tcPr>
             <w:tcW w:w="361" w:type="pct"/>
+            <w:vAlign w:val="center"/>
           </w:tcPr>
           <w:p>
             <w:pPr>
@@ -11730,6 +12178,7 @@
         <w:tc>
           <w:tcPr>
             <w:tcW w:w="370" w:type="pct"/>
+            <w:vAlign w:val="center"/>
           </w:tcPr>
           <w:p>
             <w:pPr>
@@ -11743,6 +12192,7 @@
         <w:tc>
           <w:tcPr>
             <w:tcW w:w="1396" w:type="pct"/>
+            <w:vAlign w:val="center"/>
           </w:tcPr>
           <w:p>
             <w:pPr>
@@ -11756,6 +12206,7 @@
         <w:tc>
           <w:tcPr>
             <w:tcW w:w="778" w:type="pct"/>
+            <w:vAlign w:val="center"/>
           </w:tcPr>
           <w:p>
             <w:pPr>
@@ -11769,6 +12220,7 @@
         <w:tc>
           <w:tcPr>
             <w:tcW w:w="637" w:type="pct"/>
+            <w:vAlign w:val="center"/>
           </w:tcPr>
           <w:p>
             <w:pPr>
@@ -11782,6 +12234,7 @@
         <w:tc>
           <w:tcPr>
             <w:tcW w:w="796" w:type="pct"/>
+            <w:vAlign w:val="center"/>
           </w:tcPr>
           <w:p>
             <w:pPr>
@@ -11795,6 +12248,7 @@
         <w:tc>
           <w:tcPr>
             <w:tcW w:w="663" w:type="pct"/>
+            <w:vAlign w:val="center"/>
           </w:tcPr>
           <w:p>
             <w:pPr>
@@ -11808,6 +12262,7 @@
         <w:tc>
           <w:tcPr>
             <w:tcW w:w="361" w:type="pct"/>
+            <w:vAlign w:val="center"/>
           </w:tcPr>
           <w:p>
             <w:pPr>
@@ -11826,6 +12281,7 @@
         <w:tc>
           <w:tcPr>
             <w:tcW w:w="370" w:type="pct"/>
+            <w:vAlign w:val="center"/>
           </w:tcPr>
           <w:p>
             <w:pPr>
@@ -11839,6 +12295,7 @@
         <w:tc>
           <w:tcPr>
             <w:tcW w:w="1396" w:type="pct"/>
+            <w:vAlign w:val="center"/>
           </w:tcPr>
           <w:p>
             <w:pPr>
@@ -11852,6 +12309,7 @@
         <w:tc>
           <w:tcPr>
             <w:tcW w:w="778" w:type="pct"/>
+            <w:vAlign w:val="center"/>
           </w:tcPr>
           <w:p>
             <w:pPr>
@@ -11865,6 +12323,7 @@
         <w:tc>
           <w:tcPr>
             <w:tcW w:w="637" w:type="pct"/>
+            <w:vAlign w:val="center"/>
           </w:tcPr>
           <w:p>
             <w:pPr>
@@ -11878,6 +12337,7 @@
         <w:tc>
           <w:tcPr>
             <w:tcW w:w="796" w:type="pct"/>
+            <w:vAlign w:val="center"/>
           </w:tcPr>
           <w:p>
             <w:pPr>
@@ -11891,6 +12351,7 @@
         <w:tc>
           <w:tcPr>
             <w:tcW w:w="663" w:type="pct"/>
+            <w:vAlign w:val="center"/>
           </w:tcPr>
           <w:p>
             <w:pPr>
@@ -11904,6 +12365,7 @@
         <w:tc>
           <w:tcPr>
             <w:tcW w:w="361" w:type="pct"/>
+            <w:vAlign w:val="center"/>
           </w:tcPr>
           <w:p>
             <w:pPr>
@@ -11919,19 +12381,7 @@
     <w:p>
       <w:pPr>
         <w:pStyle w:val="figurecaption0"/>
-        <w:spacing w:before="120" w:after="60"/>
-      </w:pPr>
-    </w:p>
-    <w:p>
-      <w:pPr>
-        <w:pStyle w:val="figurecaption0"/>
-        <w:spacing w:before="120" w:after="60"/>
-      </w:pPr>
-    </w:p>
-    <w:p>
-      <w:pPr>
-        <w:pStyle w:val="figurecaption0"/>
-        <w:spacing w:before="120"/>
+        <w:spacing w:before="80" w:after="40"/>
       </w:pPr>
       <w:r>
         <w:t>Table A2. Simulated gate at τ=0.7, ASSISTments 2012 fold 0 (seed 42); T-KT and DKT only. Sparse occupancy is Limited. FAR 95% CIs: KC-cluster percentile, B=2000. Locked cells: T-KT FAR 0.196 / 0.268. Seed-42 ΔFAR 95% CI: T-KT [0.006, 0.138]; DKT [0.019, 0.175]. Not a classroom trial.</w:t>
@@ -11951,10 +12401,10 @@
         </w:tblBorders>
         <w:tblLayout w:type="fixed"/>
         <w:tblCellMar>
-          <w:top w:w="20" w:type="dxa"/>
-          <w:left w:w="40" w:type="dxa"/>
-          <w:bottom w:w="20" w:type="dxa"/>
-          <w:right w:w="40" w:type="dxa"/>
+          <w:top w:w="30" w:type="dxa"/>
+          <w:left w:w="80" w:type="dxa"/>
+          <w:bottom w:w="30" w:type="dxa"/>
+          <w:right w:w="80" w:type="dxa"/>
         </w:tblCellMar>
         <w:tblLook w:val="0000" w:firstRow="0" w:lastRow="0" w:firstColumn="0" w:lastColumn="0" w:noHBand="0" w:noVBand="0"/>
       </w:tblPr>
@@ -11976,6 +12426,7 @@
         <w:tc>
           <w:tcPr>
             <w:tcW w:w="439" w:type="pct"/>
+            <w:vAlign w:val="center"/>
           </w:tcPr>
           <w:p>
             <w:pPr>
@@ -11995,6 +12446,7 @@
         <w:tc>
           <w:tcPr>
             <w:tcW w:w="502" w:type="pct"/>
+            <w:vAlign w:val="center"/>
           </w:tcPr>
           <w:p>
             <w:pPr>
@@ -12014,6 +12466,7 @@
         <w:tc>
           <w:tcPr>
             <w:tcW w:w="482" w:type="pct"/>
+            <w:vAlign w:val="center"/>
           </w:tcPr>
           <w:p>
             <w:pPr>
@@ -12033,6 +12486,7 @@
         <w:tc>
           <w:tcPr>
             <w:tcW w:w="482" w:type="pct"/>
+            <w:vAlign w:val="center"/>
           </w:tcPr>
           <w:p>
             <w:pPr>
@@ -12052,6 +12506,7 @@
         <w:tc>
           <w:tcPr>
             <w:tcW w:w="482" w:type="pct"/>
+            <w:vAlign w:val="center"/>
           </w:tcPr>
           <w:p>
             <w:pPr>
@@ -12071,6 +12526,7 @@
         <w:tc>
           <w:tcPr>
             <w:tcW w:w="1287" w:type="pct"/>
+            <w:vAlign w:val="center"/>
           </w:tcPr>
           <w:p>
             <w:pPr>
@@ -12090,6 +12546,7 @@
         <w:tc>
           <w:tcPr>
             <w:tcW w:w="512" w:type="pct"/>
+            <w:vAlign w:val="center"/>
           </w:tcPr>
           <w:p>
             <w:pPr>
@@ -12109,6 +12566,7 @@
         <w:tc>
           <w:tcPr>
             <w:tcW w:w="449" w:type="pct"/>
+            <w:vAlign w:val="center"/>
           </w:tcPr>
           <w:p>
             <w:pPr>
@@ -12128,6 +12586,7 @@
         <w:tc>
           <w:tcPr>
             <w:tcW w:w="365" w:type="pct"/>
+            <w:vAlign w:val="center"/>
           </w:tcPr>
           <w:p>
             <w:pPr>
@@ -12152,6 +12611,7 @@
         <w:tc>
           <w:tcPr>
             <w:tcW w:w="439" w:type="pct"/>
+            <w:vAlign w:val="center"/>
           </w:tcPr>
           <w:p>
             <w:pPr>
@@ -12165,6 +12625,7 @@
         <w:tc>
           <w:tcPr>
             <w:tcW w:w="502" w:type="pct"/>
+            <w:vAlign w:val="center"/>
           </w:tcPr>
           <w:p>
             <w:pPr>
@@ -12178,6 +12639,7 @@
         <w:tc>
           <w:tcPr>
             <w:tcW w:w="482" w:type="pct"/>
+            <w:vAlign w:val="center"/>
           </w:tcPr>
           <w:p>
             <w:pPr>
@@ -12191,6 +12653,7 @@
         <w:tc>
           <w:tcPr>
             <w:tcW w:w="482" w:type="pct"/>
+            <w:vAlign w:val="center"/>
           </w:tcPr>
           <w:p>
             <w:pPr>
@@ -12204,6 +12667,7 @@
         <w:tc>
           <w:tcPr>
             <w:tcW w:w="482" w:type="pct"/>
+            <w:vAlign w:val="center"/>
           </w:tcPr>
           <w:p>
             <w:pPr>
@@ -12217,6 +12681,7 @@
         <w:tc>
           <w:tcPr>
             <w:tcW w:w="1287" w:type="pct"/>
+            <w:vAlign w:val="center"/>
           </w:tcPr>
           <w:p>
             <w:pPr>
@@ -12230,6 +12695,7 @@
         <w:tc>
           <w:tcPr>
             <w:tcW w:w="512" w:type="pct"/>
+            <w:vAlign w:val="center"/>
           </w:tcPr>
           <w:p>
             <w:pPr>
@@ -12243,6 +12709,7 @@
         <w:tc>
           <w:tcPr>
             <w:tcW w:w="449" w:type="pct"/>
+            <w:vAlign w:val="center"/>
           </w:tcPr>
           <w:p>
             <w:pPr>
@@ -12256,6 +12723,7 @@
         <w:tc>
           <w:tcPr>
             <w:tcW w:w="365" w:type="pct"/>
+            <w:vAlign w:val="center"/>
           </w:tcPr>
           <w:p>
             <w:pPr>
@@ -12274,6 +12742,7 @@
         <w:tc>
           <w:tcPr>
             <w:tcW w:w="439" w:type="pct"/>
+            <w:vAlign w:val="center"/>
           </w:tcPr>
           <w:p>
             <w:pPr>
@@ -12287,6 +12756,7 @@
         <w:tc>
           <w:tcPr>
             <w:tcW w:w="502" w:type="pct"/>
+            <w:vAlign w:val="center"/>
           </w:tcPr>
           <w:p>
             <w:pPr>
@@ -12300,6 +12770,7 @@
         <w:tc>
           <w:tcPr>
             <w:tcW w:w="482" w:type="pct"/>
+            <w:vAlign w:val="center"/>
           </w:tcPr>
           <w:p>
             <w:pPr>
@@ -12313,6 +12784,7 @@
         <w:tc>
           <w:tcPr>
             <w:tcW w:w="482" w:type="pct"/>
+            <w:vAlign w:val="center"/>
           </w:tcPr>
           <w:p>
             <w:pPr>
@@ -12326,6 +12798,7 @@
         <w:tc>
           <w:tcPr>
             <w:tcW w:w="482" w:type="pct"/>
+            <w:vAlign w:val="center"/>
           </w:tcPr>
           <w:p>
             <w:pPr>
@@ -12339,6 +12812,7 @@
         <w:tc>
           <w:tcPr>
             <w:tcW w:w="1287" w:type="pct"/>
+            <w:vAlign w:val="center"/>
           </w:tcPr>
           <w:p>
             <w:pPr>
@@ -12352,6 +12826,7 @@
         <w:tc>
           <w:tcPr>
             <w:tcW w:w="512" w:type="pct"/>
+            <w:vAlign w:val="center"/>
           </w:tcPr>
           <w:p>
             <w:pPr>
@@ -12365,6 +12840,7 @@
         <w:tc>
           <w:tcPr>
             <w:tcW w:w="449" w:type="pct"/>
+            <w:vAlign w:val="center"/>
           </w:tcPr>
           <w:p>
             <w:pPr>
@@ -12378,6 +12854,7 @@
         <w:tc>
           <w:tcPr>
             <w:tcW w:w="365" w:type="pct"/>
+            <w:vAlign w:val="center"/>
           </w:tcPr>
           <w:p>
             <w:pPr>
@@ -12396,6 +12873,7 @@
         <w:tc>
           <w:tcPr>
             <w:tcW w:w="439" w:type="pct"/>
+            <w:vAlign w:val="center"/>
           </w:tcPr>
           <w:p>
             <w:pPr>
@@ -12409,6 +12887,7 @@
         <w:tc>
           <w:tcPr>
             <w:tcW w:w="502" w:type="pct"/>
+            <w:vAlign w:val="center"/>
           </w:tcPr>
           <w:p>
             <w:pPr>
@@ -12422,6 +12901,7 @@
         <w:tc>
           <w:tcPr>
             <w:tcW w:w="482" w:type="pct"/>
+            <w:vAlign w:val="center"/>
           </w:tcPr>
           <w:p>
             <w:pPr>
@@ -12435,6 +12915,7 @@
         <w:tc>
           <w:tcPr>
             <w:tcW w:w="482" w:type="pct"/>
+            <w:vAlign w:val="center"/>
           </w:tcPr>
           <w:p>
             <w:pPr>
@@ -12448,6 +12929,7 @@
         <w:tc>
           <w:tcPr>
             <w:tcW w:w="482" w:type="pct"/>
+            <w:vAlign w:val="center"/>
           </w:tcPr>
           <w:p>
             <w:pPr>
@@ -12461,6 +12943,7 @@
         <w:tc>
           <w:tcPr>
             <w:tcW w:w="1287" w:type="pct"/>
+            <w:vAlign w:val="center"/>
           </w:tcPr>
           <w:p>
             <w:pPr>
@@ -12474,6 +12957,7 @@
         <w:tc>
           <w:tcPr>
             <w:tcW w:w="512" w:type="pct"/>
+            <w:vAlign w:val="center"/>
           </w:tcPr>
           <w:p>
             <w:pPr>
@@ -12487,6 +12971,7 @@
         <w:tc>
           <w:tcPr>
             <w:tcW w:w="449" w:type="pct"/>
+            <w:vAlign w:val="center"/>
           </w:tcPr>
           <w:p>
             <w:pPr>
@@ -12500,6 +12985,7 @@
         <w:tc>
           <w:tcPr>
             <w:tcW w:w="365" w:type="pct"/>
+            <w:vAlign w:val="center"/>
           </w:tcPr>
           <w:p>
             <w:pPr>
@@ -12518,6 +13004,7 @@
         <w:tc>
           <w:tcPr>
             <w:tcW w:w="439" w:type="pct"/>
+            <w:vAlign w:val="center"/>
           </w:tcPr>
           <w:p>
             <w:pPr>
@@ -12531,6 +13018,7 @@
         <w:tc>
           <w:tcPr>
             <w:tcW w:w="502" w:type="pct"/>
+            <w:vAlign w:val="center"/>
           </w:tcPr>
           <w:p>
             <w:pPr>
@@ -12544,6 +13032,7 @@
         <w:tc>
           <w:tcPr>
             <w:tcW w:w="482" w:type="pct"/>
+            <w:vAlign w:val="center"/>
           </w:tcPr>
           <w:p>
             <w:pPr>
@@ -12557,6 +13046,7 @@
         <w:tc>
           <w:tcPr>
             <w:tcW w:w="482" w:type="pct"/>
+            <w:vAlign w:val="center"/>
           </w:tcPr>
           <w:p>
             <w:pPr>
@@ -12570,6 +13060,7 @@
         <w:tc>
           <w:tcPr>
             <w:tcW w:w="482" w:type="pct"/>
+            <w:vAlign w:val="center"/>
           </w:tcPr>
           <w:p>
             <w:pPr>
@@ -12583,6 +13074,7 @@
         <w:tc>
           <w:tcPr>
             <w:tcW w:w="1287" w:type="pct"/>
+            <w:vAlign w:val="center"/>
           </w:tcPr>
           <w:p>
             <w:pPr>
@@ -12596,6 +13088,7 @@
         <w:tc>
           <w:tcPr>
             <w:tcW w:w="512" w:type="pct"/>
+            <w:vAlign w:val="center"/>
           </w:tcPr>
           <w:p>
             <w:pPr>
@@ -12609,6 +13102,7 @@
         <w:tc>
           <w:tcPr>
             <w:tcW w:w="449" w:type="pct"/>
+            <w:vAlign w:val="center"/>
           </w:tcPr>
           <w:p>
             <w:pPr>
@@ -12622,6 +13116,7 @@
         <w:tc>
           <w:tcPr>
             <w:tcW w:w="365" w:type="pct"/>
+            <w:vAlign w:val="center"/>
           </w:tcPr>
           <w:p>
             <w:pPr>
@@ -12637,19 +13132,7 @@
     <w:p>
       <w:pPr>
         <w:pStyle w:val="figurecaption0"/>
-        <w:spacing w:before="120" w:after="60"/>
-      </w:pPr>
-    </w:p>
-    <w:p>
-      <w:pPr>
-        <w:pStyle w:val="figurecaption0"/>
-        <w:spacing w:before="120" w:after="60"/>
-      </w:pPr>
-    </w:p>
-    <w:p>
-      <w:pPr>
-        <w:pStyle w:val="figurecaption0"/>
-        <w:spacing w:before="120"/>
+        <w:spacing w:before="80" w:after="40"/>
       </w:pPr>
       <w:r>
         <w:t>Table A3. Gate robustness at τ=0.7 on ASSISTments 2012 (primary unit: four unique learner partitions). T-KT Mean ΔFAR is the partition-level mean 0.056 (SD column is the partition range 0.015–0.087) after averaging seeds 2025 and 2026 first. The five training runs have mean 0.047 (sd 0.033) because those two seeds share one split. DKT remains a five-run summary. Mean N, N_adv, and N_inc are sparse-stratum gate denominators: events with a valid predicted probability admitted to the locked τ=0.7 probe (four-partition mean N=413). Table 5 N=415 counts all sparse test events on the same partitions. Table A2 N=444 is seed 42 / fold 0 only.</w:t>
@@ -12669,22 +13152,22 @@
         </w:tblBorders>
         <w:tblLayout w:type="fixed"/>
         <w:tblCellMar>
-          <w:top w:w="20" w:type="dxa"/>
-          <w:left w:w="40" w:type="dxa"/>
-          <w:bottom w:w="20" w:type="dxa"/>
-          <w:right w:w="40" w:type="dxa"/>
+          <w:top w:w="30" w:type="dxa"/>
+          <w:left w:w="80" w:type="dxa"/>
+          <w:bottom w:w="30" w:type="dxa"/>
+          <w:right w:w="80" w:type="dxa"/>
         </w:tblCellMar>
         <w:tblLook w:val="0000" w:firstRow="0" w:lastRow="0" w:firstColumn="0" w:lastColumn="0" w:noHBand="0" w:noVBand="0"/>
       </w:tblPr>
       <w:tblGrid>
-        <w:gridCol w:w="710"/>
-        <w:gridCol w:w="1629"/>
-        <w:gridCol w:w="1118"/>
-        <w:gridCol w:w="2093"/>
-        <w:gridCol w:w="2093"/>
-        <w:gridCol w:w="1214"/>
-        <w:gridCol w:w="1078"/>
-        <w:gridCol w:w="100"/>
+        <w:gridCol w:w="800"/>
+        <w:gridCol w:w="1100"/>
+        <w:gridCol w:w="700"/>
+        <w:gridCol w:w="1300"/>
+        <w:gridCol w:w="2200"/>
+        <w:gridCol w:w="900"/>
+        <w:gridCol w:w="1518"/>
+        <w:gridCol w:w="1517"/>
       </w:tblGrid>
       <w:tr>
         <w:trPr>
@@ -12692,7 +13175,8 @@
         </w:trPr>
         <w:tc>
           <w:tcPr>
-            <w:tcW w:w="361" w:type="pct"/>
+            <w:tcW w:w="800" w:type="dxa"/>
+            <w:vAlign w:val="center"/>
           </w:tcPr>
           <w:p>
             <w:pPr>
@@ -12711,7 +13195,8 @@
         </w:tc>
         <w:tc>
           <w:tcPr>
-            <w:tcW w:w="819" w:type="pct"/>
+            <w:tcW w:w="1100" w:type="dxa"/>
+            <w:vAlign w:val="center"/>
           </w:tcPr>
           <w:p>
             <w:pPr>
@@ -12730,27 +13215,36 @@
         </w:tc>
         <w:tc>
           <w:tcPr>
-            <w:tcW w:w="564" w:type="pct"/>
-          </w:tcPr>
-          <w:p>
-            <w:r>
+            <w:tcW w:w="700" w:type="dxa"/>
+            <w:vAlign w:val="center"/>
+          </w:tcPr>
+          <w:p>
+            <w:r>
+              <w:rPr>
+                <w:sz w:val="16"/>
+              </w:rPr>
               <w:t>SD</w:t>
             </w:r>
           </w:p>
         </w:tc>
         <w:tc>
           <w:tcPr>
-            <w:tcW w:w="1050" w:type="pct"/>
-          </w:tcPr>
-          <w:p>
-            <w:r>
+            <w:tcW w:w="1300" w:type="dxa"/>
+            <w:vAlign w:val="center"/>
+          </w:tcPr>
+          <w:p>
+            <w:r>
+              <w:rPr>
+                <w:sz w:val="16"/>
+              </w:rPr>
               <w:t>Range</w:t>
             </w:r>
           </w:p>
         </w:tc>
         <w:tc>
           <w:tcPr>
-            <w:tcW w:w="1050" w:type="pct"/>
+            <w:tcW w:w="2200" w:type="dxa"/>
+            <w:vAlign w:val="center"/>
           </w:tcPr>
           <w:p>
             <w:pPr>
@@ -12769,7 +13263,8 @@
         </w:tc>
         <w:tc>
           <w:tcPr>
-            <w:tcW w:w="612" w:type="pct"/>
+            <w:tcW w:w="900" w:type="dxa"/>
+            <w:vAlign w:val="center"/>
           </w:tcPr>
           <w:p>
             <w:pPr>
@@ -12788,7 +13283,8 @@
         </w:tc>
         <w:tc>
           <w:tcPr>
-            <w:tcW w:w="810" w:type="pct"/>
+            <w:tcW w:w="1518" w:type="dxa"/>
+            <w:vAlign w:val="center"/>
           </w:tcPr>
           <w:p>
             <w:pPr>
@@ -12807,7 +13303,8 @@
         </w:tc>
         <w:tc>
           <w:tcPr>
-            <w:tcW w:w="784" w:type="pct"/>
+            <w:tcW w:w="1517" w:type="dxa"/>
+            <w:vAlign w:val="center"/>
           </w:tcPr>
           <w:p>
             <w:pPr>
@@ -12831,7 +13328,8 @@
         </w:trPr>
         <w:tc>
           <w:tcPr>
-            <w:tcW w:w="361" w:type="pct"/>
+            <w:tcW w:w="800" w:type="dxa"/>
+            <w:vAlign w:val="center"/>
           </w:tcPr>
           <w:p>
             <w:pPr>
@@ -12844,7 +13342,8 @@
         </w:tc>
         <w:tc>
           <w:tcPr>
-            <w:tcW w:w="819" w:type="pct"/>
+            <w:tcW w:w="1100" w:type="dxa"/>
+            <w:vAlign w:val="center"/>
           </w:tcPr>
           <w:p>
             <w:pPr>
@@ -12857,27 +13356,36 @@
         </w:tc>
         <w:tc>
           <w:tcPr>
-            <w:tcW w:w="564" w:type="pct"/>
-          </w:tcPr>
-          <w:p>
-            <w:r>
+            <w:tcW w:w="700" w:type="dxa"/>
+            <w:vAlign w:val="center"/>
+          </w:tcPr>
+          <w:p>
+            <w:r>
+              <w:rPr>
+                <w:sz w:val="16"/>
+              </w:rPr>
               <w:t>—</w:t>
             </w:r>
           </w:p>
         </w:tc>
         <w:tc>
           <w:tcPr>
-            <w:tcW w:w="1050" w:type="pct"/>
-          </w:tcPr>
-          <w:p>
-            <w:r>
+            <w:tcW w:w="1300" w:type="dxa"/>
+            <w:vAlign w:val="center"/>
+          </w:tcPr>
+          <w:p>
+            <w:r>
+              <w:rPr>
+                <w:sz w:val="16"/>
+              </w:rPr>
               <w:t>0.015–0.087</w:t>
             </w:r>
           </w:p>
         </w:tc>
         <w:tc>
           <w:tcPr>
-            <w:tcW w:w="1050" w:type="pct"/>
+            <w:tcW w:w="2200" w:type="dxa"/>
+            <w:vAlign w:val="center"/>
           </w:tcPr>
           <w:p>
             <w:pPr>
@@ -12890,7 +13398,8 @@
         </w:tc>
         <w:tc>
           <w:tcPr>
-            <w:tcW w:w="612" w:type="pct"/>
+            <w:tcW w:w="900" w:type="dxa"/>
+            <w:vAlign w:val="center"/>
           </w:tcPr>
           <w:p>
             <w:pPr>
@@ -12903,7 +13412,8 @@
         </w:tc>
         <w:tc>
           <w:tcPr>
-            <w:tcW w:w="810" w:type="pct"/>
+            <w:tcW w:w="1518" w:type="dxa"/>
+            <w:vAlign w:val="center"/>
           </w:tcPr>
           <w:p>
             <w:pPr>
@@ -12916,7 +13426,8 @@
         </w:tc>
         <w:tc>
           <w:tcPr>
-            <w:tcW w:w="784" w:type="pct"/>
+            <w:tcW w:w="1517" w:type="dxa"/>
+            <w:vAlign w:val="center"/>
           </w:tcPr>
           <w:p>
             <w:pPr>
@@ -12934,7 +13445,8 @@
         </w:trPr>
         <w:tc>
           <w:tcPr>
-            <w:tcW w:w="361" w:type="pct"/>
+            <w:tcW w:w="800" w:type="dxa"/>
+            <w:vAlign w:val="center"/>
           </w:tcPr>
           <w:p>
             <w:pPr>
@@ -12947,7 +13459,8 @@
         </w:tc>
         <w:tc>
           <w:tcPr>
-            <w:tcW w:w="819" w:type="pct"/>
+            <w:tcW w:w="1100" w:type="dxa"/>
+            <w:vAlign w:val="center"/>
           </w:tcPr>
           <w:p>
             <w:pPr>
@@ -12960,27 +13473,36 @@
         </w:tc>
         <w:tc>
           <w:tcPr>
-            <w:tcW w:w="564" w:type="pct"/>
-          </w:tcPr>
-          <w:p>
-            <w:r>
+            <w:tcW w:w="700" w:type="dxa"/>
+            <w:vAlign w:val="center"/>
+          </w:tcPr>
+          <w:p>
+            <w:r>
+              <w:rPr>
+                <w:sz w:val="16"/>
+              </w:rPr>
               <w:t>0.048</w:t>
             </w:r>
           </w:p>
         </w:tc>
         <w:tc>
           <w:tcPr>
-            <w:tcW w:w="1050" w:type="pct"/>
-          </w:tcPr>
-          <w:p>
-            <w:r>
+            <w:tcW w:w="1300" w:type="dxa"/>
+            <w:vAlign w:val="center"/>
+          </w:tcPr>
+          <w:p>
+            <w:r>
+              <w:rPr>
+                <w:sz w:val="16"/>
+              </w:rPr>
               <w:t>—</w:t>
             </w:r>
           </w:p>
         </w:tc>
         <w:tc>
           <w:tcPr>
-            <w:tcW w:w="1050" w:type="pct"/>
+            <w:tcW w:w="2200" w:type="dxa"/>
+            <w:vAlign w:val="center"/>
           </w:tcPr>
           <w:p>
             <w:pPr>
@@ -12993,7 +13515,8 @@
         </w:tc>
         <w:tc>
           <w:tcPr>
-            <w:tcW w:w="612" w:type="pct"/>
+            <w:tcW w:w="900" w:type="dxa"/>
+            <w:vAlign w:val="center"/>
           </w:tcPr>
           <w:p>
             <w:pPr>
@@ -13006,7 +13529,8 @@
         </w:tc>
         <w:tc>
           <w:tcPr>
-            <w:tcW w:w="810" w:type="pct"/>
+            <w:tcW w:w="1518" w:type="dxa"/>
+            <w:vAlign w:val="center"/>
           </w:tcPr>
           <w:p>
             <w:pPr>
@@ -13019,7 +13543,8 @@
         </w:tc>
         <w:tc>
           <w:tcPr>
-            <w:tcW w:w="784" w:type="pct"/>
+            <w:tcW w:w="1517" w:type="dxa"/>
+            <w:vAlign w:val="center"/>
           </w:tcPr>
           <w:p>
             <w:pPr>
@@ -13035,19 +13560,7 @@
     <w:p>
       <w:pPr>
         <w:pStyle w:val="figurecaption0"/>
-        <w:spacing w:before="120" w:after="60"/>
-      </w:pPr>
-    </w:p>
-    <w:p>
-      <w:pPr>
-        <w:pStyle w:val="figurecaption0"/>
-        <w:spacing w:before="120" w:after="60"/>
-      </w:pPr>
-    </w:p>
-    <w:p>
-      <w:pPr>
-        <w:pStyle w:val="figurecaption0"/>
-        <w:spacing w:before="120"/>
+        <w:spacing w:before="80" w:after="40"/>
       </w:pPr>
       <w:r>
         <w:t>Table A4. Four-unique-partition event-level calibration by train-only frequency stratum (same aggregation and M=15 equal-width bins as Table 5). N is the mean test-event count. Flags: Reliable (R) N≥1000; Limited (L) 100≤N&lt;1000. Junyi sparse is empty. T-KT is the local Transformer reference, not published SimpleKT. Brier = UNC − RES + REL. IRT RES=0 on these learner-based strata. Junyi T-KT N matches IRT/DKT after alignment.</w:t>
@@ -13067,10 +13580,10 @@
         </w:tblBorders>
         <w:tblLayout w:type="fixed"/>
         <w:tblCellMar>
-          <w:top w:w="20" w:type="dxa"/>
-          <w:left w:w="40" w:type="dxa"/>
-          <w:bottom w:w="20" w:type="dxa"/>
-          <w:right w:w="40" w:type="dxa"/>
+          <w:top w:w="30" w:type="dxa"/>
+          <w:left w:w="80" w:type="dxa"/>
+          <w:bottom w:w="30" w:type="dxa"/>
+          <w:right w:w="80" w:type="dxa"/>
         </w:tblCellMar>
         <w:tblLook w:val="0000" w:firstRow="0" w:lastRow="0" w:firstColumn="0" w:lastColumn="0" w:noHBand="0" w:noVBand="0"/>
       </w:tblPr>
@@ -13093,6 +13606,7 @@
         <w:tc>
           <w:tcPr>
             <w:tcW w:w="580" w:type="pct"/>
+            <w:vAlign w:val="center"/>
           </w:tcPr>
           <w:p>
             <w:pPr>
@@ -13112,6 +13626,7 @@
         <w:tc>
           <w:tcPr>
             <w:tcW w:w="329" w:type="pct"/>
+            <w:vAlign w:val="center"/>
           </w:tcPr>
           <w:p>
             <w:pPr>
@@ -13131,6 +13646,7 @@
         <w:tc>
           <w:tcPr>
             <w:tcW w:w="376" w:type="pct"/>
+            <w:vAlign w:val="center"/>
           </w:tcPr>
           <w:p>
             <w:pPr>
@@ -13150,6 +13666,7 @@
         <w:tc>
           <w:tcPr>
             <w:tcW w:w="427" w:type="pct"/>
+            <w:vAlign w:val="center"/>
           </w:tcPr>
           <w:p>
             <w:pPr>
@@ -13169,6 +13686,7 @@
         <w:tc>
           <w:tcPr>
             <w:tcW w:w="243" w:type="pct"/>
+            <w:vAlign w:val="center"/>
           </w:tcPr>
           <w:p>
             <w:pPr>
@@ -13188,6 +13706,7 @@
         <w:tc>
           <w:tcPr>
             <w:tcW w:w="609" w:type="pct"/>
+            <w:vAlign w:val="center"/>
           </w:tcPr>
           <w:p>
             <w:pPr>
@@ -13207,6 +13726,7 @@
         <w:tc>
           <w:tcPr>
             <w:tcW w:w="609" w:type="pct"/>
+            <w:vAlign w:val="center"/>
           </w:tcPr>
           <w:p>
             <w:pPr>
@@ -13226,6 +13746,7 @@
         <w:tc>
           <w:tcPr>
             <w:tcW w:w="609" w:type="pct"/>
+            <w:vAlign w:val="center"/>
           </w:tcPr>
           <w:p>
             <w:pPr>
@@ -13245,6 +13766,7 @@
         <w:tc>
           <w:tcPr>
             <w:tcW w:w="609" w:type="pct"/>
+            <w:vAlign w:val="center"/>
           </w:tcPr>
           <w:p>
             <w:pPr>
@@ -13264,6 +13786,7 @@
         <w:tc>
           <w:tcPr>
             <w:tcW w:w="609" w:type="pct"/>
+            <w:vAlign w:val="center"/>
           </w:tcPr>
           <w:p>
             <w:pPr>
@@ -13288,6 +13811,7 @@
         <w:tc>
           <w:tcPr>
             <w:tcW w:w="580" w:type="pct"/>
+            <w:vAlign w:val="center"/>
           </w:tcPr>
           <w:p>
             <w:pPr>
@@ -13301,6 +13825,7 @@
         <w:tc>
           <w:tcPr>
             <w:tcW w:w="329" w:type="pct"/>
+            <w:vAlign w:val="center"/>
           </w:tcPr>
           <w:p>
             <w:pPr>
@@ -13314,6 +13839,7 @@
         <w:tc>
           <w:tcPr>
             <w:tcW w:w="376" w:type="pct"/>
+            <w:vAlign w:val="center"/>
           </w:tcPr>
           <w:p>
             <w:pPr>
@@ -13327,6 +13853,7 @@
         <w:tc>
           <w:tcPr>
             <w:tcW w:w="427" w:type="pct"/>
+            <w:vAlign w:val="center"/>
           </w:tcPr>
           <w:p>
             <w:pPr>
@@ -13340,6 +13867,7 @@
         <w:tc>
           <w:tcPr>
             <w:tcW w:w="243" w:type="pct"/>
+            <w:vAlign w:val="center"/>
           </w:tcPr>
           <w:p>
             <w:pPr>
@@ -13353,6 +13881,7 @@
         <w:tc>
           <w:tcPr>
             <w:tcW w:w="609" w:type="pct"/>
+            <w:vAlign w:val="center"/>
           </w:tcPr>
           <w:p>
             <w:pPr>
@@ -13366,6 +13895,7 @@
         <w:tc>
           <w:tcPr>
             <w:tcW w:w="609" w:type="pct"/>
+            <w:vAlign w:val="center"/>
           </w:tcPr>
           <w:p>
             <w:pPr>
@@ -13379,6 +13909,7 @@
         <w:tc>
           <w:tcPr>
             <w:tcW w:w="609" w:type="pct"/>
+            <w:vAlign w:val="center"/>
           </w:tcPr>
           <w:p>
             <w:pPr>
@@ -13392,6 +13923,7 @@
         <w:tc>
           <w:tcPr>
             <w:tcW w:w="609" w:type="pct"/>
+            <w:vAlign w:val="center"/>
           </w:tcPr>
           <w:p>
             <w:pPr>
@@ -13405,6 +13937,7 @@
         <w:tc>
           <w:tcPr>
             <w:tcW w:w="609" w:type="pct"/>
+            <w:vAlign w:val="center"/>
           </w:tcPr>
           <w:p>
             <w:pPr>
@@ -13423,6 +13956,7 @@
         <w:tc>
           <w:tcPr>
             <w:tcW w:w="580" w:type="pct"/>
+            <w:vAlign w:val="center"/>
           </w:tcPr>
           <w:p>
             <w:pPr>
@@ -13436,6 +13970,7 @@
         <w:tc>
           <w:tcPr>
             <w:tcW w:w="329" w:type="pct"/>
+            <w:vAlign w:val="center"/>
           </w:tcPr>
           <w:p>
             <w:pPr>
@@ -13449,6 +13984,7 @@
         <w:tc>
           <w:tcPr>
             <w:tcW w:w="376" w:type="pct"/>
+            <w:vAlign w:val="center"/>
           </w:tcPr>
           <w:p>
             <w:pPr>
@@ -13462,6 +13998,7 @@
         <w:tc>
           <w:tcPr>
             <w:tcW w:w="427" w:type="pct"/>
+            <w:vAlign w:val="center"/>
           </w:tcPr>
           <w:p>
             <w:pPr>
@@ -13475,6 +14012,7 @@
         <w:tc>
           <w:tcPr>
             <w:tcW w:w="243" w:type="pct"/>
+            <w:vAlign w:val="center"/>
           </w:tcPr>
           <w:p>
             <w:pPr>
@@ -13488,6 +14026,7 @@
         <w:tc>
           <w:tcPr>
             <w:tcW w:w="609" w:type="pct"/>
+            <w:vAlign w:val="center"/>
           </w:tcPr>
           <w:p>
             <w:pPr>
@@ -13501,6 +14040,7 @@
         <w:tc>
           <w:tcPr>
             <w:tcW w:w="609" w:type="pct"/>
+            <w:vAlign w:val="center"/>
           </w:tcPr>
           <w:p>
             <w:pPr>
@@ -13514,6 +14054,7 @@
         <w:tc>
           <w:tcPr>
             <w:tcW w:w="609" w:type="pct"/>
+            <w:vAlign w:val="center"/>
           </w:tcPr>
           <w:p>
             <w:pPr>
@@ -13527,6 +14068,7 @@
         <w:tc>
           <w:tcPr>
             <w:tcW w:w="609" w:type="pct"/>
+            <w:vAlign w:val="center"/>
           </w:tcPr>
           <w:p>
             <w:pPr>
@@ -13540,6 +14082,7 @@
         <w:tc>
           <w:tcPr>
             <w:tcW w:w="609" w:type="pct"/>
+            <w:vAlign w:val="center"/>
           </w:tcPr>
           <w:p>
             <w:pPr>
@@ -13558,6 +14101,7 @@
         <w:tc>
           <w:tcPr>
             <w:tcW w:w="580" w:type="pct"/>
+            <w:vAlign w:val="center"/>
           </w:tcPr>
           <w:p>
             <w:pPr>
@@ -13571,6 +14115,7 @@
         <w:tc>
           <w:tcPr>
             <w:tcW w:w="329" w:type="pct"/>
+            <w:vAlign w:val="center"/>
           </w:tcPr>
           <w:p>
             <w:pPr>
@@ -13584,6 +14129,7 @@
         <w:tc>
           <w:tcPr>
             <w:tcW w:w="376" w:type="pct"/>
+            <w:vAlign w:val="center"/>
           </w:tcPr>
           <w:p>
             <w:pPr>
@@ -13597,6 +14143,7 @@
         <w:tc>
           <w:tcPr>
             <w:tcW w:w="427" w:type="pct"/>
+            <w:vAlign w:val="center"/>
           </w:tcPr>
           <w:p>
             <w:pPr>
@@ -13610,6 +14157,7 @@
         <w:tc>
           <w:tcPr>
             <w:tcW w:w="243" w:type="pct"/>
+            <w:vAlign w:val="center"/>
           </w:tcPr>
           <w:p>
             <w:pPr>
@@ -13623,6 +14171,7 @@
         <w:tc>
           <w:tcPr>
             <w:tcW w:w="609" w:type="pct"/>
+            <w:vAlign w:val="center"/>
           </w:tcPr>
           <w:p>
             <w:pPr>
@@ -13636,6 +14185,7 @@
         <w:tc>
           <w:tcPr>
             <w:tcW w:w="609" w:type="pct"/>
+            <w:vAlign w:val="center"/>
           </w:tcPr>
           <w:p>
             <w:pPr>
@@ -13649,6 +14199,7 @@
         <w:tc>
           <w:tcPr>
             <w:tcW w:w="609" w:type="pct"/>
+            <w:vAlign w:val="center"/>
           </w:tcPr>
           <w:p>
             <w:pPr>
@@ -13662,6 +14213,7 @@
         <w:tc>
           <w:tcPr>
             <w:tcW w:w="609" w:type="pct"/>
+            <w:vAlign w:val="center"/>
           </w:tcPr>
           <w:p>
             <w:pPr>
@@ -13675,6 +14227,7 @@
         <w:tc>
           <w:tcPr>
             <w:tcW w:w="609" w:type="pct"/>
+            <w:vAlign w:val="center"/>
           </w:tcPr>
           <w:p>
             <w:pPr>
@@ -13693,6 +14246,7 @@
         <w:tc>
           <w:tcPr>
             <w:tcW w:w="580" w:type="pct"/>
+            <w:vAlign w:val="center"/>
           </w:tcPr>
           <w:p>
             <w:pPr>
@@ -13706,6 +14260,7 @@
         <w:tc>
           <w:tcPr>
             <w:tcW w:w="329" w:type="pct"/>
+            <w:vAlign w:val="center"/>
           </w:tcPr>
           <w:p>
             <w:pPr>
@@ -13719,6 +14274,7 @@
         <w:tc>
           <w:tcPr>
             <w:tcW w:w="376" w:type="pct"/>
+            <w:vAlign w:val="center"/>
           </w:tcPr>
           <w:p>
             <w:pPr>
@@ -13732,6 +14288,7 @@
         <w:tc>
           <w:tcPr>
             <w:tcW w:w="427" w:type="pct"/>
+            <w:vAlign w:val="center"/>
           </w:tcPr>
           <w:p>
             <w:pPr>
@@ -13745,6 +14302,7 @@
         <w:tc>
           <w:tcPr>
             <w:tcW w:w="243" w:type="pct"/>
+            <w:vAlign w:val="center"/>
           </w:tcPr>
           <w:p>
             <w:pPr>
@@ -13758,6 +14316,7 @@
         <w:tc>
           <w:tcPr>
             <w:tcW w:w="609" w:type="pct"/>
+            <w:vAlign w:val="center"/>
           </w:tcPr>
           <w:p>
             <w:pPr>
@@ -13771,6 +14330,7 @@
         <w:tc>
           <w:tcPr>
             <w:tcW w:w="609" w:type="pct"/>
+            <w:vAlign w:val="center"/>
           </w:tcPr>
           <w:p>
             <w:pPr>
@@ -13784,6 +14344,7 @@
         <w:tc>
           <w:tcPr>
             <w:tcW w:w="609" w:type="pct"/>
+            <w:vAlign w:val="center"/>
           </w:tcPr>
           <w:p>
             <w:pPr>
@@ -13797,6 +14358,7 @@
         <w:tc>
           <w:tcPr>
             <w:tcW w:w="609" w:type="pct"/>
+            <w:vAlign w:val="center"/>
           </w:tcPr>
           <w:p>
             <w:pPr>
@@ -13810,6 +14372,7 @@
         <w:tc>
           <w:tcPr>
             <w:tcW w:w="609" w:type="pct"/>
+            <w:vAlign w:val="center"/>
           </w:tcPr>
           <w:p>
             <w:pPr>
@@ -13828,6 +14391,7 @@
         <w:tc>
           <w:tcPr>
             <w:tcW w:w="580" w:type="pct"/>
+            <w:vAlign w:val="center"/>
           </w:tcPr>
           <w:p>
             <w:pPr>
@@ -13841,6 +14405,7 @@
         <w:tc>
           <w:tcPr>
             <w:tcW w:w="329" w:type="pct"/>
+            <w:vAlign w:val="center"/>
           </w:tcPr>
           <w:p>
             <w:pPr>
@@ -13854,6 +14419,7 @@
         <w:tc>
           <w:tcPr>
             <w:tcW w:w="376" w:type="pct"/>
+            <w:vAlign w:val="center"/>
           </w:tcPr>
           <w:p>
             <w:pPr>
@@ -13867,6 +14433,7 @@
         <w:tc>
           <w:tcPr>
             <w:tcW w:w="427" w:type="pct"/>
+            <w:vAlign w:val="center"/>
           </w:tcPr>
           <w:p>
             <w:pPr>
@@ -13880,6 +14447,7 @@
         <w:tc>
           <w:tcPr>
             <w:tcW w:w="243" w:type="pct"/>
+            <w:vAlign w:val="center"/>
           </w:tcPr>
           <w:p>
             <w:pPr>
@@ -13893,6 +14461,7 @@
         <w:tc>
           <w:tcPr>
             <w:tcW w:w="609" w:type="pct"/>
+            <w:vAlign w:val="center"/>
           </w:tcPr>
           <w:p>
             <w:pPr>
@@ -13906,6 +14475,7 @@
         <w:tc>
           <w:tcPr>
             <w:tcW w:w="609" w:type="pct"/>
+            <w:vAlign w:val="center"/>
           </w:tcPr>
           <w:p>
             <w:pPr>
@@ -13919,6 +14489,7 @@
         <w:tc>
           <w:tcPr>
             <w:tcW w:w="609" w:type="pct"/>
+            <w:vAlign w:val="center"/>
           </w:tcPr>
           <w:p>
             <w:pPr>
@@ -13932,6 +14503,7 @@
         <w:tc>
           <w:tcPr>
             <w:tcW w:w="609" w:type="pct"/>
+            <w:vAlign w:val="center"/>
           </w:tcPr>
           <w:p>
             <w:pPr>
@@ -13945,6 +14517,7 @@
         <w:tc>
           <w:tcPr>
             <w:tcW w:w="609" w:type="pct"/>
+            <w:vAlign w:val="center"/>
           </w:tcPr>
           <w:p>
             <w:pPr>
@@ -13963,6 +14536,7 @@
         <w:tc>
           <w:tcPr>
             <w:tcW w:w="580" w:type="pct"/>
+            <w:vAlign w:val="center"/>
           </w:tcPr>
           <w:p>
             <w:pPr>
@@ -13976,6 +14550,7 @@
         <w:tc>
           <w:tcPr>
             <w:tcW w:w="329" w:type="pct"/>
+            <w:vAlign w:val="center"/>
           </w:tcPr>
           <w:p>
             <w:pPr>
@@ -13989,6 +14564,7 @@
         <w:tc>
           <w:tcPr>
             <w:tcW w:w="376" w:type="pct"/>
+            <w:vAlign w:val="center"/>
           </w:tcPr>
           <w:p>
             <w:pPr>
@@ -14002,6 +14578,7 @@
         <w:tc>
           <w:tcPr>
             <w:tcW w:w="427" w:type="pct"/>
+            <w:vAlign w:val="center"/>
           </w:tcPr>
           <w:p>
             <w:pPr>
@@ -14015,6 +14592,7 @@
         <w:tc>
           <w:tcPr>
             <w:tcW w:w="243" w:type="pct"/>
+            <w:vAlign w:val="center"/>
           </w:tcPr>
           <w:p>
             <w:pPr>
@@ -14028,6 +14606,7 @@
         <w:tc>
           <w:tcPr>
             <w:tcW w:w="609" w:type="pct"/>
+            <w:vAlign w:val="center"/>
           </w:tcPr>
           <w:p>
             <w:pPr>
@@ -14041,6 +14620,7 @@
         <w:tc>
           <w:tcPr>
             <w:tcW w:w="609" w:type="pct"/>
+            <w:vAlign w:val="center"/>
           </w:tcPr>
           <w:p>
             <w:pPr>
@@ -14054,6 +14634,7 @@
         <w:tc>
           <w:tcPr>
             <w:tcW w:w="609" w:type="pct"/>
+            <w:vAlign w:val="center"/>
           </w:tcPr>
           <w:p>
             <w:pPr>
@@ -14067,6 +14648,7 @@
         <w:tc>
           <w:tcPr>
             <w:tcW w:w="609" w:type="pct"/>
+            <w:vAlign w:val="center"/>
           </w:tcPr>
           <w:p>
             <w:pPr>
@@ -14080,6 +14662,7 @@
         <w:tc>
           <w:tcPr>
             <w:tcW w:w="609" w:type="pct"/>
+            <w:vAlign w:val="center"/>
           </w:tcPr>
           <w:p>
             <w:pPr>
@@ -14098,6 +14681,7 @@
         <w:tc>
           <w:tcPr>
             <w:tcW w:w="580" w:type="pct"/>
+            <w:vAlign w:val="center"/>
           </w:tcPr>
           <w:p>
             <w:pPr>
@@ -14111,6 +14695,7 @@
         <w:tc>
           <w:tcPr>
             <w:tcW w:w="329" w:type="pct"/>
+            <w:vAlign w:val="center"/>
           </w:tcPr>
           <w:p>
             <w:pPr>
@@ -14124,6 +14709,7 @@
         <w:tc>
           <w:tcPr>
             <w:tcW w:w="376" w:type="pct"/>
+            <w:vAlign w:val="center"/>
           </w:tcPr>
           <w:p>
             <w:pPr>
@@ -14137,6 +14723,7 @@
         <w:tc>
           <w:tcPr>
             <w:tcW w:w="427" w:type="pct"/>
+            <w:vAlign w:val="center"/>
           </w:tcPr>
           <w:p>
             <w:pPr>
@@ -14150,6 +14737,7 @@
         <w:tc>
           <w:tcPr>
             <w:tcW w:w="243" w:type="pct"/>
+            <w:vAlign w:val="center"/>
           </w:tcPr>
           <w:p>
             <w:pPr>
@@ -14163,6 +14751,7 @@
         <w:tc>
           <w:tcPr>
             <w:tcW w:w="609" w:type="pct"/>
+            <w:vAlign w:val="center"/>
           </w:tcPr>
           <w:p>
             <w:pPr>
@@ -14176,6 +14765,7 @@
         <w:tc>
           <w:tcPr>
             <w:tcW w:w="609" w:type="pct"/>
+            <w:vAlign w:val="center"/>
           </w:tcPr>
           <w:p>
             <w:pPr>
@@ -14189,6 +14779,7 @@
         <w:tc>
           <w:tcPr>
             <w:tcW w:w="609" w:type="pct"/>
+            <w:vAlign w:val="center"/>
           </w:tcPr>
           <w:p>
             <w:pPr>
@@ -14202,6 +14793,7 @@
         <w:tc>
           <w:tcPr>
             <w:tcW w:w="609" w:type="pct"/>
+            <w:vAlign w:val="center"/>
           </w:tcPr>
           <w:p>
             <w:pPr>
@@ -14215,6 +14807,7 @@
         <w:tc>
           <w:tcPr>
             <w:tcW w:w="609" w:type="pct"/>
+            <w:vAlign w:val="center"/>
           </w:tcPr>
           <w:p>
             <w:pPr>
@@ -14233,6 +14826,7 @@
         <w:tc>
           <w:tcPr>
             <w:tcW w:w="580" w:type="pct"/>
+            <w:vAlign w:val="center"/>
           </w:tcPr>
           <w:p>
             <w:pPr>
@@ -14246,6 +14840,7 @@
         <w:tc>
           <w:tcPr>
             <w:tcW w:w="329" w:type="pct"/>
+            <w:vAlign w:val="center"/>
           </w:tcPr>
           <w:p>
             <w:pPr>
@@ -14259,6 +14854,7 @@
         <w:tc>
           <w:tcPr>
             <w:tcW w:w="376" w:type="pct"/>
+            <w:vAlign w:val="center"/>
           </w:tcPr>
           <w:p>
             <w:pPr>
@@ -14272,6 +14868,7 @@
         <w:tc>
           <w:tcPr>
             <w:tcW w:w="427" w:type="pct"/>
+            <w:vAlign w:val="center"/>
           </w:tcPr>
           <w:p>
             <w:pPr>
@@ -14285,6 +14882,7 @@
         <w:tc>
           <w:tcPr>
             <w:tcW w:w="243" w:type="pct"/>
+            <w:vAlign w:val="center"/>
           </w:tcPr>
           <w:p>
             <w:pPr>
@@ -14298,6 +14896,7 @@
         <w:tc>
           <w:tcPr>
             <w:tcW w:w="609" w:type="pct"/>
+            <w:vAlign w:val="center"/>
           </w:tcPr>
           <w:p>
             <w:pPr>
@@ -14311,6 +14910,7 @@
         <w:tc>
           <w:tcPr>
             <w:tcW w:w="609" w:type="pct"/>
+            <w:vAlign w:val="center"/>
           </w:tcPr>
           <w:p>
             <w:pPr>
@@ -14324,6 +14924,7 @@
         <w:tc>
           <w:tcPr>
             <w:tcW w:w="609" w:type="pct"/>
+            <w:vAlign w:val="center"/>
           </w:tcPr>
           <w:p>
             <w:pPr>
@@ -14337,6 +14938,7 @@
         <w:tc>
           <w:tcPr>
             <w:tcW w:w="609" w:type="pct"/>
+            <w:vAlign w:val="center"/>
           </w:tcPr>
           <w:p>
             <w:pPr>
@@ -14350,6 +14952,7 @@
         <w:tc>
           <w:tcPr>
             <w:tcW w:w="609" w:type="pct"/>
+            <w:vAlign w:val="center"/>
           </w:tcPr>
           <w:p>
             <w:pPr>
@@ -14368,6 +14971,7 @@
         <w:tc>
           <w:tcPr>
             <w:tcW w:w="580" w:type="pct"/>
+            <w:vAlign w:val="center"/>
           </w:tcPr>
           <w:p>
             <w:pPr>
@@ -14381,6 +14985,7 @@
         <w:tc>
           <w:tcPr>
             <w:tcW w:w="329" w:type="pct"/>
+            <w:vAlign w:val="center"/>
           </w:tcPr>
           <w:p>
             <w:pPr>
@@ -14394,6 +14999,7 @@
         <w:tc>
           <w:tcPr>
             <w:tcW w:w="376" w:type="pct"/>
+            <w:vAlign w:val="center"/>
           </w:tcPr>
           <w:p>
             <w:pPr>
@@ -14407,6 +15013,7 @@
         <w:tc>
           <w:tcPr>
             <w:tcW w:w="427" w:type="pct"/>
+            <w:vAlign w:val="center"/>
           </w:tcPr>
           <w:p>
             <w:pPr>
@@ -14420,6 +15027,7 @@
         <w:tc>
           <w:tcPr>
             <w:tcW w:w="243" w:type="pct"/>
+            <w:vAlign w:val="center"/>
           </w:tcPr>
           <w:p>
             <w:pPr>
@@ -14433,6 +15041,7 @@
         <w:tc>
           <w:tcPr>
             <w:tcW w:w="609" w:type="pct"/>
+            <w:vAlign w:val="center"/>
           </w:tcPr>
           <w:p>
             <w:pPr>
@@ -14446,6 +15055,7 @@
         <w:tc>
           <w:tcPr>
             <w:tcW w:w="609" w:type="pct"/>
+            <w:vAlign w:val="center"/>
           </w:tcPr>
           <w:p>
             <w:pPr>
@@ -14459,6 +15069,7 @@
         <w:tc>
           <w:tcPr>
             <w:tcW w:w="609" w:type="pct"/>
+            <w:vAlign w:val="center"/>
           </w:tcPr>
           <w:p>
             <w:pPr>
@@ -14472,6 +15083,7 @@
         <w:tc>
           <w:tcPr>
             <w:tcW w:w="609" w:type="pct"/>
+            <w:vAlign w:val="center"/>
           </w:tcPr>
           <w:p>
             <w:pPr>
@@ -14485,6 +15097,7 @@
         <w:tc>
           <w:tcPr>
             <w:tcW w:w="609" w:type="pct"/>
+            <w:vAlign w:val="center"/>
           </w:tcPr>
           <w:p>
             <w:pPr>
@@ -14503,6 +15116,7 @@
         <w:tc>
           <w:tcPr>
             <w:tcW w:w="580" w:type="pct"/>
+            <w:vAlign w:val="center"/>
           </w:tcPr>
           <w:p>
             <w:pPr>
@@ -14516,6 +15130,7 @@
         <w:tc>
           <w:tcPr>
             <w:tcW w:w="329" w:type="pct"/>
+            <w:vAlign w:val="center"/>
           </w:tcPr>
           <w:p>
             <w:pPr>
@@ -14529,6 +15144,7 @@
         <w:tc>
           <w:tcPr>
             <w:tcW w:w="376" w:type="pct"/>
+            <w:vAlign w:val="center"/>
           </w:tcPr>
           <w:p>
             <w:pPr>
@@ -14542,6 +15158,7 @@
         <w:tc>
           <w:tcPr>
             <w:tcW w:w="427" w:type="pct"/>
+            <w:vAlign w:val="center"/>
           </w:tcPr>
           <w:p>
             <w:pPr>
@@ -14555,6 +15172,7 @@
         <w:tc>
           <w:tcPr>
             <w:tcW w:w="243" w:type="pct"/>
+            <w:vAlign w:val="center"/>
           </w:tcPr>
           <w:p>
             <w:pPr>
@@ -14568,6 +15186,7 @@
         <w:tc>
           <w:tcPr>
             <w:tcW w:w="609" w:type="pct"/>
+            <w:vAlign w:val="center"/>
           </w:tcPr>
           <w:p>
             <w:pPr>
@@ -14581,6 +15200,7 @@
         <w:tc>
           <w:tcPr>
             <w:tcW w:w="609" w:type="pct"/>
+            <w:vAlign w:val="center"/>
           </w:tcPr>
           <w:p>
             <w:pPr>
@@ -14594,6 +15214,7 @@
         <w:tc>
           <w:tcPr>
             <w:tcW w:w="609" w:type="pct"/>
+            <w:vAlign w:val="center"/>
           </w:tcPr>
           <w:p>
             <w:pPr>
@@ -14607,6 +15228,7 @@
         <w:tc>
           <w:tcPr>
             <w:tcW w:w="609" w:type="pct"/>
+            <w:vAlign w:val="center"/>
           </w:tcPr>
           <w:p>
             <w:pPr>
@@ -14620,6 +15242,7 @@
         <w:tc>
           <w:tcPr>
             <w:tcW w:w="609" w:type="pct"/>
+            <w:vAlign w:val="center"/>
           </w:tcPr>
           <w:p>
             <w:pPr>
@@ -14638,6 +15261,7 @@
         <w:tc>
           <w:tcPr>
             <w:tcW w:w="580" w:type="pct"/>
+            <w:vAlign w:val="center"/>
           </w:tcPr>
           <w:p>
             <w:pPr>
@@ -14651,6 +15275,7 @@
         <w:tc>
           <w:tcPr>
             <w:tcW w:w="329" w:type="pct"/>
+            <w:vAlign w:val="center"/>
           </w:tcPr>
           <w:p>
             <w:pPr>
@@ -14664,6 +15289,7 @@
         <w:tc>
           <w:tcPr>
             <w:tcW w:w="376" w:type="pct"/>
+            <w:vAlign w:val="center"/>
           </w:tcPr>
           <w:p>
             <w:pPr>
@@ -14677,6 +15303,7 @@
         <w:tc>
           <w:tcPr>
             <w:tcW w:w="427" w:type="pct"/>
+            <w:vAlign w:val="center"/>
           </w:tcPr>
           <w:p>
             <w:pPr>
@@ -14690,6 +15317,7 @@
         <w:tc>
           <w:tcPr>
             <w:tcW w:w="243" w:type="pct"/>
+            <w:vAlign w:val="center"/>
           </w:tcPr>
           <w:p>
             <w:pPr>
@@ -14703,6 +15331,7 @@
         <w:tc>
           <w:tcPr>
             <w:tcW w:w="609" w:type="pct"/>
+            <w:vAlign w:val="center"/>
           </w:tcPr>
           <w:p>
             <w:pPr>
@@ -14716,6 +15345,7 @@
         <w:tc>
           <w:tcPr>
             <w:tcW w:w="609" w:type="pct"/>
+            <w:vAlign w:val="center"/>
           </w:tcPr>
           <w:p>
             <w:pPr>
@@ -14729,6 +15359,7 @@
         <w:tc>
           <w:tcPr>
             <w:tcW w:w="609" w:type="pct"/>
+            <w:vAlign w:val="center"/>
           </w:tcPr>
           <w:p>
             <w:pPr>
@@ -14742,6 +15373,7 @@
         <w:tc>
           <w:tcPr>
             <w:tcW w:w="609" w:type="pct"/>
+            <w:vAlign w:val="center"/>
           </w:tcPr>
           <w:p>
             <w:pPr>
@@ -14755,6 +15387,7 @@
         <w:tc>
           <w:tcPr>
             <w:tcW w:w="609" w:type="pct"/>
+            <w:vAlign w:val="center"/>
           </w:tcPr>
           <w:p>
             <w:pPr>
@@ -14773,6 +15406,7 @@
         <w:tc>
           <w:tcPr>
             <w:tcW w:w="580" w:type="pct"/>
+            <w:vAlign w:val="center"/>
           </w:tcPr>
           <w:p>
             <w:pPr>
@@ -14786,6 +15420,7 @@
         <w:tc>
           <w:tcPr>
             <w:tcW w:w="329" w:type="pct"/>
+            <w:vAlign w:val="center"/>
           </w:tcPr>
           <w:p>
             <w:pPr>
@@ -14799,6 +15434,7 @@
         <w:tc>
           <w:tcPr>
             <w:tcW w:w="376" w:type="pct"/>
+            <w:vAlign w:val="center"/>
           </w:tcPr>
           <w:p>
             <w:pPr>
@@ -14812,6 +15448,7 @@
         <w:tc>
           <w:tcPr>
             <w:tcW w:w="427" w:type="pct"/>
+            <w:vAlign w:val="center"/>
           </w:tcPr>
           <w:p>
             <w:pPr>
@@ -14825,6 +15462,7 @@
         <w:tc>
           <w:tcPr>
             <w:tcW w:w="243" w:type="pct"/>
+            <w:vAlign w:val="center"/>
           </w:tcPr>
           <w:p>
             <w:pPr>
@@ -14838,6 +15476,7 @@
         <w:tc>
           <w:tcPr>
             <w:tcW w:w="609" w:type="pct"/>
+            <w:vAlign w:val="center"/>
           </w:tcPr>
           <w:p>
             <w:pPr>
@@ -14851,6 +15490,7 @@
         <w:tc>
           <w:tcPr>
             <w:tcW w:w="609" w:type="pct"/>
+            <w:vAlign w:val="center"/>
           </w:tcPr>
           <w:p>
             <w:pPr>
@@ -14864,6 +15504,7 @@
         <w:tc>
           <w:tcPr>
             <w:tcW w:w="609" w:type="pct"/>
+            <w:vAlign w:val="center"/>
           </w:tcPr>
           <w:p>
             <w:pPr>
@@ -14877,6 +15518,7 @@
         <w:tc>
           <w:tcPr>
             <w:tcW w:w="609" w:type="pct"/>
+            <w:vAlign w:val="center"/>
           </w:tcPr>
           <w:p>
             <w:pPr>
@@ -14890,6 +15532,7 @@
         <w:tc>
           <w:tcPr>
             <w:tcW w:w="609" w:type="pct"/>
+            <w:vAlign w:val="center"/>
           </w:tcPr>
           <w:p>
             <w:pPr>
@@ -14908,6 +15551,7 @@
         <w:tc>
           <w:tcPr>
             <w:tcW w:w="580" w:type="pct"/>
+            <w:vAlign w:val="center"/>
           </w:tcPr>
           <w:p>
             <w:pPr>
@@ -14921,6 +15565,7 @@
         <w:tc>
           <w:tcPr>
             <w:tcW w:w="329" w:type="pct"/>
+            <w:vAlign w:val="center"/>
           </w:tcPr>
           <w:p>
             <w:pPr>
@@ -14934,6 +15579,7 @@
         <w:tc>
           <w:tcPr>
             <w:tcW w:w="376" w:type="pct"/>
+            <w:vAlign w:val="center"/>
           </w:tcPr>
           <w:p>
             <w:pPr>
@@ -14947,6 +15593,7 @@
         <w:tc>
           <w:tcPr>
             <w:tcW w:w="427" w:type="pct"/>
+            <w:vAlign w:val="center"/>
           </w:tcPr>
           <w:p>
             <w:pPr>
@@ -14960,6 +15607,7 @@
         <w:tc>
           <w:tcPr>
             <w:tcW w:w="243" w:type="pct"/>
+            <w:vAlign w:val="center"/>
           </w:tcPr>
           <w:p>
             <w:pPr>
@@ -14973,6 +15621,7 @@
         <w:tc>
           <w:tcPr>
             <w:tcW w:w="609" w:type="pct"/>
+            <w:vAlign w:val="center"/>
           </w:tcPr>
           <w:p>
             <w:pPr>
@@ -14986,6 +15635,7 @@
         <w:tc>
           <w:tcPr>
             <w:tcW w:w="609" w:type="pct"/>
+            <w:vAlign w:val="center"/>
           </w:tcPr>
           <w:p>
             <w:pPr>
@@ -14999,6 +15649,7 @@
         <w:tc>
           <w:tcPr>
             <w:tcW w:w="609" w:type="pct"/>
+            <w:vAlign w:val="center"/>
           </w:tcPr>
           <w:p>
             <w:pPr>
@@ -15012,6 +15663,7 @@
         <w:tc>
           <w:tcPr>
             <w:tcW w:w="609" w:type="pct"/>
+            <w:vAlign w:val="center"/>
           </w:tcPr>
           <w:p>
             <w:pPr>
@@ -15025,6 +15677,7 @@
         <w:tc>
           <w:tcPr>
             <w:tcW w:w="609" w:type="pct"/>
+            <w:vAlign w:val="center"/>
           </w:tcPr>
           <w:p>
             <w:pPr>
@@ -15043,6 +15696,7 @@
         <w:tc>
           <w:tcPr>
             <w:tcW w:w="580" w:type="pct"/>
+            <w:vAlign w:val="center"/>
           </w:tcPr>
           <w:p>
             <w:pPr>
@@ -15056,6 +15710,7 @@
         <w:tc>
           <w:tcPr>
             <w:tcW w:w="329" w:type="pct"/>
+            <w:vAlign w:val="center"/>
           </w:tcPr>
           <w:p>
             <w:pPr>
@@ -15069,6 +15724,7 @@
         <w:tc>
           <w:tcPr>
             <w:tcW w:w="376" w:type="pct"/>
+            <w:vAlign w:val="center"/>
           </w:tcPr>
           <w:p>
             <w:pPr>
@@ -15082,6 +15738,7 @@
         <w:tc>
           <w:tcPr>
             <w:tcW w:w="427" w:type="pct"/>
+            <w:vAlign w:val="center"/>
           </w:tcPr>
           <w:p>
             <w:pPr>
@@ -15095,6 +15752,7 @@
         <w:tc>
           <w:tcPr>
             <w:tcW w:w="243" w:type="pct"/>
+            <w:vAlign w:val="center"/>
           </w:tcPr>
           <w:p>
             <w:pPr>
@@ -15108,6 +15766,7 @@
         <w:tc>
           <w:tcPr>
             <w:tcW w:w="609" w:type="pct"/>
+            <w:vAlign w:val="center"/>
           </w:tcPr>
           <w:p>
             <w:pPr>
@@ -15121,6 +15780,7 @@
         <w:tc>
           <w:tcPr>
             <w:tcW w:w="609" w:type="pct"/>
+            <w:vAlign w:val="center"/>
           </w:tcPr>
           <w:p>
             <w:pPr>
@@ -15134,6 +15794,7 @@
         <w:tc>
           <w:tcPr>
             <w:tcW w:w="609" w:type="pct"/>
+            <w:vAlign w:val="center"/>
           </w:tcPr>
           <w:p>
             <w:pPr>
@@ -15147,6 +15808,7 @@
         <w:tc>
           <w:tcPr>
             <w:tcW w:w="609" w:type="pct"/>
+            <w:vAlign w:val="center"/>
           </w:tcPr>
           <w:p>
             <w:pPr>
@@ -15160,6 +15822,7 @@
         <w:tc>
           <w:tcPr>
             <w:tcW w:w="609" w:type="pct"/>
+            <w:vAlign w:val="center"/>
           </w:tcPr>
           <w:p>
             <w:pPr>
@@ -15178,6 +15841,7 @@
         <w:tc>
           <w:tcPr>
             <w:tcW w:w="580" w:type="pct"/>
+            <w:vAlign w:val="center"/>
           </w:tcPr>
           <w:p>
             <w:pPr>
@@ -15191,6 +15855,7 @@
         <w:tc>
           <w:tcPr>
             <w:tcW w:w="329" w:type="pct"/>
+            <w:vAlign w:val="center"/>
           </w:tcPr>
           <w:p>
             <w:pPr>
@@ -15204,6 +15869,7 @@
         <w:tc>
           <w:tcPr>
             <w:tcW w:w="376" w:type="pct"/>
+            <w:vAlign w:val="center"/>
           </w:tcPr>
           <w:p>
             <w:pPr>
@@ -15217,6 +15883,7 @@
         <w:tc>
           <w:tcPr>
             <w:tcW w:w="427" w:type="pct"/>
+            <w:vAlign w:val="center"/>
           </w:tcPr>
           <w:p>
             <w:pPr>
@@ -15230,6 +15897,7 @@
         <w:tc>
           <w:tcPr>
             <w:tcW w:w="243" w:type="pct"/>
+            <w:vAlign w:val="center"/>
           </w:tcPr>
           <w:p>
             <w:pPr>
@@ -15243,6 +15911,7 @@
         <w:tc>
           <w:tcPr>
             <w:tcW w:w="609" w:type="pct"/>
+            <w:vAlign w:val="center"/>
           </w:tcPr>
           <w:p>
             <w:pPr>
@@ -15256,6 +15925,7 @@
         <w:tc>
           <w:tcPr>
             <w:tcW w:w="609" w:type="pct"/>
+            <w:vAlign w:val="center"/>
           </w:tcPr>
           <w:p>
             <w:pPr>
@@ -15269,6 +15939,7 @@
         <w:tc>
           <w:tcPr>
             <w:tcW w:w="609" w:type="pct"/>
+            <w:vAlign w:val="center"/>
           </w:tcPr>
           <w:p>
             <w:pPr>
@@ -15282,6 +15953,7 @@
         <w:tc>
           <w:tcPr>
             <w:tcW w:w="609" w:type="pct"/>
+            <w:vAlign w:val="center"/>
           </w:tcPr>
           <w:p>
             <w:pPr>
@@ -15295,6 +15967,7 @@
         <w:tc>
           <w:tcPr>
             <w:tcW w:w="609" w:type="pct"/>
+            <w:vAlign w:val="center"/>
           </w:tcPr>
           <w:p>
             <w:pPr>
@@ -15313,6 +15986,7 @@
         <w:tc>
           <w:tcPr>
             <w:tcW w:w="580" w:type="pct"/>
+            <w:vAlign w:val="center"/>
           </w:tcPr>
           <w:p>
             <w:pPr>
@@ -15326,6 +16000,7 @@
         <w:tc>
           <w:tcPr>
             <w:tcW w:w="329" w:type="pct"/>
+            <w:vAlign w:val="center"/>
           </w:tcPr>
           <w:p>
             <w:pPr>
@@ -15339,6 +16014,7 @@
         <w:tc>
           <w:tcPr>
             <w:tcW w:w="376" w:type="pct"/>
+            <w:vAlign w:val="center"/>
           </w:tcPr>
           <w:p>
             <w:pPr>
@@ -15352,6 +16028,7 @@
         <w:tc>
           <w:tcPr>
             <w:tcW w:w="427" w:type="pct"/>
+            <w:vAlign w:val="center"/>
           </w:tcPr>
           <w:p>
             <w:pPr>
@@ -15365,6 +16042,7 @@
         <w:tc>
           <w:tcPr>
             <w:tcW w:w="243" w:type="pct"/>
+            <w:vAlign w:val="center"/>
           </w:tcPr>
           <w:p>
             <w:pPr>
@@ -15378,6 +16056,7 @@
         <w:tc>
           <w:tcPr>
             <w:tcW w:w="609" w:type="pct"/>
+            <w:vAlign w:val="center"/>
           </w:tcPr>
           <w:p>
             <w:pPr>
@@ -15391,6 +16070,7 @@
         <w:tc>
           <w:tcPr>
             <w:tcW w:w="609" w:type="pct"/>
+            <w:vAlign w:val="center"/>
           </w:tcPr>
           <w:p>
             <w:pPr>
@@ -15404,6 +16084,7 @@
         <w:tc>
           <w:tcPr>
             <w:tcW w:w="609" w:type="pct"/>
+            <w:vAlign w:val="center"/>
           </w:tcPr>
           <w:p>
             <w:pPr>
@@ -15417,6 +16098,7 @@
         <w:tc>
           <w:tcPr>
             <w:tcW w:w="609" w:type="pct"/>
+            <w:vAlign w:val="center"/>
           </w:tcPr>
           <w:p>
             <w:pPr>
@@ -15430,6 +16112,7 @@
         <w:tc>
           <w:tcPr>
             <w:tcW w:w="609" w:type="pct"/>
+            <w:vAlign w:val="center"/>
           </w:tcPr>
           <w:p>
             <w:pPr>
@@ -15448,6 +16131,7 @@
         <w:tc>
           <w:tcPr>
             <w:tcW w:w="580" w:type="pct"/>
+            <w:vAlign w:val="center"/>
           </w:tcPr>
           <w:p>
             <w:pPr>
@@ -15461,6 +16145,7 @@
         <w:tc>
           <w:tcPr>
             <w:tcW w:w="329" w:type="pct"/>
+            <w:vAlign w:val="center"/>
           </w:tcPr>
           <w:p>
             <w:pPr>
@@ -15474,6 +16159,7 @@
         <w:tc>
           <w:tcPr>
             <w:tcW w:w="376" w:type="pct"/>
+            <w:vAlign w:val="center"/>
           </w:tcPr>
           <w:p>
             <w:pPr>
@@ -15487,6 +16173,7 @@
         <w:tc>
           <w:tcPr>
             <w:tcW w:w="427" w:type="pct"/>
+            <w:vAlign w:val="center"/>
           </w:tcPr>
           <w:p>
             <w:pPr>
@@ -15500,6 +16187,7 @@
         <w:tc>
           <w:tcPr>
             <w:tcW w:w="243" w:type="pct"/>
+            <w:vAlign w:val="center"/>
           </w:tcPr>
           <w:p>
             <w:pPr>
@@ -15513,6 +16201,7 @@
         <w:tc>
           <w:tcPr>
             <w:tcW w:w="609" w:type="pct"/>
+            <w:vAlign w:val="center"/>
           </w:tcPr>
           <w:p>
             <w:pPr>
@@ -15526,6 +16215,7 @@
         <w:tc>
           <w:tcPr>
             <w:tcW w:w="609" w:type="pct"/>
+            <w:vAlign w:val="center"/>
           </w:tcPr>
           <w:p>
             <w:pPr>
@@ -15539,6 +16229,7 @@
         <w:tc>
           <w:tcPr>
             <w:tcW w:w="609" w:type="pct"/>
+            <w:vAlign w:val="center"/>
           </w:tcPr>
           <w:p>
             <w:pPr>
@@ -15552,6 +16243,7 @@
         <w:tc>
           <w:tcPr>
             <w:tcW w:w="609" w:type="pct"/>
+            <w:vAlign w:val="center"/>
           </w:tcPr>
           <w:p>
             <w:pPr>
@@ -15565,6 +16257,7 @@
         <w:tc>
           <w:tcPr>
             <w:tcW w:w="609" w:type="pct"/>
+            <w:vAlign w:val="center"/>
           </w:tcPr>
           <w:p>
             <w:pPr>
@@ -15583,6 +16276,7 @@
         <w:tc>
           <w:tcPr>
             <w:tcW w:w="580" w:type="pct"/>
+            <w:vAlign w:val="center"/>
           </w:tcPr>
           <w:p>
             <w:pPr>
@@ -15596,6 +16290,7 @@
         <w:tc>
           <w:tcPr>
             <w:tcW w:w="329" w:type="pct"/>
+            <w:vAlign w:val="center"/>
           </w:tcPr>
           <w:p>
             <w:pPr>
@@ -15609,6 +16304,7 @@
         <w:tc>
           <w:tcPr>
             <w:tcW w:w="376" w:type="pct"/>
+            <w:vAlign w:val="center"/>
           </w:tcPr>
           <w:p>
             <w:pPr>
@@ -15622,6 +16318,7 @@
         <w:tc>
           <w:tcPr>
             <w:tcW w:w="427" w:type="pct"/>
+            <w:vAlign w:val="center"/>
           </w:tcPr>
           <w:p>
             <w:pPr>
@@ -15635,6 +16332,7 @@
         <w:tc>
           <w:tcPr>
             <w:tcW w:w="243" w:type="pct"/>
+            <w:vAlign w:val="center"/>
           </w:tcPr>
           <w:p>
             <w:pPr>
@@ -15648,6 +16346,7 @@
         <w:tc>
           <w:tcPr>
             <w:tcW w:w="609" w:type="pct"/>
+            <w:vAlign w:val="center"/>
           </w:tcPr>
           <w:p>
             <w:pPr>
@@ -15661,6 +16360,7 @@
         <w:tc>
           <w:tcPr>
             <w:tcW w:w="609" w:type="pct"/>
+            <w:vAlign w:val="center"/>
           </w:tcPr>
           <w:p>
             <w:pPr>
@@ -15674,6 +16374,7 @@
         <w:tc>
           <w:tcPr>
             <w:tcW w:w="609" w:type="pct"/>
+            <w:vAlign w:val="center"/>
           </w:tcPr>
           <w:p>
             <w:pPr>
@@ -15687,6 +16388,7 @@
         <w:tc>
           <w:tcPr>
             <w:tcW w:w="609" w:type="pct"/>
+            <w:vAlign w:val="center"/>
           </w:tcPr>
           <w:p>
             <w:pPr>
@@ -15700,6 +16402,7 @@
         <w:tc>
           <w:tcPr>
             <w:tcW w:w="609" w:type="pct"/>
+            <w:vAlign w:val="center"/>
           </w:tcPr>
           <w:p>
             <w:pPr>
@@ -15718,6 +16421,7 @@
         <w:tc>
           <w:tcPr>
             <w:tcW w:w="580" w:type="pct"/>
+            <w:vAlign w:val="center"/>
           </w:tcPr>
           <w:p>
             <w:pPr>
@@ -15731,6 +16435,7 @@
         <w:tc>
           <w:tcPr>
             <w:tcW w:w="329" w:type="pct"/>
+            <w:vAlign w:val="center"/>
           </w:tcPr>
           <w:p>
             <w:pPr>
@@ -15744,6 +16449,7 @@
         <w:tc>
           <w:tcPr>
             <w:tcW w:w="376" w:type="pct"/>
+            <w:vAlign w:val="center"/>
           </w:tcPr>
           <w:p>
             <w:pPr>
@@ -15757,6 +16463,7 @@
         <w:tc>
           <w:tcPr>
             <w:tcW w:w="427" w:type="pct"/>
+            <w:vAlign w:val="center"/>
           </w:tcPr>
           <w:p>
             <w:pPr>
@@ -15770,6 +16477,7 @@
         <w:tc>
           <w:tcPr>
             <w:tcW w:w="243" w:type="pct"/>
+            <w:vAlign w:val="center"/>
           </w:tcPr>
           <w:p>
             <w:pPr>
@@ -15783,6 +16491,7 @@
         <w:tc>
           <w:tcPr>
             <w:tcW w:w="609" w:type="pct"/>
+            <w:vAlign w:val="center"/>
           </w:tcPr>
           <w:p>
             <w:pPr>
@@ -15796,6 +16505,7 @@
         <w:tc>
           <w:tcPr>
             <w:tcW w:w="609" w:type="pct"/>
+            <w:vAlign w:val="center"/>
           </w:tcPr>
           <w:p>
             <w:pPr>
@@ -15809,6 +16519,7 @@
         <w:tc>
           <w:tcPr>
             <w:tcW w:w="609" w:type="pct"/>
+            <w:vAlign w:val="center"/>
           </w:tcPr>
           <w:p>
             <w:pPr>
@@ -15822,6 +16533,7 @@
         <w:tc>
           <w:tcPr>
             <w:tcW w:w="609" w:type="pct"/>
+            <w:vAlign w:val="center"/>
           </w:tcPr>
           <w:p>
             <w:pPr>
@@ -15835,6 +16547,7 @@
         <w:tc>
           <w:tcPr>
             <w:tcW w:w="609" w:type="pct"/>
+            <w:vAlign w:val="center"/>
           </w:tcPr>
           <w:p>
             <w:pPr>
@@ -15853,6 +16566,7 @@
         <w:tc>
           <w:tcPr>
             <w:tcW w:w="580" w:type="pct"/>
+            <w:vAlign w:val="center"/>
           </w:tcPr>
           <w:p>
             <w:pPr>
@@ -15866,6 +16580,7 @@
         <w:tc>
           <w:tcPr>
             <w:tcW w:w="329" w:type="pct"/>
+            <w:vAlign w:val="center"/>
           </w:tcPr>
           <w:p>
             <w:pPr>
@@ -15879,6 +16594,7 @@
         <w:tc>
           <w:tcPr>
             <w:tcW w:w="376" w:type="pct"/>
+            <w:vAlign w:val="center"/>
           </w:tcPr>
           <w:p>
             <w:pPr>
@@ -15892,6 +16608,7 @@
         <w:tc>
           <w:tcPr>
             <w:tcW w:w="427" w:type="pct"/>
+            <w:vAlign w:val="center"/>
           </w:tcPr>
           <w:p>
             <w:pPr>
@@ -15905,6 +16622,7 @@
         <w:tc>
           <w:tcPr>
             <w:tcW w:w="243" w:type="pct"/>
+            <w:vAlign w:val="center"/>
           </w:tcPr>
           <w:p>
             <w:pPr>
@@ -15918,6 +16636,7 @@
         <w:tc>
           <w:tcPr>
             <w:tcW w:w="609" w:type="pct"/>
+            <w:vAlign w:val="center"/>
           </w:tcPr>
           <w:p>
             <w:pPr>
@@ -15931,6 +16650,7 @@
         <w:tc>
           <w:tcPr>
             <w:tcW w:w="609" w:type="pct"/>
+            <w:vAlign w:val="center"/>
           </w:tcPr>
           <w:p>
             <w:pPr>
@@ -15944,6 +16664,7 @@
         <w:tc>
           <w:tcPr>
             <w:tcW w:w="609" w:type="pct"/>
+            <w:vAlign w:val="center"/>
           </w:tcPr>
           <w:p>
             <w:pPr>
@@ -15957,6 +16678,7 @@
         <w:tc>
           <w:tcPr>
             <w:tcW w:w="609" w:type="pct"/>
+            <w:vAlign w:val="center"/>
           </w:tcPr>
           <w:p>
             <w:pPr>
@@ -15970,6 +16692,7 @@
         <w:tc>
           <w:tcPr>
             <w:tcW w:w="609" w:type="pct"/>
+            <w:vAlign w:val="center"/>
           </w:tcPr>
           <w:p>
             <w:pPr>
@@ -15988,6 +16711,7 @@
         <w:tc>
           <w:tcPr>
             <w:tcW w:w="580" w:type="pct"/>
+            <w:vAlign w:val="center"/>
           </w:tcPr>
           <w:p>
             <w:pPr>
@@ -16001,6 +16725,7 @@
         <w:tc>
           <w:tcPr>
             <w:tcW w:w="329" w:type="pct"/>
+            <w:vAlign w:val="center"/>
           </w:tcPr>
           <w:p>
             <w:pPr>
@@ -16014,6 +16739,7 @@
         <w:tc>
           <w:tcPr>
             <w:tcW w:w="376" w:type="pct"/>
+            <w:vAlign w:val="center"/>
           </w:tcPr>
           <w:p>
             <w:pPr>
@@ -16027,6 +16753,7 @@
         <w:tc>
           <w:tcPr>
             <w:tcW w:w="427" w:type="pct"/>
+            <w:vAlign w:val="center"/>
           </w:tcPr>
           <w:p>
             <w:pPr>
@@ -16040,6 +16767,7 @@
         <w:tc>
           <w:tcPr>
             <w:tcW w:w="243" w:type="pct"/>
+            <w:vAlign w:val="center"/>
           </w:tcPr>
           <w:p>
             <w:pPr>
@@ -16053,6 +16781,7 @@
         <w:tc>
           <w:tcPr>
             <w:tcW w:w="609" w:type="pct"/>
+            <w:vAlign w:val="center"/>
           </w:tcPr>
           <w:p>
             <w:pPr>
@@ -16066,6 +16795,7 @@
         <w:tc>
           <w:tcPr>
             <w:tcW w:w="609" w:type="pct"/>
+            <w:vAlign w:val="center"/>
           </w:tcPr>
           <w:p>
             <w:pPr>
@@ -16079,6 +16809,7 @@
         <w:tc>
           <w:tcPr>
             <w:tcW w:w="609" w:type="pct"/>
+            <w:vAlign w:val="center"/>
           </w:tcPr>
           <w:p>
             <w:pPr>
@@ -16092,6 +16823,7 @@
         <w:tc>
           <w:tcPr>
             <w:tcW w:w="609" w:type="pct"/>
+            <w:vAlign w:val="center"/>
           </w:tcPr>
           <w:p>
             <w:pPr>
@@ -16105,6 +16837,7 @@
         <w:tc>
           <w:tcPr>
             <w:tcW w:w="609" w:type="pct"/>
+            <w:vAlign w:val="center"/>
           </w:tcPr>
           <w:p>
             <w:pPr>
@@ -16123,6 +16856,7 @@
         <w:tc>
           <w:tcPr>
             <w:tcW w:w="580" w:type="pct"/>
+            <w:vAlign w:val="center"/>
           </w:tcPr>
           <w:p>
             <w:pPr>
@@ -16136,6 +16870,7 @@
         <w:tc>
           <w:tcPr>
             <w:tcW w:w="329" w:type="pct"/>
+            <w:vAlign w:val="center"/>
           </w:tcPr>
           <w:p>
             <w:pPr>
@@ -16149,6 +16884,7 @@
         <w:tc>
           <w:tcPr>
             <w:tcW w:w="376" w:type="pct"/>
+            <w:vAlign w:val="center"/>
           </w:tcPr>
           <w:p>
             <w:pPr>
@@ -16162,6 +16898,7 @@
         <w:tc>
           <w:tcPr>
             <w:tcW w:w="427" w:type="pct"/>
+            <w:vAlign w:val="center"/>
           </w:tcPr>
           <w:p>
             <w:pPr>
@@ -16175,6 +16912,7 @@
         <w:tc>
           <w:tcPr>
             <w:tcW w:w="243" w:type="pct"/>
+            <w:vAlign w:val="center"/>
           </w:tcPr>
           <w:p>
             <w:pPr>
@@ -16188,6 +16926,7 @@
         <w:tc>
           <w:tcPr>
             <w:tcW w:w="609" w:type="pct"/>
+            <w:vAlign w:val="center"/>
           </w:tcPr>
           <w:p>
             <w:pPr>
@@ -16201,6 +16940,7 @@
         <w:tc>
           <w:tcPr>
             <w:tcW w:w="609" w:type="pct"/>
+            <w:vAlign w:val="center"/>
           </w:tcPr>
           <w:p>
             <w:pPr>
@@ -16214,6 +16954,7 @@
         <w:tc>
           <w:tcPr>
             <w:tcW w:w="609" w:type="pct"/>
+            <w:vAlign w:val="center"/>
           </w:tcPr>
           <w:p>
             <w:pPr>
@@ -16227,6 +16968,7 @@
         <w:tc>
           <w:tcPr>
             <w:tcW w:w="609" w:type="pct"/>
+            <w:vAlign w:val="center"/>
           </w:tcPr>
           <w:p>
             <w:pPr>
@@ -16240,6 +16982,7 @@
         <w:tc>
           <w:tcPr>
             <w:tcW w:w="609" w:type="pct"/>
+            <w:vAlign w:val="center"/>
           </w:tcPr>
           <w:p>
             <w:pPr>
@@ -16258,6 +17001,7 @@
         <w:tc>
           <w:tcPr>
             <w:tcW w:w="580" w:type="pct"/>
+            <w:vAlign w:val="center"/>
           </w:tcPr>
           <w:p>
             <w:pPr>
@@ -16271,6 +17015,7 @@
         <w:tc>
           <w:tcPr>
             <w:tcW w:w="329" w:type="pct"/>
+            <w:vAlign w:val="center"/>
           </w:tcPr>
           <w:p>
             <w:pPr>
@@ -16284,6 +17029,7 @@
         <w:tc>
           <w:tcPr>
             <w:tcW w:w="376" w:type="pct"/>
+            <w:vAlign w:val="center"/>
           </w:tcPr>
           <w:p>
             <w:pPr>
@@ -16297,6 +17043,7 @@
         <w:tc>
           <w:tcPr>
             <w:tcW w:w="427" w:type="pct"/>
+            <w:vAlign w:val="center"/>
           </w:tcPr>
           <w:p>
             <w:pPr>
@@ -16310,6 +17057,7 @@
         <w:tc>
           <w:tcPr>
             <w:tcW w:w="243" w:type="pct"/>
+            <w:vAlign w:val="center"/>
           </w:tcPr>
           <w:p>
             <w:pPr>
@@ -16323,6 +17071,7 @@
         <w:tc>
           <w:tcPr>
             <w:tcW w:w="609" w:type="pct"/>
+            <w:vAlign w:val="center"/>
           </w:tcPr>
           <w:p>
             <w:pPr>
@@ -16336,6 +17085,7 @@
         <w:tc>
           <w:tcPr>
             <w:tcW w:w="609" w:type="pct"/>
+            <w:vAlign w:val="center"/>
           </w:tcPr>
           <w:p>
             <w:pPr>
@@ -16349,6 +17099,7 @@
         <w:tc>
           <w:tcPr>
             <w:tcW w:w="609" w:type="pct"/>
+            <w:vAlign w:val="center"/>
           </w:tcPr>
           <w:p>
             <w:pPr>
@@ -16362,6 +17113,7 @@
         <w:tc>
           <w:tcPr>
             <w:tcW w:w="609" w:type="pct"/>
+            <w:vAlign w:val="center"/>
           </w:tcPr>
           <w:p>
             <w:pPr>
@@ -16375,6 +17127,7 @@
         <w:tc>
           <w:tcPr>
             <w:tcW w:w="609" w:type="pct"/>
+            <w:vAlign w:val="center"/>
           </w:tcPr>
           <w:p>
             <w:pPr>
@@ -16393,6 +17146,7 @@
         <w:tc>
           <w:tcPr>
             <w:tcW w:w="580" w:type="pct"/>
+            <w:vAlign w:val="center"/>
           </w:tcPr>
           <w:p>
             <w:pPr>
@@ -16406,6 +17160,7 @@
         <w:tc>
           <w:tcPr>
             <w:tcW w:w="329" w:type="pct"/>
+            <w:vAlign w:val="center"/>
           </w:tcPr>
           <w:p>
             <w:pPr>
@@ -16419,6 +17174,7 @@
         <w:tc>
           <w:tcPr>
             <w:tcW w:w="376" w:type="pct"/>
+            <w:vAlign w:val="center"/>
           </w:tcPr>
           <w:p>
             <w:pPr>
@@ -16432,6 +17188,7 @@
         <w:tc>
           <w:tcPr>
             <w:tcW w:w="427" w:type="pct"/>
+            <w:vAlign w:val="center"/>
           </w:tcPr>
           <w:p>
             <w:pPr>
@@ -16445,6 +17202,7 @@
         <w:tc>
           <w:tcPr>
             <w:tcW w:w="243" w:type="pct"/>
+            <w:vAlign w:val="center"/>
           </w:tcPr>
           <w:p>
             <w:pPr>
@@ -16458,6 +17216,7 @@
         <w:tc>
           <w:tcPr>
             <w:tcW w:w="609" w:type="pct"/>
+            <w:vAlign w:val="center"/>
           </w:tcPr>
           <w:p>
             <w:pPr>
@@ -16471,6 +17230,7 @@
         <w:tc>
           <w:tcPr>
             <w:tcW w:w="609" w:type="pct"/>
+            <w:vAlign w:val="center"/>
           </w:tcPr>
           <w:p>
             <w:pPr>
@@ -16484,6 +17244,7 @@
         <w:tc>
           <w:tcPr>
             <w:tcW w:w="609" w:type="pct"/>
+            <w:vAlign w:val="center"/>
           </w:tcPr>
           <w:p>
             <w:pPr>
@@ -16497,6 +17258,7 @@
         <w:tc>
           <w:tcPr>
             <w:tcW w:w="609" w:type="pct"/>
+            <w:vAlign w:val="center"/>
           </w:tcPr>
           <w:p>
             <w:pPr>
@@ -16510,6 +17272,7 @@
         <w:tc>
           <w:tcPr>
             <w:tcW w:w="609" w:type="pct"/>
+            <w:vAlign w:val="center"/>
           </w:tcPr>
           <w:p>
             <w:pPr>
@@ -16525,19 +17288,7 @@
     <w:p>
       <w:pPr>
         <w:pStyle w:val="figurecaption0"/>
-        <w:spacing w:before="120" w:after="60"/>
-      </w:pPr>
-    </w:p>
-    <w:p>
-      <w:pPr>
-        <w:pStyle w:val="figurecaption0"/>
-        <w:spacing w:before="120" w:after="60"/>
-      </w:pPr>
-    </w:p>
-    <w:p>
-      <w:pPr>
-        <w:pStyle w:val="figurecaption0"/>
-        <w:spacing w:before="120"/>
+        <w:spacing w:before="80" w:after="40"/>
       </w:pPr>
       <w:r>
         <w:t>Table A5. Full L1–L7 leakage audit on frozen split files (same train-only rules as Table 3). Learner folds 0, 1, 2, 4 are the four unique student partitions (seeds 42, 2024, 2025, 2027). Fold 3 is omitted because it shares fold 2. Temporal is the seed-42 complementary split only. L6: no test-based model selection (fixed schedule / final checkpoint). XES3G5M drops kc_id&lt;0.</w:t>
@@ -16557,10 +17308,10 @@
         </w:tblBorders>
         <w:tblLayout w:type="fixed"/>
         <w:tblCellMar>
-          <w:top w:w="20" w:type="dxa"/>
-          <w:left w:w="40" w:type="dxa"/>
-          <w:bottom w:w="20" w:type="dxa"/>
-          <w:right w:w="40" w:type="dxa"/>
+          <w:top w:w="30" w:type="dxa"/>
+          <w:left w:w="80" w:type="dxa"/>
+          <w:bottom w:w="30" w:type="dxa"/>
+          <w:right w:w="80" w:type="dxa"/>
         </w:tblCellMar>
         <w:tblLook w:val="0000" w:firstRow="0" w:lastRow="0" w:firstColumn="0" w:lastColumn="0" w:noHBand="0" w:noVBand="0"/>
       </w:tblPr>
@@ -16583,10 +17334,12 @@
         <w:tc>
           <w:tcPr>
             <w:tcW w:w="686" w:type="pct"/>
+            <w:vAlign w:val="center"/>
           </w:tcPr>
           <w:p>
             <w:pPr>
               <w:pStyle w:val="ReferenceHead"/>
+              <w:keepNext w:val="0"/>
               <w:spacing w:before="0" w:after="0"/>
               <w:rPr>
                 <w:b/>
@@ -16605,10 +17358,12 @@
         <w:tc>
           <w:tcPr>
             <w:tcW w:w="453" w:type="pct"/>
+            <w:vAlign w:val="center"/>
           </w:tcPr>
           <w:p>
             <w:pPr>
               <w:pStyle w:val="ReferenceHead"/>
+              <w:keepNext w:val="0"/>
               <w:spacing w:before="0" w:after="0"/>
               <w:rPr>
                 <w:b/>
@@ -16627,10 +17382,12 @@
         <w:tc>
           <w:tcPr>
             <w:tcW w:w="306" w:type="pct"/>
+            <w:vAlign w:val="center"/>
           </w:tcPr>
           <w:p>
             <w:pPr>
               <w:pStyle w:val="ReferenceHead"/>
+              <w:keepNext w:val="0"/>
               <w:spacing w:before="0" w:after="0"/>
               <w:rPr>
                 <w:b/>
@@ -16649,10 +17406,12 @@
         <w:tc>
           <w:tcPr>
             <w:tcW w:w="350" w:type="pct"/>
+            <w:vAlign w:val="center"/>
           </w:tcPr>
           <w:p>
             <w:pPr>
               <w:pStyle w:val="ReferenceHead"/>
+              <w:keepNext w:val="0"/>
               <w:spacing w:before="0" w:after="0"/>
               <w:rPr>
                 <w:b/>
@@ -16671,10 +17430,12 @@
         <w:tc>
           <w:tcPr>
             <w:tcW w:w="350" w:type="pct"/>
+            <w:vAlign w:val="center"/>
           </w:tcPr>
           <w:p>
             <w:pPr>
               <w:pStyle w:val="ReferenceHead"/>
+              <w:keepNext w:val="0"/>
               <w:spacing w:before="0" w:after="0"/>
               <w:rPr>
                 <w:b/>
@@ -16693,10 +17454,12 @@
         <w:tc>
           <w:tcPr>
             <w:tcW w:w="350" w:type="pct"/>
+            <w:vAlign w:val="center"/>
           </w:tcPr>
           <w:p>
             <w:pPr>
               <w:pStyle w:val="ReferenceHead"/>
+              <w:keepNext w:val="0"/>
               <w:spacing w:before="0" w:after="0"/>
               <w:rPr>
                 <w:b/>
@@ -16715,10 +17478,12 @@
         <w:tc>
           <w:tcPr>
             <w:tcW w:w="901" w:type="pct"/>
+            <w:vAlign w:val="center"/>
           </w:tcPr>
           <w:p>
             <w:pPr>
               <w:pStyle w:val="ReferenceHead"/>
+              <w:keepNext w:val="0"/>
               <w:spacing w:before="0" w:after="0"/>
               <w:rPr>
                 <w:b/>
@@ -16737,10 +17502,12 @@
         <w:tc>
           <w:tcPr>
             <w:tcW w:w="350" w:type="pct"/>
+            <w:vAlign w:val="center"/>
           </w:tcPr>
           <w:p>
             <w:pPr>
               <w:pStyle w:val="ReferenceHead"/>
+              <w:keepNext w:val="0"/>
               <w:spacing w:before="0" w:after="0"/>
               <w:rPr>
                 <w:b/>
@@ -16759,10 +17526,12 @@
         <w:tc>
           <w:tcPr>
             <w:tcW w:w="350" w:type="pct"/>
+            <w:vAlign w:val="center"/>
           </w:tcPr>
           <w:p>
             <w:pPr>
               <w:pStyle w:val="ReferenceHead"/>
+              <w:keepNext w:val="0"/>
               <w:spacing w:before="0" w:after="0"/>
               <w:rPr>
                 <w:b/>
@@ -16781,10 +17550,12 @@
         <w:tc>
           <w:tcPr>
             <w:tcW w:w="901" w:type="pct"/>
+            <w:vAlign w:val="center"/>
           </w:tcPr>
           <w:p>
             <w:pPr>
               <w:pStyle w:val="ReferenceHead"/>
+              <w:keepNext w:val="0"/>
               <w:spacing w:before="0" w:after="0"/>
               <w:rPr>
                 <w:b/>
@@ -16808,10 +17579,12 @@
         <w:tc>
           <w:tcPr>
             <w:tcW w:w="686" w:type="pct"/>
+            <w:vAlign w:val="center"/>
           </w:tcPr>
           <w:p>
             <w:pPr>
               <w:pStyle w:val="ReferenceHead"/>
+              <w:keepNext w:val="0"/>
               <w:spacing w:before="0" w:after="0"/>
               <w:rPr>
                 <w:sz w:val="16"/>
@@ -16828,10 +17601,12 @@
         <w:tc>
           <w:tcPr>
             <w:tcW w:w="453" w:type="pct"/>
+            <w:vAlign w:val="center"/>
           </w:tcPr>
           <w:p>
             <w:pPr>
               <w:pStyle w:val="ReferenceHead"/>
+              <w:keepNext w:val="0"/>
               <w:spacing w:before="0" w:after="0"/>
               <w:rPr>
                 <w:sz w:val="16"/>
@@ -16848,10 +17623,12 @@
         <w:tc>
           <w:tcPr>
             <w:tcW w:w="306" w:type="pct"/>
+            <w:vAlign w:val="center"/>
           </w:tcPr>
           <w:p>
             <w:pPr>
               <w:pStyle w:val="ReferenceHead"/>
+              <w:keepNext w:val="0"/>
               <w:spacing w:before="0" w:after="0"/>
               <w:rPr>
                 <w:sz w:val="16"/>
@@ -16868,10 +17645,12 @@
         <w:tc>
           <w:tcPr>
             <w:tcW w:w="350" w:type="pct"/>
+            <w:vAlign w:val="center"/>
           </w:tcPr>
           <w:p>
             <w:pPr>
               <w:pStyle w:val="ReferenceHead"/>
+              <w:keepNext w:val="0"/>
               <w:spacing w:before="0" w:after="0"/>
               <w:rPr>
                 <w:sz w:val="16"/>
@@ -16888,10 +17667,12 @@
         <w:tc>
           <w:tcPr>
             <w:tcW w:w="350" w:type="pct"/>
+            <w:vAlign w:val="center"/>
           </w:tcPr>
           <w:p>
             <w:pPr>
               <w:pStyle w:val="ReferenceHead"/>
+              <w:keepNext w:val="0"/>
               <w:spacing w:before="0" w:after="0"/>
               <w:rPr>
                 <w:sz w:val="16"/>
@@ -16908,10 +17689,12 @@
         <w:tc>
           <w:tcPr>
             <w:tcW w:w="350" w:type="pct"/>
+            <w:vAlign w:val="center"/>
           </w:tcPr>
           <w:p>
             <w:pPr>
               <w:pStyle w:val="ReferenceHead"/>
+              <w:keepNext w:val="0"/>
               <w:spacing w:before="0" w:after="0"/>
               <w:rPr>
                 <w:sz w:val="16"/>
@@ -16928,10 +17711,12 @@
         <w:tc>
           <w:tcPr>
             <w:tcW w:w="901" w:type="pct"/>
+            <w:vAlign w:val="center"/>
           </w:tcPr>
           <w:p>
             <w:pPr>
               <w:pStyle w:val="ReferenceHead"/>
+              <w:keepNext w:val="0"/>
               <w:spacing w:before="0" w:after="0"/>
               <w:rPr>
                 <w:sz w:val="16"/>
@@ -16948,10 +17733,12 @@
         <w:tc>
           <w:tcPr>
             <w:tcW w:w="350" w:type="pct"/>
+            <w:vAlign w:val="center"/>
           </w:tcPr>
           <w:p>
             <w:pPr>
               <w:pStyle w:val="ReferenceHead"/>
+              <w:keepNext w:val="0"/>
               <w:spacing w:before="0" w:after="0"/>
               <w:rPr>
                 <w:sz w:val="16"/>
@@ -16968,10 +17755,12 @@
         <w:tc>
           <w:tcPr>
             <w:tcW w:w="350" w:type="pct"/>
+            <w:vAlign w:val="center"/>
           </w:tcPr>
           <w:p>
             <w:pPr>
               <w:pStyle w:val="ReferenceHead"/>
+              <w:keepNext w:val="0"/>
               <w:spacing w:before="0" w:after="0"/>
               <w:rPr>
                 <w:sz w:val="16"/>
@@ -16988,10 +17777,12 @@
         <w:tc>
           <w:tcPr>
             <w:tcW w:w="901" w:type="pct"/>
+            <w:vAlign w:val="center"/>
           </w:tcPr>
           <w:p>
             <w:pPr>
               <w:pStyle w:val="ReferenceHead"/>
+              <w:keepNext w:val="0"/>
               <w:spacing w:before="0" w:after="0"/>
               <w:rPr>
                 <w:sz w:val="16"/>
@@ -17013,10 +17804,12 @@
         <w:tc>
           <w:tcPr>
             <w:tcW w:w="686" w:type="pct"/>
+            <w:vAlign w:val="center"/>
           </w:tcPr>
           <w:p>
             <w:pPr>
               <w:pStyle w:val="ReferenceHead"/>
+              <w:keepNext w:val="0"/>
               <w:spacing w:before="0" w:after="0"/>
               <w:rPr>
                 <w:sz w:val="16"/>
@@ -17033,10 +17826,12 @@
         <w:tc>
           <w:tcPr>
             <w:tcW w:w="453" w:type="pct"/>
+            <w:vAlign w:val="center"/>
           </w:tcPr>
           <w:p>
             <w:pPr>
               <w:pStyle w:val="ReferenceHead"/>
+              <w:keepNext w:val="0"/>
               <w:spacing w:before="0" w:after="0"/>
               <w:rPr>
                 <w:sz w:val="16"/>
@@ -17053,10 +17848,12 @@
         <w:tc>
           <w:tcPr>
             <w:tcW w:w="306" w:type="pct"/>
+            <w:vAlign w:val="center"/>
           </w:tcPr>
           <w:p>
             <w:pPr>
               <w:pStyle w:val="ReferenceHead"/>
+              <w:keepNext w:val="0"/>
               <w:spacing w:before="0" w:after="0"/>
               <w:rPr>
                 <w:sz w:val="16"/>
@@ -17073,10 +17870,12 @@
         <w:tc>
           <w:tcPr>
             <w:tcW w:w="350" w:type="pct"/>
+            <w:vAlign w:val="center"/>
           </w:tcPr>
           <w:p>
             <w:pPr>
               <w:pStyle w:val="ReferenceHead"/>
+              <w:keepNext w:val="0"/>
               <w:spacing w:before="0" w:after="0"/>
               <w:rPr>
                 <w:sz w:val="16"/>
@@ -17093,10 +17892,12 @@
         <w:tc>
           <w:tcPr>
             <w:tcW w:w="350" w:type="pct"/>
+            <w:vAlign w:val="center"/>
           </w:tcPr>
           <w:p>
             <w:pPr>
               <w:pStyle w:val="ReferenceHead"/>
+              <w:keepNext w:val="0"/>
               <w:spacing w:before="0" w:after="0"/>
               <w:rPr>
                 <w:sz w:val="16"/>
@@ -17113,10 +17914,12 @@
         <w:tc>
           <w:tcPr>
             <w:tcW w:w="350" w:type="pct"/>
+            <w:vAlign w:val="center"/>
           </w:tcPr>
           <w:p>
             <w:pPr>
               <w:pStyle w:val="ReferenceHead"/>
+              <w:keepNext w:val="0"/>
               <w:spacing w:before="0" w:after="0"/>
               <w:rPr>
                 <w:sz w:val="16"/>
@@ -17133,10 +17936,12 @@
         <w:tc>
           <w:tcPr>
             <w:tcW w:w="901" w:type="pct"/>
+            <w:vAlign w:val="center"/>
           </w:tcPr>
           <w:p>
             <w:pPr>
               <w:pStyle w:val="ReferenceHead"/>
+              <w:keepNext w:val="0"/>
               <w:spacing w:before="0" w:after="0"/>
               <w:rPr>
                 <w:sz w:val="16"/>
@@ -17153,10 +17958,12 @@
         <w:tc>
           <w:tcPr>
             <w:tcW w:w="350" w:type="pct"/>
+            <w:vAlign w:val="center"/>
           </w:tcPr>
           <w:p>
             <w:pPr>
               <w:pStyle w:val="ReferenceHead"/>
+              <w:keepNext w:val="0"/>
               <w:spacing w:before="0" w:after="0"/>
               <w:rPr>
                 <w:sz w:val="16"/>
@@ -17173,10 +17980,12 @@
         <w:tc>
           <w:tcPr>
             <w:tcW w:w="350" w:type="pct"/>
+            <w:vAlign w:val="center"/>
           </w:tcPr>
           <w:p>
             <w:pPr>
               <w:pStyle w:val="ReferenceHead"/>
+              <w:keepNext w:val="0"/>
               <w:spacing w:before="0" w:after="0"/>
               <w:rPr>
                 <w:sz w:val="16"/>
@@ -17193,10 +18002,12 @@
         <w:tc>
           <w:tcPr>
             <w:tcW w:w="901" w:type="pct"/>
+            <w:vAlign w:val="center"/>
           </w:tcPr>
           <w:p>
             <w:pPr>
               <w:pStyle w:val="ReferenceHead"/>
+              <w:keepNext w:val="0"/>
               <w:spacing w:before="0" w:after="0"/>
               <w:rPr>
                 <w:sz w:val="16"/>
@@ -17218,10 +18029,12 @@
         <w:tc>
           <w:tcPr>
             <w:tcW w:w="686" w:type="pct"/>
+            <w:vAlign w:val="center"/>
           </w:tcPr>
           <w:p>
             <w:pPr>
               <w:pStyle w:val="ReferenceHead"/>
+              <w:keepNext w:val="0"/>
               <w:spacing w:before="0" w:after="0"/>
               <w:rPr>
                 <w:sz w:val="16"/>
@@ -17238,10 +18051,12 @@
         <w:tc>
           <w:tcPr>
             <w:tcW w:w="453" w:type="pct"/>
+            <w:vAlign w:val="center"/>
           </w:tcPr>
           <w:p>
             <w:pPr>
               <w:pStyle w:val="ReferenceHead"/>
+              <w:keepNext w:val="0"/>
               <w:spacing w:before="0" w:after="0"/>
               <w:rPr>
                 <w:sz w:val="16"/>
@@ -17258,10 +18073,12 @@
         <w:tc>
           <w:tcPr>
             <w:tcW w:w="306" w:type="pct"/>
+            <w:vAlign w:val="center"/>
           </w:tcPr>
           <w:p>
             <w:pPr>
               <w:pStyle w:val="ReferenceHead"/>
+              <w:keepNext w:val="0"/>
               <w:spacing w:before="0" w:after="0"/>
               <w:rPr>
                 <w:sz w:val="16"/>
@@ -17278,10 +18095,12 @@
         <w:tc>
           <w:tcPr>
             <w:tcW w:w="350" w:type="pct"/>
+            <w:vAlign w:val="center"/>
           </w:tcPr>
           <w:p>
             <w:pPr>
               <w:pStyle w:val="ReferenceHead"/>
+              <w:keepNext w:val="0"/>
               <w:spacing w:before="0" w:after="0"/>
               <w:rPr>
                 <w:sz w:val="16"/>
@@ -17298,10 +18117,12 @@
         <w:tc>
           <w:tcPr>
             <w:tcW w:w="350" w:type="pct"/>
+            <w:vAlign w:val="center"/>
           </w:tcPr>
           <w:p>
             <w:pPr>
               <w:pStyle w:val="ReferenceHead"/>
+              <w:keepNext w:val="0"/>
               <w:spacing w:before="0" w:after="0"/>
               <w:rPr>
                 <w:sz w:val="16"/>
@@ -17318,10 +18139,12 @@
         <w:tc>
           <w:tcPr>
             <w:tcW w:w="350" w:type="pct"/>
+            <w:vAlign w:val="center"/>
           </w:tcPr>
           <w:p>
             <w:pPr>
               <w:pStyle w:val="ReferenceHead"/>
+              <w:keepNext w:val="0"/>
               <w:spacing w:before="0" w:after="0"/>
               <w:rPr>
                 <w:sz w:val="16"/>
@@ -17338,10 +18161,12 @@
         <w:tc>
           <w:tcPr>
             <w:tcW w:w="901" w:type="pct"/>
+            <w:vAlign w:val="center"/>
           </w:tcPr>
           <w:p>
             <w:pPr>
               <w:pStyle w:val="ReferenceHead"/>
+              <w:keepNext w:val="0"/>
               <w:spacing w:before="0" w:after="0"/>
               <w:rPr>
                 <w:sz w:val="16"/>
@@ -17358,10 +18183,12 @@
         <w:tc>
           <w:tcPr>
             <w:tcW w:w="350" w:type="pct"/>
+            <w:vAlign w:val="center"/>
           </w:tcPr>
           <w:p>
             <w:pPr>
               <w:pStyle w:val="ReferenceHead"/>
+              <w:keepNext w:val="0"/>
               <w:spacing w:before="0" w:after="0"/>
               <w:rPr>
                 <w:sz w:val="16"/>
@@ -17378,10 +18205,12 @@
         <w:tc>
           <w:tcPr>
             <w:tcW w:w="350" w:type="pct"/>
+            <w:vAlign w:val="center"/>
           </w:tcPr>
           <w:p>
             <w:pPr>
               <w:pStyle w:val="ReferenceHead"/>
+              <w:keepNext w:val="0"/>
               <w:spacing w:before="0" w:after="0"/>
               <w:rPr>
                 <w:sz w:val="16"/>
@@ -17398,10 +18227,12 @@
         <w:tc>
           <w:tcPr>
             <w:tcW w:w="901" w:type="pct"/>
+            <w:vAlign w:val="center"/>
           </w:tcPr>
           <w:p>
             <w:pPr>
               <w:pStyle w:val="ReferenceHead"/>
+              <w:keepNext w:val="0"/>
               <w:spacing w:before="0" w:after="0"/>
               <w:rPr>
                 <w:sz w:val="16"/>
@@ -17423,10 +18254,12 @@
         <w:tc>
           <w:tcPr>
             <w:tcW w:w="686" w:type="pct"/>
+            <w:vAlign w:val="center"/>
           </w:tcPr>
           <w:p>
             <w:pPr>
               <w:pStyle w:val="ReferenceHead"/>
+              <w:keepNext w:val="0"/>
               <w:spacing w:before="0" w:after="0"/>
               <w:rPr>
                 <w:sz w:val="16"/>
@@ -17443,10 +18276,12 @@
         <w:tc>
           <w:tcPr>
             <w:tcW w:w="453" w:type="pct"/>
+            <w:vAlign w:val="center"/>
           </w:tcPr>
           <w:p>
             <w:pPr>
               <w:pStyle w:val="ReferenceHead"/>
+              <w:keepNext w:val="0"/>
               <w:spacing w:before="0" w:after="0"/>
               <w:rPr>
                 <w:sz w:val="16"/>
@@ -17463,10 +18298,12 @@
         <w:tc>
           <w:tcPr>
             <w:tcW w:w="306" w:type="pct"/>
+            <w:vAlign w:val="center"/>
           </w:tcPr>
           <w:p>
             <w:pPr>
               <w:pStyle w:val="ReferenceHead"/>
+              <w:keepNext w:val="0"/>
               <w:spacing w:before="0" w:after="0"/>
               <w:rPr>
                 <w:sz w:val="16"/>
@@ -17483,10 +18320,12 @@
         <w:tc>
           <w:tcPr>
             <w:tcW w:w="350" w:type="pct"/>
+            <w:vAlign w:val="center"/>
           </w:tcPr>
           <w:p>
             <w:pPr>
               <w:pStyle w:val="ReferenceHead"/>
+              <w:keepNext w:val="0"/>
               <w:spacing w:before="0" w:after="0"/>
               <w:rPr>
                 <w:sz w:val="16"/>
@@ -17503,10 +18342,12 @@
         <w:tc>
           <w:tcPr>
             <w:tcW w:w="350" w:type="pct"/>
+            <w:vAlign w:val="center"/>
           </w:tcPr>
           <w:p>
             <w:pPr>
               <w:pStyle w:val="ReferenceHead"/>
+              <w:keepNext w:val="0"/>
               <w:spacing w:before="0" w:after="0"/>
               <w:rPr>
                 <w:sz w:val="16"/>
@@ -17523,10 +18364,12 @@
         <w:tc>
           <w:tcPr>
             <w:tcW w:w="350" w:type="pct"/>
+            <w:vAlign w:val="center"/>
           </w:tcPr>
           <w:p>
             <w:pPr>
               <w:pStyle w:val="ReferenceHead"/>
+              <w:keepNext w:val="0"/>
               <w:spacing w:before="0" w:after="0"/>
               <w:rPr>
                 <w:sz w:val="16"/>
@@ -17543,10 +18386,12 @@
         <w:tc>
           <w:tcPr>
             <w:tcW w:w="901" w:type="pct"/>
+            <w:vAlign w:val="center"/>
           </w:tcPr>
           <w:p>
             <w:pPr>
               <w:pStyle w:val="ReferenceHead"/>
+              <w:keepNext w:val="0"/>
               <w:spacing w:before="0" w:after="0"/>
               <w:rPr>
                 <w:sz w:val="16"/>
@@ -17563,10 +18408,12 @@
         <w:tc>
           <w:tcPr>
             <w:tcW w:w="350" w:type="pct"/>
+            <w:vAlign w:val="center"/>
           </w:tcPr>
           <w:p>
             <w:pPr>
               <w:pStyle w:val="ReferenceHead"/>
+              <w:keepNext w:val="0"/>
               <w:spacing w:before="0" w:after="0"/>
               <w:rPr>
                 <w:sz w:val="16"/>
@@ -17583,10 +18430,12 @@
         <w:tc>
           <w:tcPr>
             <w:tcW w:w="350" w:type="pct"/>
+            <w:vAlign w:val="center"/>
           </w:tcPr>
           <w:p>
             <w:pPr>
               <w:pStyle w:val="ReferenceHead"/>
+              <w:keepNext w:val="0"/>
               <w:spacing w:before="0" w:after="0"/>
               <w:rPr>
                 <w:sz w:val="16"/>
@@ -17603,10 +18452,12 @@
         <w:tc>
           <w:tcPr>
             <w:tcW w:w="901" w:type="pct"/>
+            <w:vAlign w:val="center"/>
           </w:tcPr>
           <w:p>
             <w:pPr>
               <w:pStyle w:val="ReferenceHead"/>
+              <w:keepNext w:val="0"/>
               <w:spacing w:before="0" w:after="0"/>
               <w:rPr>
                 <w:sz w:val="16"/>
@@ -17628,10 +18479,12 @@
         <w:tc>
           <w:tcPr>
             <w:tcW w:w="686" w:type="pct"/>
+            <w:vAlign w:val="center"/>
           </w:tcPr>
           <w:p>
             <w:pPr>
               <w:pStyle w:val="ReferenceHead"/>
+              <w:keepNext w:val="0"/>
               <w:spacing w:before="0" w:after="0"/>
               <w:rPr>
                 <w:sz w:val="16"/>
@@ -17648,10 +18501,12 @@
         <w:tc>
           <w:tcPr>
             <w:tcW w:w="453" w:type="pct"/>
+            <w:vAlign w:val="center"/>
           </w:tcPr>
           <w:p>
             <w:pPr>
               <w:pStyle w:val="ReferenceHead"/>
+              <w:keepNext w:val="0"/>
               <w:spacing w:before="0" w:after="0"/>
               <w:rPr>
                 <w:sz w:val="16"/>
@@ -17668,10 +18523,12 @@
         <w:tc>
           <w:tcPr>
             <w:tcW w:w="306" w:type="pct"/>
+            <w:vAlign w:val="center"/>
           </w:tcPr>
           <w:p>
             <w:pPr>
               <w:pStyle w:val="ReferenceHead"/>
+              <w:keepNext w:val="0"/>
               <w:spacing w:before="0" w:after="0"/>
               <w:rPr>
                 <w:sz w:val="16"/>
@@ -17688,10 +18545,12 @@
         <w:tc>
           <w:tcPr>
             <w:tcW w:w="350" w:type="pct"/>
+            <w:vAlign w:val="center"/>
           </w:tcPr>
           <w:p>
             <w:pPr>
               <w:pStyle w:val="ReferenceHead"/>
+              <w:keepNext w:val="0"/>
               <w:spacing w:before="0" w:after="0"/>
               <w:rPr>
                 <w:sz w:val="16"/>
@@ -17708,10 +18567,12 @@
         <w:tc>
           <w:tcPr>
             <w:tcW w:w="350" w:type="pct"/>
+            <w:vAlign w:val="center"/>
           </w:tcPr>
           <w:p>
             <w:pPr>
               <w:pStyle w:val="ReferenceHead"/>
+              <w:keepNext w:val="0"/>
               <w:spacing w:before="0" w:after="0"/>
               <w:rPr>
                 <w:sz w:val="16"/>
@@ -17728,10 +18589,12 @@
         <w:tc>
           <w:tcPr>
             <w:tcW w:w="350" w:type="pct"/>
+            <w:vAlign w:val="center"/>
           </w:tcPr>
           <w:p>
             <w:pPr>
               <w:pStyle w:val="ReferenceHead"/>
+              <w:keepNext w:val="0"/>
               <w:spacing w:before="0" w:after="0"/>
               <w:rPr>
                 <w:sz w:val="16"/>
@@ -17748,10 +18611,12 @@
         <w:tc>
           <w:tcPr>
             <w:tcW w:w="901" w:type="pct"/>
+            <w:vAlign w:val="center"/>
           </w:tcPr>
           <w:p>
             <w:pPr>
               <w:pStyle w:val="ReferenceHead"/>
+              <w:keepNext w:val="0"/>
               <w:spacing w:before="0" w:after="0"/>
               <w:rPr>
                 <w:sz w:val="16"/>
@@ -17768,10 +18633,12 @@
         <w:tc>
           <w:tcPr>
             <w:tcW w:w="350" w:type="pct"/>
+            <w:vAlign w:val="center"/>
           </w:tcPr>
           <w:p>
             <w:pPr>
               <w:pStyle w:val="ReferenceHead"/>
+              <w:keepNext w:val="0"/>
               <w:spacing w:before="0" w:after="0"/>
               <w:rPr>
                 <w:sz w:val="16"/>
@@ -17788,10 +18655,12 @@
         <w:tc>
           <w:tcPr>
             <w:tcW w:w="350" w:type="pct"/>
+            <w:vAlign w:val="center"/>
           </w:tcPr>
           <w:p>
             <w:pPr>
               <w:pStyle w:val="ReferenceHead"/>
+              <w:keepNext w:val="0"/>
               <w:spacing w:before="0" w:after="0"/>
               <w:rPr>
                 <w:sz w:val="16"/>
@@ -17808,10 +18677,12 @@
         <w:tc>
           <w:tcPr>
             <w:tcW w:w="901" w:type="pct"/>
+            <w:vAlign w:val="center"/>
           </w:tcPr>
           <w:p>
             <w:pPr>
               <w:pStyle w:val="ReferenceHead"/>
+              <w:keepNext w:val="0"/>
               <w:spacing w:before="0" w:after="0"/>
               <w:rPr>
                 <w:sz w:val="16"/>
@@ -17833,10 +18704,12 @@
         <w:tc>
           <w:tcPr>
             <w:tcW w:w="686" w:type="pct"/>
+            <w:vAlign w:val="center"/>
           </w:tcPr>
           <w:p>
             <w:pPr>
               <w:pStyle w:val="ReferenceHead"/>
+              <w:keepNext w:val="0"/>
               <w:spacing w:before="0" w:after="0"/>
               <w:rPr>
                 <w:sz w:val="16"/>
@@ -17853,10 +18726,12 @@
         <w:tc>
           <w:tcPr>
             <w:tcW w:w="453" w:type="pct"/>
+            <w:vAlign w:val="center"/>
           </w:tcPr>
           <w:p>
             <w:pPr>
               <w:pStyle w:val="ReferenceHead"/>
+              <w:keepNext w:val="0"/>
               <w:spacing w:before="0" w:after="0"/>
               <w:rPr>
                 <w:sz w:val="16"/>
@@ -17873,10 +18748,12 @@
         <w:tc>
           <w:tcPr>
             <w:tcW w:w="306" w:type="pct"/>
+            <w:vAlign w:val="center"/>
           </w:tcPr>
           <w:p>
             <w:pPr>
               <w:pStyle w:val="ReferenceHead"/>
+              <w:keepNext w:val="0"/>
               <w:spacing w:before="0" w:after="0"/>
               <w:rPr>
                 <w:sz w:val="16"/>
@@ -17893,10 +18770,12 @@
         <w:tc>
           <w:tcPr>
             <w:tcW w:w="350" w:type="pct"/>
+            <w:vAlign w:val="center"/>
           </w:tcPr>
           <w:p>
             <w:pPr>
               <w:pStyle w:val="ReferenceHead"/>
+              <w:keepNext w:val="0"/>
               <w:spacing w:before="0" w:after="0"/>
               <w:rPr>
                 <w:sz w:val="16"/>
@@ -17913,10 +18792,12 @@
         <w:tc>
           <w:tcPr>
             <w:tcW w:w="350" w:type="pct"/>
+            <w:vAlign w:val="center"/>
           </w:tcPr>
           <w:p>
             <w:pPr>
               <w:pStyle w:val="ReferenceHead"/>
+              <w:keepNext w:val="0"/>
               <w:spacing w:before="0" w:after="0"/>
               <w:rPr>
                 <w:sz w:val="16"/>
@@ -17933,10 +18814,12 @@
         <w:tc>
           <w:tcPr>
             <w:tcW w:w="350" w:type="pct"/>
+            <w:vAlign w:val="center"/>
           </w:tcPr>
           <w:p>
             <w:pPr>
               <w:pStyle w:val="ReferenceHead"/>
+              <w:keepNext w:val="0"/>
               <w:spacing w:before="0" w:after="0"/>
               <w:rPr>
                 <w:sz w:val="16"/>
@@ -17953,10 +18836,12 @@
         <w:tc>
           <w:tcPr>
             <w:tcW w:w="901" w:type="pct"/>
+            <w:vAlign w:val="center"/>
           </w:tcPr>
           <w:p>
             <w:pPr>
               <w:pStyle w:val="ReferenceHead"/>
+              <w:keepNext w:val="0"/>
               <w:spacing w:before="0" w:after="0"/>
               <w:rPr>
                 <w:sz w:val="16"/>
@@ -17973,10 +18858,12 @@
         <w:tc>
           <w:tcPr>
             <w:tcW w:w="350" w:type="pct"/>
+            <w:vAlign w:val="center"/>
           </w:tcPr>
           <w:p>
             <w:pPr>
               <w:pStyle w:val="ReferenceHead"/>
+              <w:keepNext w:val="0"/>
               <w:spacing w:before="0" w:after="0"/>
               <w:rPr>
                 <w:sz w:val="16"/>
@@ -17993,10 +18880,12 @@
         <w:tc>
           <w:tcPr>
             <w:tcW w:w="350" w:type="pct"/>
+            <w:vAlign w:val="center"/>
           </w:tcPr>
           <w:p>
             <w:pPr>
               <w:pStyle w:val="ReferenceHead"/>
+              <w:keepNext w:val="0"/>
               <w:spacing w:before="0" w:after="0"/>
               <w:rPr>
                 <w:sz w:val="16"/>
@@ -18013,10 +18902,12 @@
         <w:tc>
           <w:tcPr>
             <w:tcW w:w="901" w:type="pct"/>
+            <w:vAlign w:val="center"/>
           </w:tcPr>
           <w:p>
             <w:pPr>
               <w:pStyle w:val="ReferenceHead"/>
+              <w:keepNext w:val="0"/>
               <w:spacing w:before="0" w:after="0"/>
               <w:rPr>
                 <w:sz w:val="16"/>
@@ -18038,10 +18929,12 @@
         <w:tc>
           <w:tcPr>
             <w:tcW w:w="686" w:type="pct"/>
+            <w:vAlign w:val="center"/>
           </w:tcPr>
           <w:p>
             <w:pPr>
               <w:pStyle w:val="ReferenceHead"/>
+              <w:keepNext w:val="0"/>
               <w:spacing w:before="0" w:after="0"/>
               <w:rPr>
                 <w:sz w:val="16"/>
@@ -18058,10 +18951,12 @@
         <w:tc>
           <w:tcPr>
             <w:tcW w:w="453" w:type="pct"/>
+            <w:vAlign w:val="center"/>
           </w:tcPr>
           <w:p>
             <w:pPr>
               <w:pStyle w:val="ReferenceHead"/>
+              <w:keepNext w:val="0"/>
               <w:spacing w:before="0" w:after="0"/>
               <w:rPr>
                 <w:sz w:val="16"/>
@@ -18078,10 +18973,12 @@
         <w:tc>
           <w:tcPr>
             <w:tcW w:w="306" w:type="pct"/>
+            <w:vAlign w:val="center"/>
           </w:tcPr>
           <w:p>
             <w:pPr>
               <w:pStyle w:val="ReferenceHead"/>
+              <w:keepNext w:val="0"/>
               <w:spacing w:before="0" w:after="0"/>
               <w:rPr>
                 <w:sz w:val="16"/>
@@ -18098,10 +18995,12 @@
         <w:tc>
           <w:tcPr>
             <w:tcW w:w="350" w:type="pct"/>
+            <w:vAlign w:val="center"/>
           </w:tcPr>
           <w:p>
             <w:pPr>
               <w:pStyle w:val="ReferenceHead"/>
+              <w:keepNext w:val="0"/>
               <w:spacing w:before="0" w:after="0"/>
               <w:rPr>
                 <w:sz w:val="16"/>
@@ -18118,10 +19017,12 @@
         <w:tc>
           <w:tcPr>
             <w:tcW w:w="350" w:type="pct"/>
+            <w:vAlign w:val="center"/>
           </w:tcPr>
           <w:p>
             <w:pPr>
               <w:pStyle w:val="ReferenceHead"/>
+              <w:keepNext w:val="0"/>
               <w:spacing w:before="0" w:after="0"/>
               <w:rPr>
                 <w:sz w:val="16"/>
@@ -18138,10 +19039,12 @@
         <w:tc>
           <w:tcPr>
             <w:tcW w:w="350" w:type="pct"/>
+            <w:vAlign w:val="center"/>
           </w:tcPr>
           <w:p>
             <w:pPr>
               <w:pStyle w:val="ReferenceHead"/>
+              <w:keepNext w:val="0"/>
               <w:spacing w:before="0" w:after="0"/>
               <w:rPr>
                 <w:sz w:val="16"/>
@@ -18158,10 +19061,12 @@
         <w:tc>
           <w:tcPr>
             <w:tcW w:w="901" w:type="pct"/>
+            <w:vAlign w:val="center"/>
           </w:tcPr>
           <w:p>
             <w:pPr>
               <w:pStyle w:val="ReferenceHead"/>
+              <w:keepNext w:val="0"/>
               <w:spacing w:before="0" w:after="0"/>
               <w:rPr>
                 <w:sz w:val="16"/>
@@ -18178,10 +19083,12 @@
         <w:tc>
           <w:tcPr>
             <w:tcW w:w="350" w:type="pct"/>
+            <w:vAlign w:val="center"/>
           </w:tcPr>
           <w:p>
             <w:pPr>
               <w:pStyle w:val="ReferenceHead"/>
+              <w:keepNext w:val="0"/>
               <w:spacing w:before="0" w:after="0"/>
               <w:rPr>
                 <w:sz w:val="16"/>
@@ -18198,10 +19105,12 @@
         <w:tc>
           <w:tcPr>
             <w:tcW w:w="350" w:type="pct"/>
+            <w:vAlign w:val="center"/>
           </w:tcPr>
           <w:p>
             <w:pPr>
               <w:pStyle w:val="ReferenceHead"/>
+              <w:keepNext w:val="0"/>
               <w:spacing w:before="0" w:after="0"/>
               <w:rPr>
                 <w:sz w:val="16"/>
@@ -18218,10 +19127,12 @@
         <w:tc>
           <w:tcPr>
             <w:tcW w:w="901" w:type="pct"/>
+            <w:vAlign w:val="center"/>
           </w:tcPr>
           <w:p>
             <w:pPr>
               <w:pStyle w:val="ReferenceHead"/>
+              <w:keepNext w:val="0"/>
               <w:spacing w:before="0" w:after="0"/>
               <w:rPr>
                 <w:sz w:val="16"/>
@@ -18243,10 +19154,12 @@
         <w:tc>
           <w:tcPr>
             <w:tcW w:w="686" w:type="pct"/>
+            <w:vAlign w:val="center"/>
           </w:tcPr>
           <w:p>
             <w:pPr>
               <w:pStyle w:val="ReferenceHead"/>
+              <w:keepNext w:val="0"/>
               <w:spacing w:before="0" w:after="0"/>
               <w:rPr>
                 <w:sz w:val="16"/>
@@ -18263,10 +19176,12 @@
         <w:tc>
           <w:tcPr>
             <w:tcW w:w="453" w:type="pct"/>
+            <w:vAlign w:val="center"/>
           </w:tcPr>
           <w:p>
             <w:pPr>
               <w:pStyle w:val="ReferenceHead"/>
+              <w:keepNext w:val="0"/>
               <w:spacing w:before="0" w:after="0"/>
               <w:rPr>
                 <w:sz w:val="16"/>
@@ -18283,10 +19198,12 @@
         <w:tc>
           <w:tcPr>
             <w:tcW w:w="306" w:type="pct"/>
+            <w:vAlign w:val="center"/>
           </w:tcPr>
           <w:p>
             <w:pPr>
               <w:pStyle w:val="ReferenceHead"/>
+              <w:keepNext w:val="0"/>
               <w:spacing w:before="0" w:after="0"/>
               <w:rPr>
                 <w:sz w:val="16"/>
@@ -18303,10 +19220,12 @@
         <w:tc>
           <w:tcPr>
             <w:tcW w:w="350" w:type="pct"/>
+            <w:vAlign w:val="center"/>
           </w:tcPr>
           <w:p>
             <w:pPr>
               <w:pStyle w:val="ReferenceHead"/>
+              <w:keepNext w:val="0"/>
               <w:spacing w:before="0" w:after="0"/>
               <w:rPr>
                 <w:sz w:val="16"/>
@@ -18323,10 +19242,12 @@
         <w:tc>
           <w:tcPr>
             <w:tcW w:w="350" w:type="pct"/>
+            <w:vAlign w:val="center"/>
           </w:tcPr>
           <w:p>
             <w:pPr>
               <w:pStyle w:val="ReferenceHead"/>
+              <w:keepNext w:val="0"/>
               <w:spacing w:before="0" w:after="0"/>
               <w:rPr>
                 <w:sz w:val="16"/>
@@ -18343,10 +19264,12 @@
         <w:tc>
           <w:tcPr>
             <w:tcW w:w="350" w:type="pct"/>
+            <w:vAlign w:val="center"/>
           </w:tcPr>
           <w:p>
             <w:pPr>
               <w:pStyle w:val="ReferenceHead"/>
+              <w:keepNext w:val="0"/>
               <w:spacing w:before="0" w:after="0"/>
               <w:rPr>
                 <w:sz w:val="16"/>
@@ -18363,10 +19286,12 @@
         <w:tc>
           <w:tcPr>
             <w:tcW w:w="901" w:type="pct"/>
+            <w:vAlign w:val="center"/>
           </w:tcPr>
           <w:p>
             <w:pPr>
               <w:pStyle w:val="ReferenceHead"/>
+              <w:keepNext w:val="0"/>
               <w:spacing w:before="0" w:after="0"/>
               <w:rPr>
                 <w:sz w:val="16"/>
@@ -18383,10 +19308,12 @@
         <w:tc>
           <w:tcPr>
             <w:tcW w:w="350" w:type="pct"/>
+            <w:vAlign w:val="center"/>
           </w:tcPr>
           <w:p>
             <w:pPr>
               <w:pStyle w:val="ReferenceHead"/>
+              <w:keepNext w:val="0"/>
               <w:spacing w:before="0" w:after="0"/>
               <w:rPr>
                 <w:sz w:val="16"/>
@@ -18403,10 +19330,12 @@
         <w:tc>
           <w:tcPr>
             <w:tcW w:w="350" w:type="pct"/>
+            <w:vAlign w:val="center"/>
           </w:tcPr>
           <w:p>
             <w:pPr>
               <w:pStyle w:val="ReferenceHead"/>
+              <w:keepNext w:val="0"/>
               <w:spacing w:before="0" w:after="0"/>
               <w:rPr>
                 <w:sz w:val="16"/>
@@ -18423,10 +19352,12 @@
         <w:tc>
           <w:tcPr>
             <w:tcW w:w="901" w:type="pct"/>
+            <w:vAlign w:val="center"/>
           </w:tcPr>
           <w:p>
             <w:pPr>
               <w:pStyle w:val="ReferenceHead"/>
+              <w:keepNext w:val="0"/>
               <w:spacing w:before="0" w:after="0"/>
               <w:rPr>
                 <w:sz w:val="16"/>
@@ -18448,10 +19379,12 @@
         <w:tc>
           <w:tcPr>
             <w:tcW w:w="686" w:type="pct"/>
+            <w:vAlign w:val="center"/>
           </w:tcPr>
           <w:p>
             <w:pPr>
               <w:pStyle w:val="ReferenceHead"/>
+              <w:keepNext w:val="0"/>
               <w:spacing w:before="0" w:after="0"/>
               <w:rPr>
                 <w:sz w:val="16"/>
@@ -18468,10 +19401,12 @@
         <w:tc>
           <w:tcPr>
             <w:tcW w:w="453" w:type="pct"/>
+            <w:vAlign w:val="center"/>
           </w:tcPr>
           <w:p>
             <w:pPr>
               <w:pStyle w:val="ReferenceHead"/>
+              <w:keepNext w:val="0"/>
               <w:spacing w:before="0" w:after="0"/>
               <w:rPr>
                 <w:sz w:val="16"/>
@@ -18488,10 +19423,12 @@
         <w:tc>
           <w:tcPr>
             <w:tcW w:w="306" w:type="pct"/>
+            <w:vAlign w:val="center"/>
           </w:tcPr>
           <w:p>
             <w:pPr>
               <w:pStyle w:val="ReferenceHead"/>
+              <w:keepNext w:val="0"/>
               <w:spacing w:before="0" w:after="0"/>
               <w:rPr>
                 <w:sz w:val="16"/>
@@ -18508,10 +19445,12 @@
         <w:tc>
           <w:tcPr>
             <w:tcW w:w="350" w:type="pct"/>
+            <w:vAlign w:val="center"/>
           </w:tcPr>
           <w:p>
             <w:pPr>
               <w:pStyle w:val="ReferenceHead"/>
+              <w:keepNext w:val="0"/>
               <w:spacing w:before="0" w:after="0"/>
               <w:rPr>
                 <w:sz w:val="16"/>
@@ -18528,10 +19467,12 @@
         <w:tc>
           <w:tcPr>
             <w:tcW w:w="350" w:type="pct"/>
+            <w:vAlign w:val="center"/>
           </w:tcPr>
           <w:p>
             <w:pPr>
               <w:pStyle w:val="ReferenceHead"/>
+              <w:keepNext w:val="0"/>
               <w:spacing w:before="0" w:after="0"/>
               <w:rPr>
                 <w:sz w:val="16"/>
@@ -18548,10 +19489,12 @@
         <w:tc>
           <w:tcPr>
             <w:tcW w:w="350" w:type="pct"/>
+            <w:vAlign w:val="center"/>
           </w:tcPr>
           <w:p>
             <w:pPr>
               <w:pStyle w:val="ReferenceHead"/>
+              <w:keepNext w:val="0"/>
               <w:spacing w:before="0" w:after="0"/>
               <w:rPr>
                 <w:sz w:val="16"/>
@@ -18568,10 +19511,12 @@
         <w:tc>
           <w:tcPr>
             <w:tcW w:w="901" w:type="pct"/>
+            <w:vAlign w:val="center"/>
           </w:tcPr>
           <w:p>
             <w:pPr>
               <w:pStyle w:val="ReferenceHead"/>
+              <w:keepNext w:val="0"/>
               <w:spacing w:before="0" w:after="0"/>
               <w:rPr>
                 <w:sz w:val="16"/>
@@ -18588,10 +19533,12 @@
         <w:tc>
           <w:tcPr>
             <w:tcW w:w="350" w:type="pct"/>
+            <w:vAlign w:val="center"/>
           </w:tcPr>
           <w:p>
             <w:pPr>
               <w:pStyle w:val="ReferenceHead"/>
+              <w:keepNext w:val="0"/>
               <w:spacing w:before="0" w:after="0"/>
               <w:rPr>
                 <w:sz w:val="16"/>
@@ -18608,10 +19555,12 @@
         <w:tc>
           <w:tcPr>
             <w:tcW w:w="350" w:type="pct"/>
+            <w:vAlign w:val="center"/>
           </w:tcPr>
           <w:p>
             <w:pPr>
               <w:pStyle w:val="ReferenceHead"/>
+              <w:keepNext w:val="0"/>
               <w:spacing w:before="0" w:after="0"/>
               <w:rPr>
                 <w:sz w:val="16"/>
@@ -18628,10 +19577,12 @@
         <w:tc>
           <w:tcPr>
             <w:tcW w:w="901" w:type="pct"/>
+            <w:vAlign w:val="center"/>
           </w:tcPr>
           <w:p>
             <w:pPr>
               <w:pStyle w:val="ReferenceHead"/>
+              <w:keepNext w:val="0"/>
               <w:spacing w:before="0" w:after="0"/>
               <w:rPr>
                 <w:sz w:val="16"/>
@@ -18653,10 +19604,12 @@
         <w:tc>
           <w:tcPr>
             <w:tcW w:w="686" w:type="pct"/>
+            <w:vAlign w:val="center"/>
           </w:tcPr>
           <w:p>
             <w:pPr>
               <w:pStyle w:val="ReferenceHead"/>
+              <w:keepNext w:val="0"/>
               <w:spacing w:before="0" w:after="0"/>
               <w:rPr>
                 <w:sz w:val="16"/>
@@ -18673,10 +19626,12 @@
         <w:tc>
           <w:tcPr>
             <w:tcW w:w="453" w:type="pct"/>
+            <w:vAlign w:val="center"/>
           </w:tcPr>
           <w:p>
             <w:pPr>
               <w:pStyle w:val="ReferenceHead"/>
+              <w:keepNext w:val="0"/>
               <w:spacing w:before="0" w:after="0"/>
               <w:rPr>
                 <w:sz w:val="16"/>
@@ -18693,10 +19648,12 @@
         <w:tc>
           <w:tcPr>
             <w:tcW w:w="306" w:type="pct"/>
+            <w:vAlign w:val="center"/>
           </w:tcPr>
           <w:p>
             <w:pPr>
               <w:pStyle w:val="ReferenceHead"/>
+              <w:keepNext w:val="0"/>
               <w:spacing w:before="0" w:after="0"/>
               <w:rPr>
                 <w:sz w:val="16"/>
@@ -18713,10 +19670,12 @@
         <w:tc>
           <w:tcPr>
             <w:tcW w:w="350" w:type="pct"/>
+            <w:vAlign w:val="center"/>
           </w:tcPr>
           <w:p>
             <w:pPr>
               <w:pStyle w:val="ReferenceHead"/>
+              <w:keepNext w:val="0"/>
               <w:spacing w:before="0" w:after="0"/>
               <w:rPr>
                 <w:sz w:val="16"/>
@@ -18733,10 +19692,12 @@
         <w:tc>
           <w:tcPr>
             <w:tcW w:w="350" w:type="pct"/>
+            <w:vAlign w:val="center"/>
           </w:tcPr>
           <w:p>
             <w:pPr>
               <w:pStyle w:val="ReferenceHead"/>
+              <w:keepNext w:val="0"/>
               <w:spacing w:before="0" w:after="0"/>
               <w:rPr>
                 <w:sz w:val="16"/>
@@ -18753,10 +19714,12 @@
         <w:tc>
           <w:tcPr>
             <w:tcW w:w="350" w:type="pct"/>
+            <w:vAlign w:val="center"/>
           </w:tcPr>
           <w:p>
             <w:pPr>
               <w:pStyle w:val="ReferenceHead"/>
+              <w:keepNext w:val="0"/>
               <w:spacing w:before="0" w:after="0"/>
               <w:rPr>
                 <w:sz w:val="16"/>
@@ -18773,10 +19736,12 @@
         <w:tc>
           <w:tcPr>
             <w:tcW w:w="901" w:type="pct"/>
+            <w:vAlign w:val="center"/>
           </w:tcPr>
           <w:p>
             <w:pPr>
               <w:pStyle w:val="ReferenceHead"/>
+              <w:keepNext w:val="0"/>
               <w:spacing w:before="0" w:after="0"/>
               <w:rPr>
                 <w:sz w:val="16"/>
@@ -18793,10 +19758,12 @@
         <w:tc>
           <w:tcPr>
             <w:tcW w:w="350" w:type="pct"/>
+            <w:vAlign w:val="center"/>
           </w:tcPr>
           <w:p>
             <w:pPr>
               <w:pStyle w:val="ReferenceHead"/>
+              <w:keepNext w:val="0"/>
               <w:spacing w:before="0" w:after="0"/>
               <w:rPr>
                 <w:sz w:val="16"/>
@@ -18813,10 +19780,12 @@
         <w:tc>
           <w:tcPr>
             <w:tcW w:w="350" w:type="pct"/>
+            <w:vAlign w:val="center"/>
           </w:tcPr>
           <w:p>
             <w:pPr>
               <w:pStyle w:val="ReferenceHead"/>
+              <w:keepNext w:val="0"/>
               <w:spacing w:before="0" w:after="0"/>
               <w:rPr>
                 <w:sz w:val="16"/>
@@ -18833,10 +19802,12 @@
         <w:tc>
           <w:tcPr>
             <w:tcW w:w="901" w:type="pct"/>
+            <w:vAlign w:val="center"/>
           </w:tcPr>
           <w:p>
             <w:pPr>
               <w:pStyle w:val="ReferenceHead"/>
+              <w:keepNext w:val="0"/>
               <w:spacing w:before="0" w:after="0"/>
               <w:rPr>
                 <w:sz w:val="16"/>
@@ -18858,10 +19829,12 @@
         <w:tc>
           <w:tcPr>
             <w:tcW w:w="686" w:type="pct"/>
+            <w:vAlign w:val="center"/>
           </w:tcPr>
           <w:p>
             <w:pPr>
               <w:pStyle w:val="ReferenceHead"/>
+              <w:keepNext w:val="0"/>
               <w:spacing w:before="0" w:after="0"/>
               <w:rPr>
                 <w:sz w:val="16"/>
@@ -18878,10 +19851,12 @@
         <w:tc>
           <w:tcPr>
             <w:tcW w:w="453" w:type="pct"/>
+            <w:vAlign w:val="center"/>
           </w:tcPr>
           <w:p>
             <w:pPr>
               <w:pStyle w:val="ReferenceHead"/>
+              <w:keepNext w:val="0"/>
               <w:spacing w:before="0" w:after="0"/>
               <w:rPr>
                 <w:sz w:val="16"/>
@@ -18898,10 +19873,12 @@
         <w:tc>
           <w:tcPr>
             <w:tcW w:w="306" w:type="pct"/>
+            <w:vAlign w:val="center"/>
           </w:tcPr>
           <w:p>
             <w:pPr>
               <w:pStyle w:val="ReferenceHead"/>
+              <w:keepNext w:val="0"/>
               <w:spacing w:before="0" w:after="0"/>
               <w:rPr>
                 <w:sz w:val="16"/>
@@ -18918,10 +19895,12 @@
         <w:tc>
           <w:tcPr>
             <w:tcW w:w="350" w:type="pct"/>
+            <w:vAlign w:val="center"/>
           </w:tcPr>
           <w:p>
             <w:pPr>
               <w:pStyle w:val="ReferenceHead"/>
+              <w:keepNext w:val="0"/>
               <w:spacing w:before="0" w:after="0"/>
               <w:rPr>
                 <w:sz w:val="16"/>
@@ -18938,10 +19917,12 @@
         <w:tc>
           <w:tcPr>
             <w:tcW w:w="350" w:type="pct"/>
+            <w:vAlign w:val="center"/>
           </w:tcPr>
           <w:p>
             <w:pPr>
               <w:pStyle w:val="ReferenceHead"/>
+              <w:keepNext w:val="0"/>
               <w:spacing w:before="0" w:after="0"/>
               <w:rPr>
                 <w:sz w:val="16"/>
@@ -18958,10 +19939,12 @@
         <w:tc>
           <w:tcPr>
             <w:tcW w:w="350" w:type="pct"/>
+            <w:vAlign w:val="center"/>
           </w:tcPr>
           <w:p>
             <w:pPr>
               <w:pStyle w:val="ReferenceHead"/>
+              <w:keepNext w:val="0"/>
               <w:spacing w:before="0" w:after="0"/>
               <w:rPr>
                 <w:sz w:val="16"/>
@@ -18978,10 +19961,12 @@
         <w:tc>
           <w:tcPr>
             <w:tcW w:w="901" w:type="pct"/>
+            <w:vAlign w:val="center"/>
           </w:tcPr>
           <w:p>
             <w:pPr>
               <w:pStyle w:val="ReferenceHead"/>
+              <w:keepNext w:val="0"/>
               <w:spacing w:before="0" w:after="0"/>
               <w:rPr>
                 <w:sz w:val="16"/>
@@ -18998,10 +19983,12 @@
         <w:tc>
           <w:tcPr>
             <w:tcW w:w="350" w:type="pct"/>
+            <w:vAlign w:val="center"/>
           </w:tcPr>
           <w:p>
             <w:pPr>
               <w:pStyle w:val="ReferenceHead"/>
+              <w:keepNext w:val="0"/>
               <w:spacing w:before="0" w:after="0"/>
               <w:rPr>
                 <w:sz w:val="16"/>
@@ -19018,10 +20005,12 @@
         <w:tc>
           <w:tcPr>
             <w:tcW w:w="350" w:type="pct"/>
+            <w:vAlign w:val="center"/>
           </w:tcPr>
           <w:p>
             <w:pPr>
               <w:pStyle w:val="ReferenceHead"/>
+              <w:keepNext w:val="0"/>
               <w:spacing w:before="0" w:after="0"/>
               <w:rPr>
                 <w:sz w:val="16"/>
@@ -19038,10 +20027,12 @@
         <w:tc>
           <w:tcPr>
             <w:tcW w:w="901" w:type="pct"/>
+            <w:vAlign w:val="center"/>
           </w:tcPr>
           <w:p>
             <w:pPr>
               <w:pStyle w:val="ReferenceHead"/>
+              <w:keepNext w:val="0"/>
               <w:spacing w:before="0" w:after="0"/>
               <w:rPr>
                 <w:sz w:val="16"/>
@@ -19063,10 +20054,12 @@
         <w:tc>
           <w:tcPr>
             <w:tcW w:w="686" w:type="pct"/>
+            <w:vAlign w:val="center"/>
           </w:tcPr>
           <w:p>
             <w:pPr>
               <w:pStyle w:val="ReferenceHead"/>
+              <w:keepNext w:val="0"/>
               <w:spacing w:before="0" w:after="0"/>
               <w:rPr>
                 <w:sz w:val="16"/>
@@ -19083,10 +20076,12 @@
         <w:tc>
           <w:tcPr>
             <w:tcW w:w="453" w:type="pct"/>
+            <w:vAlign w:val="center"/>
           </w:tcPr>
           <w:p>
             <w:pPr>
               <w:pStyle w:val="ReferenceHead"/>
+              <w:keepNext w:val="0"/>
               <w:spacing w:before="0" w:after="0"/>
               <w:rPr>
                 <w:sz w:val="16"/>
@@ -19103,10 +20098,12 @@
         <w:tc>
           <w:tcPr>
             <w:tcW w:w="306" w:type="pct"/>
+            <w:vAlign w:val="center"/>
           </w:tcPr>
           <w:p>
             <w:pPr>
               <w:pStyle w:val="ReferenceHead"/>
+              <w:keepNext w:val="0"/>
               <w:spacing w:before="0" w:after="0"/>
               <w:rPr>
                 <w:sz w:val="16"/>
@@ -19123,10 +20120,12 @@
         <w:tc>
           <w:tcPr>
             <w:tcW w:w="350" w:type="pct"/>
+            <w:vAlign w:val="center"/>
           </w:tcPr>
           <w:p>
             <w:pPr>
               <w:pStyle w:val="ReferenceHead"/>
+              <w:keepNext w:val="0"/>
               <w:spacing w:before="0" w:after="0"/>
               <w:rPr>
                 <w:sz w:val="16"/>
@@ -19143,10 +20142,12 @@
         <w:tc>
           <w:tcPr>
             <w:tcW w:w="350" w:type="pct"/>
+            <w:vAlign w:val="center"/>
           </w:tcPr>
           <w:p>
             <w:pPr>
               <w:pStyle w:val="ReferenceHead"/>
+              <w:keepNext w:val="0"/>
               <w:spacing w:before="0" w:after="0"/>
               <w:rPr>
                 <w:sz w:val="16"/>
@@ -19163,10 +20164,12 @@
         <w:tc>
           <w:tcPr>
             <w:tcW w:w="350" w:type="pct"/>
+            <w:vAlign w:val="center"/>
           </w:tcPr>
           <w:p>
             <w:pPr>
               <w:pStyle w:val="ReferenceHead"/>
+              <w:keepNext w:val="0"/>
               <w:spacing w:before="0" w:after="0"/>
               <w:rPr>
                 <w:sz w:val="16"/>
@@ -19183,10 +20186,12 @@
         <w:tc>
           <w:tcPr>
             <w:tcW w:w="901" w:type="pct"/>
+            <w:vAlign w:val="center"/>
           </w:tcPr>
           <w:p>
             <w:pPr>
               <w:pStyle w:val="ReferenceHead"/>
+              <w:keepNext w:val="0"/>
               <w:spacing w:before="0" w:after="0"/>
               <w:rPr>
                 <w:sz w:val="16"/>
@@ -19203,10 +20208,12 @@
         <w:tc>
           <w:tcPr>
             <w:tcW w:w="350" w:type="pct"/>
+            <w:vAlign w:val="center"/>
           </w:tcPr>
           <w:p>
             <w:pPr>
               <w:pStyle w:val="ReferenceHead"/>
+              <w:keepNext w:val="0"/>
               <w:spacing w:before="0" w:after="0"/>
               <w:rPr>
                 <w:sz w:val="16"/>
@@ -19223,10 +20230,12 @@
         <w:tc>
           <w:tcPr>
             <w:tcW w:w="350" w:type="pct"/>
+            <w:vAlign w:val="center"/>
           </w:tcPr>
           <w:p>
             <w:pPr>
               <w:pStyle w:val="ReferenceHead"/>
+              <w:keepNext w:val="0"/>
               <w:spacing w:before="0" w:after="0"/>
               <w:rPr>
                 <w:sz w:val="16"/>
@@ -19243,10 +20252,12 @@
         <w:tc>
           <w:tcPr>
             <w:tcW w:w="901" w:type="pct"/>
+            <w:vAlign w:val="center"/>
           </w:tcPr>
           <w:p>
             <w:pPr>
               <w:pStyle w:val="ReferenceHead"/>
+              <w:keepNext w:val="0"/>
               <w:spacing w:before="0" w:after="0"/>
               <w:rPr>
                 <w:sz w:val="16"/>
@@ -19268,10 +20279,12 @@
         <w:tc>
           <w:tcPr>
             <w:tcW w:w="686" w:type="pct"/>
+            <w:vAlign w:val="center"/>
           </w:tcPr>
           <w:p>
             <w:pPr>
               <w:pStyle w:val="ReferenceHead"/>
+              <w:keepNext w:val="0"/>
               <w:spacing w:before="0" w:after="0"/>
               <w:rPr>
                 <w:sz w:val="16"/>
@@ -19288,10 +20301,12 @@
         <w:tc>
           <w:tcPr>
             <w:tcW w:w="453" w:type="pct"/>
+            <w:vAlign w:val="center"/>
           </w:tcPr>
           <w:p>
             <w:pPr>
               <w:pStyle w:val="ReferenceHead"/>
+              <w:keepNext w:val="0"/>
               <w:spacing w:before="0" w:after="0"/>
               <w:rPr>
                 <w:sz w:val="16"/>
@@ -19308,10 +20323,12 @@
         <w:tc>
           <w:tcPr>
             <w:tcW w:w="306" w:type="pct"/>
+            <w:vAlign w:val="center"/>
           </w:tcPr>
           <w:p>
             <w:pPr>
               <w:pStyle w:val="ReferenceHead"/>
+              <w:keepNext w:val="0"/>
               <w:spacing w:before="0" w:after="0"/>
               <w:rPr>
                 <w:sz w:val="16"/>
@@ -19328,10 +20345,12 @@
         <w:tc>
           <w:tcPr>
             <w:tcW w:w="350" w:type="pct"/>
+            <w:vAlign w:val="center"/>
           </w:tcPr>
           <w:p>
             <w:pPr>
               <w:pStyle w:val="ReferenceHead"/>
+              <w:keepNext w:val="0"/>
               <w:spacing w:before="0" w:after="0"/>
               <w:rPr>
                 <w:sz w:val="16"/>
@@ -19348,10 +20367,12 @@
         <w:tc>
           <w:tcPr>
             <w:tcW w:w="350" w:type="pct"/>
+            <w:vAlign w:val="center"/>
           </w:tcPr>
           <w:p>
             <w:pPr>
               <w:pStyle w:val="ReferenceHead"/>
+              <w:keepNext w:val="0"/>
               <w:spacing w:before="0" w:after="0"/>
               <w:rPr>
                 <w:sz w:val="16"/>
@@ -19368,10 +20389,12 @@
         <w:tc>
           <w:tcPr>
             <w:tcW w:w="350" w:type="pct"/>
+            <w:vAlign w:val="center"/>
           </w:tcPr>
           <w:p>
             <w:pPr>
               <w:pStyle w:val="ReferenceHead"/>
+              <w:keepNext w:val="0"/>
               <w:spacing w:before="0" w:after="0"/>
               <w:rPr>
                 <w:sz w:val="16"/>
@@ -19388,10 +20411,12 @@
         <w:tc>
           <w:tcPr>
             <w:tcW w:w="901" w:type="pct"/>
+            <w:vAlign w:val="center"/>
           </w:tcPr>
           <w:p>
             <w:pPr>
               <w:pStyle w:val="ReferenceHead"/>
+              <w:keepNext w:val="0"/>
               <w:spacing w:before="0" w:after="0"/>
               <w:rPr>
                 <w:sz w:val="16"/>
@@ -19408,10 +20433,12 @@
         <w:tc>
           <w:tcPr>
             <w:tcW w:w="350" w:type="pct"/>
+            <w:vAlign w:val="center"/>
           </w:tcPr>
           <w:p>
             <w:pPr>
               <w:pStyle w:val="ReferenceHead"/>
+              <w:keepNext w:val="0"/>
               <w:spacing w:before="0" w:after="0"/>
               <w:rPr>
                 <w:sz w:val="16"/>
@@ -19428,10 +20455,12 @@
         <w:tc>
           <w:tcPr>
             <w:tcW w:w="350" w:type="pct"/>
+            <w:vAlign w:val="center"/>
           </w:tcPr>
           <w:p>
             <w:pPr>
               <w:pStyle w:val="ReferenceHead"/>
+              <w:keepNext w:val="0"/>
               <w:spacing w:before="0" w:after="0"/>
               <w:rPr>
                 <w:sz w:val="16"/>
@@ -19448,10 +20477,12 @@
         <w:tc>
           <w:tcPr>
             <w:tcW w:w="901" w:type="pct"/>
+            <w:vAlign w:val="center"/>
           </w:tcPr>
           <w:p>
             <w:pPr>
               <w:pStyle w:val="ReferenceHead"/>
+              <w:keepNext w:val="0"/>
               <w:spacing w:before="0" w:after="0"/>
               <w:rPr>
                 <w:sz w:val="16"/>
@@ -19473,10 +20504,12 @@
         <w:tc>
           <w:tcPr>
             <w:tcW w:w="686" w:type="pct"/>
+            <w:vAlign w:val="center"/>
           </w:tcPr>
           <w:p>
             <w:pPr>
               <w:pStyle w:val="ReferenceHead"/>
+              <w:keepNext w:val="0"/>
               <w:spacing w:before="0" w:after="0"/>
               <w:rPr>
                 <w:sz w:val="16"/>
@@ -19493,10 +20526,12 @@
         <w:tc>
           <w:tcPr>
             <w:tcW w:w="453" w:type="pct"/>
+            <w:vAlign w:val="center"/>
           </w:tcPr>
           <w:p>
             <w:pPr>
               <w:pStyle w:val="ReferenceHead"/>
+              <w:keepNext w:val="0"/>
               <w:spacing w:before="0" w:after="0"/>
               <w:rPr>
                 <w:sz w:val="16"/>
@@ -19513,10 +20548,12 @@
         <w:tc>
           <w:tcPr>
             <w:tcW w:w="306" w:type="pct"/>
+            <w:vAlign w:val="center"/>
           </w:tcPr>
           <w:p>
             <w:pPr>
               <w:pStyle w:val="ReferenceHead"/>
+              <w:keepNext w:val="0"/>
               <w:spacing w:before="0" w:after="0"/>
               <w:rPr>
                 <w:sz w:val="16"/>
@@ -19533,10 +20570,12 @@
         <w:tc>
           <w:tcPr>
             <w:tcW w:w="350" w:type="pct"/>
+            <w:vAlign w:val="center"/>
           </w:tcPr>
           <w:p>
             <w:pPr>
               <w:pStyle w:val="ReferenceHead"/>
+              <w:keepNext w:val="0"/>
               <w:spacing w:before="0" w:after="0"/>
               <w:rPr>
                 <w:sz w:val="16"/>
@@ -19553,10 +20592,12 @@
         <w:tc>
           <w:tcPr>
             <w:tcW w:w="350" w:type="pct"/>
+            <w:vAlign w:val="center"/>
           </w:tcPr>
           <w:p>
             <w:pPr>
               <w:pStyle w:val="ReferenceHead"/>
+              <w:keepNext w:val="0"/>
               <w:spacing w:before="0" w:after="0"/>
               <w:rPr>
                 <w:sz w:val="16"/>
@@ -19573,10 +20614,12 @@
         <w:tc>
           <w:tcPr>
             <w:tcW w:w="350" w:type="pct"/>
+            <w:vAlign w:val="center"/>
           </w:tcPr>
           <w:p>
             <w:pPr>
               <w:pStyle w:val="ReferenceHead"/>
+              <w:keepNext w:val="0"/>
               <w:spacing w:before="0" w:after="0"/>
               <w:rPr>
                 <w:sz w:val="16"/>
@@ -19593,10 +20636,12 @@
         <w:tc>
           <w:tcPr>
             <w:tcW w:w="901" w:type="pct"/>
+            <w:vAlign w:val="center"/>
           </w:tcPr>
           <w:p>
             <w:pPr>
               <w:pStyle w:val="ReferenceHead"/>
+              <w:keepNext w:val="0"/>
               <w:spacing w:before="0" w:after="0"/>
               <w:rPr>
                 <w:sz w:val="16"/>
@@ -19613,10 +20658,12 @@
         <w:tc>
           <w:tcPr>
             <w:tcW w:w="350" w:type="pct"/>
+            <w:vAlign w:val="center"/>
           </w:tcPr>
           <w:p>
             <w:pPr>
               <w:pStyle w:val="ReferenceHead"/>
+              <w:keepNext w:val="0"/>
               <w:spacing w:before="0" w:after="0"/>
               <w:rPr>
                 <w:sz w:val="16"/>
@@ -19633,10 +20680,12 @@
         <w:tc>
           <w:tcPr>
             <w:tcW w:w="350" w:type="pct"/>
+            <w:vAlign w:val="center"/>
           </w:tcPr>
           <w:p>
             <w:pPr>
               <w:pStyle w:val="ReferenceHead"/>
+              <w:keepNext w:val="0"/>
               <w:spacing w:before="0" w:after="0"/>
               <w:rPr>
                 <w:sz w:val="16"/>
@@ -19653,10 +20702,12 @@
         <w:tc>
           <w:tcPr>
             <w:tcW w:w="901" w:type="pct"/>
+            <w:vAlign w:val="center"/>
           </w:tcPr>
           <w:p>
             <w:pPr>
               <w:pStyle w:val="ReferenceHead"/>
+              <w:keepNext w:val="0"/>
               <w:spacing w:before="0" w:after="0"/>
               <w:rPr>
                 <w:sz w:val="16"/>
@@ -19678,10 +20729,12 @@
         <w:tc>
           <w:tcPr>
             <w:tcW w:w="686" w:type="pct"/>
+            <w:vAlign w:val="center"/>
           </w:tcPr>
           <w:p>
             <w:pPr>
               <w:pStyle w:val="ReferenceHead"/>
+              <w:keepNext w:val="0"/>
               <w:spacing w:before="0" w:after="0"/>
               <w:rPr>
                 <w:sz w:val="16"/>
@@ -19698,10 +20751,12 @@
         <w:tc>
           <w:tcPr>
             <w:tcW w:w="453" w:type="pct"/>
+            <w:vAlign w:val="center"/>
           </w:tcPr>
           <w:p>
             <w:pPr>
               <w:pStyle w:val="ReferenceHead"/>
+              <w:keepNext w:val="0"/>
               <w:spacing w:before="0" w:after="0"/>
               <w:rPr>
                 <w:sz w:val="16"/>
@@ -19718,10 +20773,12 @@
         <w:tc>
           <w:tcPr>
             <w:tcW w:w="306" w:type="pct"/>
+            <w:vAlign w:val="center"/>
           </w:tcPr>
           <w:p>
             <w:pPr>
               <w:pStyle w:val="ReferenceHead"/>
+              <w:keepNext w:val="0"/>
               <w:spacing w:before="0" w:after="0"/>
               <w:rPr>
                 <w:sz w:val="16"/>
@@ -19738,10 +20795,12 @@
         <w:tc>
           <w:tcPr>
             <w:tcW w:w="350" w:type="pct"/>
+            <w:vAlign w:val="center"/>
           </w:tcPr>
           <w:p>
             <w:pPr>
               <w:pStyle w:val="ReferenceHead"/>
+              <w:keepNext w:val="0"/>
               <w:spacing w:before="0" w:after="0"/>
               <w:rPr>
                 <w:sz w:val="16"/>
@@ -19758,10 +20817,12 @@
         <w:tc>
           <w:tcPr>
             <w:tcW w:w="350" w:type="pct"/>
+            <w:vAlign w:val="center"/>
           </w:tcPr>
           <w:p>
             <w:pPr>
               <w:pStyle w:val="ReferenceHead"/>
+              <w:keepNext w:val="0"/>
               <w:spacing w:before="0" w:after="0"/>
               <w:rPr>
                 <w:sz w:val="16"/>
@@ -19778,10 +20839,12 @@
         <w:tc>
           <w:tcPr>
             <w:tcW w:w="350" w:type="pct"/>
+            <w:vAlign w:val="center"/>
           </w:tcPr>
           <w:p>
             <w:pPr>
               <w:pStyle w:val="ReferenceHead"/>
+              <w:keepNext w:val="0"/>
               <w:spacing w:before="0" w:after="0"/>
               <w:rPr>
                 <w:sz w:val="16"/>
@@ -19798,10 +20861,12 @@
         <w:tc>
           <w:tcPr>
             <w:tcW w:w="901" w:type="pct"/>
+            <w:vAlign w:val="center"/>
           </w:tcPr>
           <w:p>
             <w:pPr>
               <w:pStyle w:val="ReferenceHead"/>
+              <w:keepNext w:val="0"/>
               <w:spacing w:before="0" w:after="0"/>
               <w:rPr>
                 <w:sz w:val="16"/>
@@ -19818,10 +20883,12 @@
         <w:tc>
           <w:tcPr>
             <w:tcW w:w="350" w:type="pct"/>
+            <w:vAlign w:val="center"/>
           </w:tcPr>
           <w:p>
             <w:pPr>
               <w:pStyle w:val="ReferenceHead"/>
+              <w:keepNext w:val="0"/>
               <w:spacing w:before="0" w:after="0"/>
               <w:rPr>
                 <w:sz w:val="16"/>
@@ -19838,10 +20905,12 @@
         <w:tc>
           <w:tcPr>
             <w:tcW w:w="350" w:type="pct"/>
+            <w:vAlign w:val="center"/>
           </w:tcPr>
           <w:p>
             <w:pPr>
               <w:pStyle w:val="ReferenceHead"/>
+              <w:keepNext w:val="0"/>
               <w:spacing w:before="0" w:after="0"/>
               <w:rPr>
                 <w:sz w:val="16"/>
@@ -19858,10 +20927,12 @@
         <w:tc>
           <w:tcPr>
             <w:tcW w:w="901" w:type="pct"/>
+            <w:vAlign w:val="center"/>
           </w:tcPr>
           <w:p>
             <w:pPr>
               <w:pStyle w:val="ReferenceHead"/>
+              <w:keepNext w:val="0"/>
               <w:spacing w:before="0" w:after="0"/>
               <w:rPr>
                 <w:sz w:val="16"/>
@@ -19879,47 +20950,50 @@
     </w:tbl>
     <w:p>
       <w:pPr>
-        <w:pStyle w:val="ReferenceHead"/>
-      </w:pPr>
-    </w:p>
-    <w:p>
-      <w:pPr>
-        <w:pStyle w:val="ReferenceHead"/>
-      </w:pPr>
-    </w:p>
-    <w:p>
-      <w:pPr>
-        <w:pStyle w:val="ReferenceHead"/>
-        <w:sectPr>
-          <w:pgSz w:w="11907" w:h="16839" w:code="9"/>
-          <w:pgMar w:top="1009" w:right="936" w:bottom="1009" w:left="936" w:header="431" w:footer="431" w:gutter="0"/>
-          <w:cols w:space="288"/>
-          <w:docGrid w:linePitch="272"/>
-        </w:sectPr>
-      </w:pPr>
-    </w:p>
-    <w:p>
+        <w:spacing w:before="80" w:after="40"/>
+        <w:jc w:val="center"/>
+      </w:pPr>
       <w:r>
         <w:t>Table A6. Locked τ grid on ASSISTments 2012, learner-based fold 0 (seed 42), T-KT. FAR = P(y=0 | p≥τ). Sparse occupancy is Limited (N=444). Display threshold in the main text is τ=0.7 (locked FAR 0.196 / 0.268). Copied from the frozen review-artifact grid; not a search over sparse error.</w:t>
       </w:r>
     </w:p>
     <w:tbl>
       <w:tblPr>
-        <w:tblW w:w="0" w:type="auto"/>
+        <w:tblW w:w="10035" w:type="dxa"/>
+        <w:jc w:val="center"/>
+        <w:tblBorders>
+          <w:top w:val="single" w:sz="8" w:space="0" w:color="auto"/>
+          <w:left w:val="single" w:sz="8" w:space="0" w:color="auto"/>
+          <w:bottom w:val="single" w:sz="8" w:space="0" w:color="auto"/>
+          <w:right w:val="single" w:sz="8" w:space="0" w:color="auto"/>
+          <w:insideH w:val="single" w:sz="8" w:space="0" w:color="auto"/>
+          <w:insideV w:val="single" w:sz="8" w:space="0" w:color="auto"/>
+        </w:tblBorders>
+        <w:tblLayout w:type="fixed"/>
+        <w:tblCellMar>
+          <w:top w:w="30" w:type="dxa"/>
+          <w:left w:w="80" w:type="dxa"/>
+          <w:bottom w:w="30" w:type="dxa"/>
+          <w:right w:w="80" w:type="dxa"/>
+        </w:tblCellMar>
         <w:tblLook w:val="04A0" w:firstRow="1" w:lastRow="0" w:firstColumn="1" w:lastColumn="0" w:noHBand="0" w:noVBand="1"/>
       </w:tblPr>
       <w:tblGrid>
-        <w:gridCol w:w="686"/>
-        <w:gridCol w:w="890"/>
-        <w:gridCol w:w="918"/>
-        <w:gridCol w:w="905"/>
-        <w:gridCol w:w="918"/>
-        <w:gridCol w:w="772"/>
+        <w:gridCol w:w="1672"/>
+        <w:gridCol w:w="1672"/>
+        <w:gridCol w:w="1672"/>
+        <w:gridCol w:w="1673"/>
+        <w:gridCol w:w="1673"/>
+        <w:gridCol w:w="1673"/>
       </w:tblGrid>
       <w:tr>
+        <w:trPr>
+          <w:jc w:val="center"/>
+        </w:trPr>
         <w:tc>
           <w:tcPr>
             <w:tcW w:w="1672" w:type="dxa"/>
+            <w:vAlign w:val="center"/>
           </w:tcPr>
           <w:p>
             <w:r>
@@ -19930,6 +21004,7 @@
         <w:tc>
           <w:tcPr>
             <w:tcW w:w="1672" w:type="dxa"/>
+            <w:vAlign w:val="center"/>
           </w:tcPr>
           <w:p>
             <w:r>
@@ -19940,6 +21015,7 @@
         <w:tc>
           <w:tcPr>
             <w:tcW w:w="1672" w:type="dxa"/>
+            <w:vAlign w:val="center"/>
           </w:tcPr>
           <w:p>
             <w:r>
@@ -19950,6 +21026,7 @@
         <w:tc>
           <w:tcPr>
             <w:tcW w:w="1672" w:type="dxa"/>
+            <w:vAlign w:val="center"/>
           </w:tcPr>
           <w:p>
             <w:r>
@@ -19960,6 +21037,7 @@
         <w:tc>
           <w:tcPr>
             <w:tcW w:w="1672" w:type="dxa"/>
+            <w:vAlign w:val="center"/>
           </w:tcPr>
           <w:p>
             <w:r>
@@ -19970,6 +21048,7 @@
         <w:tc>
           <w:tcPr>
             <w:tcW w:w="1672" w:type="dxa"/>
+            <w:vAlign w:val="center"/>
           </w:tcPr>
           <w:p>
             <w:r>
@@ -19979,9 +21058,13 @@
         </w:tc>
       </w:tr>
       <w:tr>
+        <w:trPr>
+          <w:jc w:val="center"/>
+        </w:trPr>
         <w:tc>
           <w:tcPr>
             <w:tcW w:w="1672" w:type="dxa"/>
+            <w:vAlign w:val="center"/>
           </w:tcPr>
           <w:p>
             <w:r>
@@ -19992,6 +21075,7 @@
         <w:tc>
           <w:tcPr>
             <w:tcW w:w="1672" w:type="dxa"/>
+            <w:vAlign w:val="center"/>
           </w:tcPr>
           <w:p>
             <w:r>
@@ -20002,6 +21086,7 @@
         <w:tc>
           <w:tcPr>
             <w:tcW w:w="1672" w:type="dxa"/>
+            <w:vAlign w:val="center"/>
           </w:tcPr>
           <w:p>
             <w:r>
@@ -20012,6 +21097,7 @@
         <w:tc>
           <w:tcPr>
             <w:tcW w:w="1672" w:type="dxa"/>
+            <w:vAlign w:val="center"/>
           </w:tcPr>
           <w:p>
             <w:r>
@@ -20022,6 +21108,7 @@
         <w:tc>
           <w:tcPr>
             <w:tcW w:w="1672" w:type="dxa"/>
+            <w:vAlign w:val="center"/>
           </w:tcPr>
           <w:p>
             <w:r>
@@ -20032,6 +21119,7 @@
         <w:tc>
           <w:tcPr>
             <w:tcW w:w="1672" w:type="dxa"/>
+            <w:vAlign w:val="center"/>
           </w:tcPr>
           <w:p>
             <w:r>
@@ -20041,9 +21129,13 @@
         </w:tc>
       </w:tr>
       <w:tr>
+        <w:trPr>
+          <w:jc w:val="center"/>
+        </w:trPr>
         <w:tc>
           <w:tcPr>
             <w:tcW w:w="1672" w:type="dxa"/>
+            <w:vAlign w:val="center"/>
           </w:tcPr>
           <w:p>
             <w:r>
@@ -20054,6 +21146,7 @@
         <w:tc>
           <w:tcPr>
             <w:tcW w:w="1672" w:type="dxa"/>
+            <w:vAlign w:val="center"/>
           </w:tcPr>
           <w:p>
             <w:r>
@@ -20064,6 +21157,7 @@
         <w:tc>
           <w:tcPr>
             <w:tcW w:w="1672" w:type="dxa"/>
+            <w:vAlign w:val="center"/>
           </w:tcPr>
           <w:p>
             <w:r>
@@ -20074,6 +21168,7 @@
         <w:tc>
           <w:tcPr>
             <w:tcW w:w="1672" w:type="dxa"/>
+            <w:vAlign w:val="center"/>
           </w:tcPr>
           <w:p>
             <w:r>
@@ -20084,6 +21179,7 @@
         <w:tc>
           <w:tcPr>
             <w:tcW w:w="1672" w:type="dxa"/>
+            <w:vAlign w:val="center"/>
           </w:tcPr>
           <w:p>
             <w:r>
@@ -20094,6 +21190,7 @@
         <w:tc>
           <w:tcPr>
             <w:tcW w:w="1672" w:type="dxa"/>
+            <w:vAlign w:val="center"/>
           </w:tcPr>
           <w:p>
             <w:r>
@@ -20103,9 +21200,13 @@
         </w:tc>
       </w:tr>
       <w:tr>
+        <w:trPr>
+          <w:jc w:val="center"/>
+        </w:trPr>
         <w:tc>
           <w:tcPr>
             <w:tcW w:w="1672" w:type="dxa"/>
+            <w:vAlign w:val="center"/>
           </w:tcPr>
           <w:p>
             <w:r>
@@ -20116,6 +21217,7 @@
         <w:tc>
           <w:tcPr>
             <w:tcW w:w="1672" w:type="dxa"/>
+            <w:vAlign w:val="center"/>
           </w:tcPr>
           <w:p>
             <w:r>
@@ -20126,6 +21228,7 @@
         <w:tc>
           <w:tcPr>
             <w:tcW w:w="1672" w:type="dxa"/>
+            <w:vAlign w:val="center"/>
           </w:tcPr>
           <w:p>
             <w:r>
@@ -20136,6 +21239,7 @@
         <w:tc>
           <w:tcPr>
             <w:tcW w:w="1672" w:type="dxa"/>
+            <w:vAlign w:val="center"/>
           </w:tcPr>
           <w:p>
             <w:r>
@@ -20146,6 +21250,7 @@
         <w:tc>
           <w:tcPr>
             <w:tcW w:w="1672" w:type="dxa"/>
+            <w:vAlign w:val="center"/>
           </w:tcPr>
           <w:p>
             <w:r>
@@ -20156,6 +21261,7 @@
         <w:tc>
           <w:tcPr>
             <w:tcW w:w="1672" w:type="dxa"/>
+            <w:vAlign w:val="center"/>
           </w:tcPr>
           <w:p>
             <w:r>
@@ -20165,9 +21271,13 @@
         </w:tc>
       </w:tr>
       <w:tr>
+        <w:trPr>
+          <w:jc w:val="center"/>
+        </w:trPr>
         <w:tc>
           <w:tcPr>
             <w:tcW w:w="1672" w:type="dxa"/>
+            <w:vAlign w:val="center"/>
           </w:tcPr>
           <w:p>
             <w:r>
@@ -20178,6 +21288,7 @@
         <w:tc>
           <w:tcPr>
             <w:tcW w:w="1672" w:type="dxa"/>
+            <w:vAlign w:val="center"/>
           </w:tcPr>
           <w:p>
             <w:r>
@@ -20188,6 +21299,7 @@
         <w:tc>
           <w:tcPr>
             <w:tcW w:w="1672" w:type="dxa"/>
+            <w:vAlign w:val="center"/>
           </w:tcPr>
           <w:p>
             <w:r>
@@ -20198,6 +21310,7 @@
         <w:tc>
           <w:tcPr>
             <w:tcW w:w="1672" w:type="dxa"/>
+            <w:vAlign w:val="center"/>
           </w:tcPr>
           <w:p>
             <w:r>
@@ -20208,6 +21321,7 @@
         <w:tc>
           <w:tcPr>
             <w:tcW w:w="1672" w:type="dxa"/>
+            <w:vAlign w:val="center"/>
           </w:tcPr>
           <w:p>
             <w:r>
@@ -20218,6 +21332,7 @@
         <w:tc>
           <w:tcPr>
             <w:tcW w:w="1672" w:type="dxa"/>
+            <w:vAlign w:val="center"/>
           </w:tcPr>
           <w:p>
             <w:r>
@@ -20782,7 +21897,7 @@
           <w:type w:val="continuous"/>
           <w:pgSz w:w="11907" w:h="16839" w:code="9"/>
           <w:pgMar w:top="1009" w:right="936" w:bottom="1009" w:left="936" w:header="431" w:footer="431" w:gutter="0"/>
-          <w:cols w:num="2" w:space="288"/>
+          <w:cols w:space="288"/>
           <w:docGrid w:linePitch="272"/>
         </w:sectPr>
       </w:pPr>
